--- a/L5Y-Show-Walkthrough.docx
+++ b/L5Y-Show-Walkthrough.docx
@@ -110,7 +110,7 @@
           <w:sz w:val="19"/>
           <w:szCs w:val="19"/>
         </w:rPr>
-        <w:t xml:space="preserve">The end, first: Facebook ambushes her with five years of memories, she texts him, and watches him read it and say nothing.</w:t>
+        <w:t xml:space="preserve">Five memory cards during the prologue, one text at measure 58 — and the memories return full-screen to close the song.</w:t>
       </w:r>
     </w:p>
     <w:p>
@@ -150,7 +150,7 @@
           <w:sz w:val="19"/>
           <w:szCs w:val="19"/>
         </w:rPr>
-        <w:t xml:space="preserve">The same night, other timeline: ten minutes of overwrought drafts collapse into a two-word first text.</w:t>
+        <w:t xml:space="preserve">Ten minutes of overwrought drafts collapse into a two-word first text — then black to the end of the number.</w:t>
       </w:r>
     </w:p>
     <w:p>
@@ -167,6 +167,86 @@
           <w:szCs w:val="22"/>
         </w:rPr>
         <w:t xml:space="preserve">3 · See I’m Smiling</w:t>
+      </w:r>
+      <w:r>
+        <w:rPr>
+          <w:rFonts w:ascii="Arial" w:cs="Arial" w:eastAsia="Arial" w:hAnsi="Arial"/>
+          <w:color w:val="7a5f1f"/>
+          <w:sz w:val="17"/>
+          <w:szCs w:val="17"/>
+        </w:rPr>
+        <w:t xml:space="preserve">   DUET · JULY 2025 OHIO (+ his 2021 call)</w:t>
+      </w:r>
+    </w:p>
+    <w:p>
+      <w:pPr>
+        <w:spacing w:after="110" w:line="250"/>
+        <w:ind w:left="240"/>
+      </w:pPr>
+      <w:r>
+        <w:rPr>
+          <w:rFonts w:ascii="Arial" w:cs="Arial" w:eastAsia="Arial" w:hAnsi="Arial"/>
+          <w:color w:val="6b7280"/>
+          <w:sz w:val="19"/>
+          <w:szCs w:val="19"/>
+        </w:rPr>
+        <w:t xml:space="preserve">One post and its likes, then black — the screens only return for Jamie’s phone call in the flashback.</w:t>
+      </w:r>
+    </w:p>
+    <w:p>
+      <w:pPr>
+        <w:spacing w:after="10" w:line="260"/>
+      </w:pPr>
+      <w:r>
+        <w:rPr>
+          <w:rFonts w:ascii="Arial" w:cs="Arial" w:eastAsia="Arial" w:hAnsi="Arial"/>
+          <w:b/>
+          <w:bCs/>
+          <w:color w:val="15151d"/>
+          <w:sz w:val="22"/>
+          <w:szCs w:val="22"/>
+        </w:rPr>
+        <w:t xml:space="preserve">4 · Moving Too Fast</w:t>
+      </w:r>
+      <w:r>
+        <w:rPr>
+          <w:rFonts w:ascii="Arial" w:cs="Arial" w:eastAsia="Arial" w:hAnsi="Arial"/>
+          <w:color w:val="2b6a7a"/>
+          <w:sz w:val="17"/>
+          <w:szCs w:val="17"/>
+        </w:rPr>
+        <w:t xml:space="preserve">   JAMIE · OCTOBER 2021</w:t>
+      </w:r>
+    </w:p>
+    <w:p>
+      <w:pPr>
+        <w:spacing w:after="110" w:line="250"/>
+        <w:ind w:left="240"/>
+      </w:pPr>
+      <w:r>
+        <w:rPr>
+          <w:rFonts w:ascii="Arial" w:cs="Arial" w:eastAsia="Arial" w:hAnsi="Arial"/>
+          <w:color w:val="6b7280"/>
+          <w:sz w:val="19"/>
+          <w:szCs w:val="19"/>
+        </w:rPr>
+        <w:t xml:space="preserve">Quiet until the wins land: five notifications on five lines at the end, then black.</w:t>
+      </w:r>
+    </w:p>
+    <w:p>
+      <w:pPr>
+        <w:spacing w:after="10" w:line="260"/>
+      </w:pPr>
+      <w:r>
+        <w:rPr>
+          <w:rFonts w:ascii="Arial" w:cs="Arial" w:eastAsia="Arial" w:hAnsi="Arial"/>
+          <w:b/>
+          <w:bCs/>
+          <w:color w:val="15151d"/>
+          <w:sz w:val="22"/>
+          <w:szCs w:val="22"/>
+        </w:rPr>
+        <w:t xml:space="preserve">5 · I’m a Part of That</w:t>
       </w:r>
       <w:r>
         <w:rPr>
@@ -175,7 +255,7 @@
           <w:sz w:val="17"/>
           <w:szCs w:val="17"/>
         </w:rPr>
-        <w:t xml:space="preserve">   CATHY · JULY 2025 OHIO — her birthday (+ 2021 flashback)</w:t>
+        <w:t xml:space="preserve">   CATHY · MARCH 2025</w:t>
       </w:r>
     </w:p>
     <w:p>
@@ -190,7 +270,7 @@
           <w:sz w:val="19"/>
           <w:szCs w:val="19"/>
         </w:rPr>
-        <w:t xml:space="preserve">Her birthday visit curdles: the forwarded ticket home, a flashback to his best day, and the furious reply she deletes.</w:t>
+        <w:t xml:space="preserve">Tagged “and guest” at his party, six hours of Not Delivered, and the question she only dares type into Google.</w:t>
       </w:r>
     </w:p>
     <w:p>
@@ -206,7 +286,7 @@
           <w:sz w:val="22"/>
           <w:szCs w:val="22"/>
         </w:rPr>
-        <w:t xml:space="preserve">4 · Moving Too Fast</w:t>
+        <w:t xml:space="preserve">6 · The Schmuel Song</w:t>
       </w:r>
       <w:r>
         <w:rPr>
@@ -215,7 +295,7 @@
           <w:sz w:val="17"/>
           <w:szCs w:val="17"/>
         </w:rPr>
-        <w:t xml:space="preserve">   JAMIE · OCTOBER 2021</w:t>
+        <w:t xml:space="preserve">   JAMIE · DECEMBER 2022 — second Christmas</w:t>
       </w:r>
     </w:p>
     <w:p>
@@ -230,7 +310,7 @@
           <w:sz w:val="19"/>
           <w:szCs w:val="19"/>
         </w:rPr>
-        <w:t xml:space="preserve">His year detonates in notifications — and in between the wins, they quietly build a life in apps.</w:t>
+        <w:t xml:space="preserve">The one laptop song: he writes her the Schmuel story live, gifts her the engraved watch, and builds her a runway.</w:t>
       </w:r>
     </w:p>
     <w:p>
@@ -246,7 +326,7 @@
           <w:sz w:val="22"/>
           <w:szCs w:val="22"/>
         </w:rPr>
-        <w:t xml:space="preserve">5 · I’m a Part of That</w:t>
+        <w:t xml:space="preserve">7 · A Summer in Ohio</w:t>
       </w:r>
       <w:r>
         <w:rPr>
@@ -255,7 +335,7 @@
           <w:sz w:val="17"/>
           <w:szCs w:val="17"/>
         </w:rPr>
-        <w:t xml:space="preserve">   CATHY · MARCH 2025</w:t>
+        <w:t xml:space="preserve">   CATHY · JUNE 2024 — three weeks married</w:t>
       </w:r>
     </w:p>
     <w:p>
@@ -270,7 +350,7 @@
           <w:sz w:val="19"/>
           <w:szCs w:val="19"/>
         </w:rPr>
-        <w:t xml:space="preserve">Tagged “and guest” at his party, six hours of Not Delivered, and the question she only dares type into Google.</w:t>
+        <w:t xml:space="preserve">Her comic letter home as a text thread — and four minutes of FaceTime with a husband who is half there.</w:t>
       </w:r>
     </w:p>
     <w:p>
@@ -286,7 +366,47 @@
           <w:sz w:val="22"/>
           <w:szCs w:val="22"/>
         </w:rPr>
-        <w:t xml:space="preserve">6 · The Schmuel Song</w:t>
+        <w:t xml:space="preserve">8 · The Next Ten Minutes</w:t>
+      </w:r>
+      <w:r>
+        <w:rPr>
+          <w:rFonts w:ascii="Arial" w:cs="Arial" w:eastAsia="Arial" w:hAnsi="Arial"/>
+          <w:color w:val="7a5f1f"/>
+          <w:sz w:val="17"/>
+          <w:szCs w:val="17"/>
+        </w:rPr>
+        <w:t xml:space="preserve">   DUET · MAY 18 2024 — the wedding</w:t>
+      </w:r>
+    </w:p>
+    <w:p>
+      <w:pPr>
+        <w:spacing w:after="110" w:line="250"/>
+        <w:ind w:left="240"/>
+      </w:pPr>
+      <w:r>
+        <w:rPr>
+          <w:rFonts w:ascii="Arial" w:cs="Arial" w:eastAsia="Arial" w:hAnsi="Arial"/>
+          <w:color w:val="6b7280"/>
+          <w:sz w:val="19"/>
+          <w:szCs w:val="19"/>
+        </w:rPr>
+        <w:t xml:space="preserve">True black for the proposal, one enormous shared date, two identical posts, and the flood.</w:t>
+      </w:r>
+    </w:p>
+    <w:p>
+      <w:pPr>
+        <w:spacing w:after="10" w:line="260"/>
+      </w:pPr>
+      <w:r>
+        <w:rPr>
+          <w:rFonts w:ascii="Arial" w:cs="Arial" w:eastAsia="Arial" w:hAnsi="Arial"/>
+          <w:b/>
+          <w:bCs/>
+          <w:color w:val="15151d"/>
+          <w:sz w:val="22"/>
+          <w:szCs w:val="22"/>
+        </w:rPr>
+        <w:t xml:space="preserve">9 · A Miracle Would Happen</w:t>
       </w:r>
       <w:r>
         <w:rPr>
@@ -295,7 +415,7 @@
           <w:sz w:val="17"/>
           <w:szCs w:val="17"/>
         </w:rPr>
-        <w:t xml:space="preserve">   JAMIE · DECEMBER 2022 — second Christmas</w:t>
+        <w:t xml:space="preserve">   JAMIE · OCTOBER 2024 → FEBRUARY 2025</w:t>
       </w:r>
     </w:p>
     <w:p>
@@ -310,7 +430,7 @@
           <w:sz w:val="19"/>
           <w:szCs w:val="19"/>
         </w:rPr>
-        <w:t xml:space="preserve">The one laptop song: he writes her the Schmuel story live, gifts her the engraved watch, and builds her a runway.</w:t>
+        <w:t xml:space="preserve">The temptation song: the DM he doesn’t delete, the wife he silences, and the first line he actually crosses.</w:t>
       </w:r>
     </w:p>
     <w:p>
@@ -326,7 +446,7 @@
           <w:sz w:val="22"/>
           <w:szCs w:val="22"/>
         </w:rPr>
-        <w:t xml:space="preserve">7 · A Summer in Ohio</w:t>
+        <w:t xml:space="preserve">10 · Climbing Uphill</w:t>
       </w:r>
       <w:r>
         <w:rPr>
@@ -335,7 +455,7 @@
           <w:sz w:val="17"/>
           <w:szCs w:val="17"/>
         </w:rPr>
-        <w:t xml:space="preserve">   CATHY · JUNE 2024 — three weeks married</w:t>
+        <w:t xml:space="preserve">   CATHY · FEBRUARY 2024 — audition day</w:t>
       </w:r>
     </w:p>
     <w:p>
@@ -350,7 +470,7 @@
           <w:sz w:val="19"/>
           <w:szCs w:val="19"/>
         </w:rPr>
-        <w:t xml:space="preserve">Her comic letter home as a text thread — and four minutes of FaceTime with a husband who is half there.</w:t>
+        <w:t xml:space="preserve">Audition-day hell: number 200 in the hallway, her real thoughts typed into a search bar and never searched.</w:t>
       </w:r>
     </w:p>
     <w:p>
@@ -366,7 +486,127 @@
           <w:sz w:val="22"/>
           <w:szCs w:val="22"/>
         </w:rPr>
-        <w:t xml:space="preserve">8 · The Next Ten Minutes</w:t>
+        <w:t xml:space="preserve">11 · If I Didn’t Believe In You</w:t>
+      </w:r>
+      <w:r>
+        <w:rPr>
+          <w:rFonts w:ascii="Arial" w:cs="Arial" w:eastAsia="Arial" w:hAnsi="Arial"/>
+          <w:color w:val="2b6a7a"/>
+          <w:sz w:val="17"/>
+          <w:szCs w:val="17"/>
+        </w:rPr>
+        <w:t xml:space="preserve">   JAMIE · MARCH 2026 — the fight</w:t>
+      </w:r>
+    </w:p>
+    <w:p>
+      <w:pPr>
+        <w:spacing w:after="110" w:line="250"/>
+        <w:ind w:left="240"/>
+      </w:pPr>
+      <w:r>
+        <w:rPr>
+          <w:rFonts w:ascii="Arial" w:cs="Arial" w:eastAsia="Arial" w:hAnsi="Arial"/>
+          <w:color w:val="6b7280"/>
+          <w:sz w:val="19"/>
+          <w:szCs w:val="19"/>
+        </w:rPr>
+        <w:t xml:space="preserve">The fight on a calendar, Elise texting mid-argument, and the reply Alonzo decides whether he sends.</w:t>
+      </w:r>
+    </w:p>
+    <w:p>
+      <w:pPr>
+        <w:spacing w:after="10" w:line="260"/>
+      </w:pPr>
+      <w:r>
+        <w:rPr>
+          <w:rFonts w:ascii="Arial" w:cs="Arial" w:eastAsia="Arial" w:hAnsi="Arial"/>
+          <w:b/>
+          <w:bCs/>
+          <w:color w:val="15151d"/>
+          <w:sz w:val="22"/>
+          <w:szCs w:val="22"/>
+        </w:rPr>
+        <w:t xml:space="preserve">12 · I Can Do Better Than That</w:t>
+      </w:r>
+      <w:r>
+        <w:rPr>
+          <w:rFonts w:ascii="Arial" w:cs="Arial" w:eastAsia="Arial" w:hAnsi="Arial"/>
+          <w:color w:val="a8336a"/>
+          <w:sz w:val="17"/>
+          <w:szCs w:val="17"/>
+        </w:rPr>
+        <w:t xml:space="preserve">   CATHY · NOVEMBER 2021 — the drive</w:t>
+      </w:r>
+    </w:p>
+    <w:p>
+      <w:pPr>
+        <w:spacing w:after="110" w:line="250"/>
+        <w:ind w:left="240"/>
+      </w:pPr>
+      <w:r>
+        <w:rPr>
+          <w:rFonts w:ascii="Arial" w:cs="Arial" w:eastAsia="Arial" w:hAnsi="Arial"/>
+          <w:color w:val="6b7280"/>
+          <w:sz w:val="19"/>
+          <w:szCs w:val="19"/>
+        </w:rPr>
+        <w:t xml:space="preserve">The drive home: other people’s settled lives scroll past, and three weeks of drafted courage end out loud.</w:t>
+      </w:r>
+    </w:p>
+    <w:p>
+      <w:pPr>
+        <w:spacing w:after="10" w:line="260"/>
+      </w:pPr>
+      <w:r>
+        <w:rPr>
+          <w:rFonts w:ascii="Arial" w:cs="Arial" w:eastAsia="Arial" w:hAnsi="Arial"/>
+          <w:b/>
+          <w:bCs/>
+          <w:color w:val="15151d"/>
+          <w:sz w:val="22"/>
+          <w:szCs w:val="22"/>
+        </w:rPr>
+        <w:t xml:space="preserve">13 · Nobody Needs to Know</w:t>
+      </w:r>
+      <w:r>
+        <w:rPr>
+          <w:rFonts w:ascii="Arial" w:cs="Arial" w:eastAsia="Arial" w:hAnsi="Arial"/>
+          <w:color w:val="2b6a7a"/>
+          <w:sz w:val="17"/>
+          <w:szCs w:val="17"/>
+        </w:rPr>
+        <w:t xml:space="preserve">   JAMIE · JUNE 2026 — 6:12 AM, not his bed</w:t>
+      </w:r>
+    </w:p>
+    <w:p>
+      <w:pPr>
+        <w:spacing w:after="110" w:line="250"/>
+        <w:ind w:left="240"/>
+      </w:pPr>
+      <w:r>
+        <w:rPr>
+          <w:rFonts w:ascii="Arial" w:cs="Arial" w:eastAsia="Arial" w:hAnsi="Arial"/>
+          <w:color w:val="6b7280"/>
+          <w:sz w:val="19"/>
+          <w:szCs w:val="19"/>
+        </w:rPr>
+        <w:t xml:space="preserve">The affair, administrated: five years of evidence he can’t delete, a contact renamed, sharing stopped, and a note carried for 11 weeks.</w:t>
+      </w:r>
+    </w:p>
+    <w:p>
+      <w:pPr>
+        <w:spacing w:after="10" w:line="260"/>
+      </w:pPr>
+      <w:r>
+        <w:rPr>
+          <w:rFonts w:ascii="Arial" w:cs="Arial" w:eastAsia="Arial" w:hAnsi="Arial"/>
+          <w:b/>
+          <w:bCs/>
+          <w:color w:val="15151d"/>
+          <w:sz w:val="22"/>
+          <w:szCs w:val="22"/>
+        </w:rPr>
+        <w:t xml:space="preserve">14 · Goodbye Until Tomorrow / I Could Never Rescue You</w:t>
       </w:r>
       <w:r>
         <w:rPr>
@@ -375,246 +615,6 @@
           <w:sz w:val="17"/>
           <w:szCs w:val="17"/>
         </w:rPr>
-        <w:t xml:space="preserve">   DUET · MAY 18 2024 — the wedding</w:t>
-      </w:r>
-    </w:p>
-    <w:p>
-      <w:pPr>
-        <w:spacing w:after="110" w:line="250"/>
-        <w:ind w:left="240"/>
-      </w:pPr>
-      <w:r>
-        <w:rPr>
-          <w:rFonts w:ascii="Arial" w:cs="Arial" w:eastAsia="Arial" w:hAnsi="Arial"/>
-          <w:color w:val="6b7280"/>
-          <w:sz w:val="19"/>
-          <w:szCs w:val="19"/>
-        </w:rPr>
-        <w:t xml:space="preserve">True black for the proposal, one enormous shared date, two identical posts, and the flood.</w:t>
-      </w:r>
-    </w:p>
-    <w:p>
-      <w:pPr>
-        <w:spacing w:after="10" w:line="260"/>
-      </w:pPr>
-      <w:r>
-        <w:rPr>
-          <w:rFonts w:ascii="Arial" w:cs="Arial" w:eastAsia="Arial" w:hAnsi="Arial"/>
-          <w:b/>
-          <w:bCs/>
-          <w:color w:val="15151d"/>
-          <w:sz w:val="22"/>
-          <w:szCs w:val="22"/>
-        </w:rPr>
-        <w:t xml:space="preserve">9 · A Miracle Would Happen</w:t>
-      </w:r>
-      <w:r>
-        <w:rPr>
-          <w:rFonts w:ascii="Arial" w:cs="Arial" w:eastAsia="Arial" w:hAnsi="Arial"/>
-          <w:color w:val="2b6a7a"/>
-          <w:sz w:val="17"/>
-          <w:szCs w:val="17"/>
-        </w:rPr>
-        <w:t xml:space="preserve">   JAMIE · OCTOBER 2024 → FEBRUARY 2025</w:t>
-      </w:r>
-    </w:p>
-    <w:p>
-      <w:pPr>
-        <w:spacing w:after="110" w:line="250"/>
-        <w:ind w:left="240"/>
-      </w:pPr>
-      <w:r>
-        <w:rPr>
-          <w:rFonts w:ascii="Arial" w:cs="Arial" w:eastAsia="Arial" w:hAnsi="Arial"/>
-          <w:color w:val="6b7280"/>
-          <w:sz w:val="19"/>
-          <w:szCs w:val="19"/>
-        </w:rPr>
-        <w:t xml:space="preserve">The temptation song: the DM he doesn’t delete, the wife he silences, and the first line he actually crosses.</w:t>
-      </w:r>
-    </w:p>
-    <w:p>
-      <w:pPr>
-        <w:spacing w:after="10" w:line="260"/>
-      </w:pPr>
-      <w:r>
-        <w:rPr>
-          <w:rFonts w:ascii="Arial" w:cs="Arial" w:eastAsia="Arial" w:hAnsi="Arial"/>
-          <w:b/>
-          <w:bCs/>
-          <w:color w:val="15151d"/>
-          <w:sz w:val="22"/>
-          <w:szCs w:val="22"/>
-        </w:rPr>
-        <w:t xml:space="preserve">10 · Climbing Uphill</w:t>
-      </w:r>
-      <w:r>
-        <w:rPr>
-          <w:rFonts w:ascii="Arial" w:cs="Arial" w:eastAsia="Arial" w:hAnsi="Arial"/>
-          <w:color w:val="a8336a"/>
-          <w:sz w:val="17"/>
-          <w:szCs w:val="17"/>
-        </w:rPr>
-        <w:t xml:space="preserve">   CATHY · FEBRUARY 2024 — audition day</w:t>
-      </w:r>
-    </w:p>
-    <w:p>
-      <w:pPr>
-        <w:spacing w:after="110" w:line="250"/>
-        <w:ind w:left="240"/>
-      </w:pPr>
-      <w:r>
-        <w:rPr>
-          <w:rFonts w:ascii="Arial" w:cs="Arial" w:eastAsia="Arial" w:hAnsi="Arial"/>
-          <w:color w:val="6b7280"/>
-          <w:sz w:val="19"/>
-          <w:szCs w:val="19"/>
-        </w:rPr>
-        <w:t xml:space="preserve">Audition-day hell: number 200 in the hallway, her real thoughts typed into a search bar and never searched.</w:t>
-      </w:r>
-    </w:p>
-    <w:p>
-      <w:pPr>
-        <w:spacing w:after="10" w:line="260"/>
-      </w:pPr>
-      <w:r>
-        <w:rPr>
-          <w:rFonts w:ascii="Arial" w:cs="Arial" w:eastAsia="Arial" w:hAnsi="Arial"/>
-          <w:b/>
-          <w:bCs/>
-          <w:color w:val="15151d"/>
-          <w:sz w:val="22"/>
-          <w:szCs w:val="22"/>
-        </w:rPr>
-        <w:t xml:space="preserve">11 · If I Didn’t Believe In You</w:t>
-      </w:r>
-      <w:r>
-        <w:rPr>
-          <w:rFonts w:ascii="Arial" w:cs="Arial" w:eastAsia="Arial" w:hAnsi="Arial"/>
-          <w:color w:val="2b6a7a"/>
-          <w:sz w:val="17"/>
-          <w:szCs w:val="17"/>
-        </w:rPr>
-        <w:t xml:space="preserve">   JAMIE · MARCH 2026 — the fight</w:t>
-      </w:r>
-    </w:p>
-    <w:p>
-      <w:pPr>
-        <w:spacing w:after="110" w:line="250"/>
-        <w:ind w:left="240"/>
-      </w:pPr>
-      <w:r>
-        <w:rPr>
-          <w:rFonts w:ascii="Arial" w:cs="Arial" w:eastAsia="Arial" w:hAnsi="Arial"/>
-          <w:color w:val="6b7280"/>
-          <w:sz w:val="19"/>
-          <w:szCs w:val="19"/>
-        </w:rPr>
-        <w:t xml:space="preserve">The fight on a calendar, Elise texting mid-argument, and the reply Alonzo decides whether he sends.</w:t>
-      </w:r>
-    </w:p>
-    <w:p>
-      <w:pPr>
-        <w:spacing w:after="10" w:line="260"/>
-      </w:pPr>
-      <w:r>
-        <w:rPr>
-          <w:rFonts w:ascii="Arial" w:cs="Arial" w:eastAsia="Arial" w:hAnsi="Arial"/>
-          <w:b/>
-          <w:bCs/>
-          <w:color w:val="15151d"/>
-          <w:sz w:val="22"/>
-          <w:szCs w:val="22"/>
-        </w:rPr>
-        <w:t xml:space="preserve">12 · I Can Do Better Than That</w:t>
-      </w:r>
-      <w:r>
-        <w:rPr>
-          <w:rFonts w:ascii="Arial" w:cs="Arial" w:eastAsia="Arial" w:hAnsi="Arial"/>
-          <w:color w:val="a8336a"/>
-          <w:sz w:val="17"/>
-          <w:szCs w:val="17"/>
-        </w:rPr>
-        <w:t xml:space="preserve">   CATHY · NOVEMBER 2021 — the drive</w:t>
-      </w:r>
-    </w:p>
-    <w:p>
-      <w:pPr>
-        <w:spacing w:after="110" w:line="250"/>
-        <w:ind w:left="240"/>
-      </w:pPr>
-      <w:r>
-        <w:rPr>
-          <w:rFonts w:ascii="Arial" w:cs="Arial" w:eastAsia="Arial" w:hAnsi="Arial"/>
-          <w:color w:val="6b7280"/>
-          <w:sz w:val="19"/>
-          <w:szCs w:val="19"/>
-        </w:rPr>
-        <w:t xml:space="preserve">The drive home: other people’s settled lives scroll past, and three weeks of drafted courage end out loud.</w:t>
-      </w:r>
-    </w:p>
-    <w:p>
-      <w:pPr>
-        <w:spacing w:after="10" w:line="260"/>
-      </w:pPr>
-      <w:r>
-        <w:rPr>
-          <w:rFonts w:ascii="Arial" w:cs="Arial" w:eastAsia="Arial" w:hAnsi="Arial"/>
-          <w:b/>
-          <w:bCs/>
-          <w:color w:val="15151d"/>
-          <w:sz w:val="22"/>
-          <w:szCs w:val="22"/>
-        </w:rPr>
-        <w:t xml:space="preserve">13 · Nobody Needs to Know</w:t>
-      </w:r>
-      <w:r>
-        <w:rPr>
-          <w:rFonts w:ascii="Arial" w:cs="Arial" w:eastAsia="Arial" w:hAnsi="Arial"/>
-          <w:color w:val="2b6a7a"/>
-          <w:sz w:val="17"/>
-          <w:szCs w:val="17"/>
-        </w:rPr>
-        <w:t xml:space="preserve">   JAMIE · JUNE 2026 — 6:12 AM, not his bed</w:t>
-      </w:r>
-    </w:p>
-    <w:p>
-      <w:pPr>
-        <w:spacing w:after="110" w:line="250"/>
-        <w:ind w:left="240"/>
-      </w:pPr>
-      <w:r>
-        <w:rPr>
-          <w:rFonts w:ascii="Arial" w:cs="Arial" w:eastAsia="Arial" w:hAnsi="Arial"/>
-          <w:color w:val="6b7280"/>
-          <w:sz w:val="19"/>
-          <w:szCs w:val="19"/>
-        </w:rPr>
-        <w:t xml:space="preserve">The affair, administrated: five years of evidence he can’t delete, a contact renamed, sharing stopped, and a note carried for 11 weeks.</w:t>
-      </w:r>
-    </w:p>
-    <w:p>
-      <w:pPr>
-        <w:spacing w:after="10" w:line="260"/>
-      </w:pPr>
-      <w:r>
-        <w:rPr>
-          <w:rFonts w:ascii="Arial" w:cs="Arial" w:eastAsia="Arial" w:hAnsi="Arial"/>
-          <w:b/>
-          <w:bCs/>
-          <w:color w:val="15151d"/>
-          <w:sz w:val="22"/>
-          <w:szCs w:val="22"/>
-        </w:rPr>
-        <w:t xml:space="preserve">14 · Goodbye Until Tomorrow / I Could Never Rescue You</w:t>
-      </w:r>
-      <w:r>
-        <w:rPr>
-          <w:rFonts w:ascii="Arial" w:cs="Arial" w:eastAsia="Arial" w:hAnsi="Arial"/>
-          <w:color w:val="7a5f1f"/>
-          <w:sz w:val="17"/>
-          <w:szCs w:val="17"/>
-        </w:rPr>
         <w:t xml:space="preserve">   DUET · SEPT 2021 first night · JUNE 2026 last afternoon</w:t>
       </w:r>
     </w:p>
@@ -686,7 +686,7 @@
           <w:sz w:val="23"/>
           <w:szCs w:val="23"/>
         </w:rPr>
-        <w:t xml:space="preserve">The show opens on the wreckage. It is the morning after Jamie's goodbye email, and Cathy's phone does what phones do: Facebook cheerfully serves up five years of anniversary memories, one for every year of them. She falls through the cards, lands in a Messages inbox full of condolences, and finally texts him — and the cruelest thing the screens do all night is show Delivered turn to READ, a typing bubble rise, and then stop. She ends the song re-reading the email that ended it, and noticing he emailed his lawyer first.</w:t>
+        <w:t xml:space="preserve">The house walks in on the title card — the clock, two hands running opposite directions. As the prologue (the wedding waltz) begins, Cathy is discovered on her phone: Facebook serves the anniversary memories and five cards turn, one per year, all before she sings a word. When she sings, the screen goes black — the song is hers. She picks the phone back up once, at measure 58 in the interlude, to text him: Delivered becomes READ at 9:44, a typing bubble rises, and stops. Then the phone frame drops away entirely and the memories return full screen — non-diegetic, she is not holding anything — ending on the happiest card. The email beats are cut: the letter lives in her blocking as paper.</w:t>
       </w:r>
     </w:p>
     <w:p>
@@ -718,7 +718,7 @@
           <w:sz w:val="24"/>
           <w:szCs w:val="24"/>
         </w:rPr>
-        <w:t xml:space="preserve">The ambush</w:t>
+        <w:t xml:space="preserve">Preshow</w:t>
       </w:r>
       <w:r>
         <w:rPr>
@@ -727,7 +727,7 @@
           <w:sz w:val="18"/>
           <w:szCs w:val="18"/>
         </w:rPr>
-        <w:t xml:space="preserve">   cues 1.1–1.3</w:t>
+        <w:t xml:space="preserve">   cues house card</w:t>
       </w:r>
     </w:p>
     <w:p>
@@ -755,7 +755,7 @@
           <w:sz w:val="20"/>
           <w:szCs w:val="20"/>
         </w:rPr>
-        <w:t xml:space="preserve">first piano bar / intro phrases</w:t>
+        <w:t xml:space="preserve">as the audience enters</w:t>
       </w:r>
     </w:p>
     <w:p>
@@ -770,7 +770,7 @@
           <w:sz w:val="21"/>
           <w:szCs w:val="21"/>
         </w:rPr>
-        <w:t xml:space="preserve">Her locked phone, already in her hand. Facebook pushes a Memories notification — she gives in and taps it.</w:t>
+        <w:t xml:space="preserve">THE LAST FIVE YEARS and the clock — two hands, two directions. First GO takes it out.</w:t>
       </w:r>
     </w:p>
     <w:p>
@@ -794,7 +794,7 @@
           <w:sz w:val="24"/>
           <w:szCs w:val="24"/>
         </w:rPr>
-        <w:t xml:space="preserve">Five years in five cards</w:t>
+        <w:t xml:space="preserve">The prologue scroll</w:t>
       </w:r>
       <w:r>
         <w:rPr>
@@ -803,7 +803,7 @@
           <w:sz w:val="18"/>
           <w:szCs w:val="18"/>
         </w:rPr>
-        <w:t xml:space="preserve">   cues 1.4–1.8</w:t>
+        <w:t xml:space="preserve">   cues 1.1–1.8</w:t>
       </w:r>
     </w:p>
     <w:p>
@@ -831,7 +831,7 @@
           <w:sz w:val="20"/>
           <w:szCs w:val="20"/>
         </w:rPr>
-        <w:t xml:space="preserve">“CATHERINE is discovered” → “And I’m still hurting”</w:t>
+        <w:t xml:space="preserve">the wedding waltz → intro of Still Hurting</w:t>
       </w:r>
     </w:p>
     <w:p>
@@ -846,7 +846,7 @@
           <w:sz w:val="21"/>
           <w:szCs w:val="21"/>
         </w:rPr>
-        <w:t xml:space="preserve">Each sung phrase turns one anniversary card: first summer, the couch, the proposal, the wedding portrait, the pier. Her scroll hesitates exactly where she isn’t ready.</w:t>
+        <w:t xml:space="preserve">She is discovered on her phone. The Memories notification, then five cards turn: 2021, the couch, the ring, the wedding, the pier. Close-up framing so every card reads.</w:t>
       </w:r>
     </w:p>
     <w:p>
@@ -870,7 +870,7 @@
           <w:sz w:val="24"/>
           <w:szCs w:val="24"/>
         </w:rPr>
-        <w:t xml:space="preserve">Everyone already knows</w:t>
+        <w:t xml:space="preserve">Black — she sings</w:t>
       </w:r>
       <w:r>
         <w:rPr>
@@ -879,7 +879,7 @@
           <w:sz w:val="18"/>
           <w:szCs w:val="18"/>
         </w:rPr>
-        <w:t xml:space="preserve">   cues 1.9–1.10</w:t>
+        <w:t xml:space="preserve">   cues 1.9</w:t>
       </w:r>
     </w:p>
     <w:p>
@@ -907,7 +907,7 @@
           <w:sz w:val="20"/>
           <w:szCs w:val="20"/>
         </w:rPr>
-        <w:t xml:space="preserve">“Jamie arrived at the end of the line”</w:t>
+        <w:t xml:space="preserve">as she begins to sing</w:t>
       </w:r>
     </w:p>
     <w:p>
@@ -922,7 +922,7 @@
           <w:sz w:val="21"/>
           <w:szCs w:val="21"/>
         </w:rPr>
-        <w:t xml:space="preserve">Her Messages list is wall-to-wall condolences. Her thumb hovers over his name and does not commit — the fermata the whole opening hangs on.</w:t>
+        <w:t xml:space="preserve">Phone down. Screen to black. Nothing competes with her.</w:t>
       </w:r>
     </w:p>
     <w:p>
@@ -946,7 +946,7 @@
           <w:sz w:val="24"/>
           <w:szCs w:val="24"/>
         </w:rPr>
-        <w:t xml:space="preserve">She texts him</w:t>
+        <w:t xml:space="preserve">The interlude text</w:t>
       </w:r>
       <w:r>
         <w:rPr>
@@ -955,7 +955,7 @@
           <w:sz w:val="18"/>
           <w:szCs w:val="18"/>
         </w:rPr>
-        <w:t xml:space="preserve">   cues 1.11–1.16</w:t>
+        <w:t xml:space="preserve">   cues 1.10–1.13</w:t>
       </w:r>
     </w:p>
     <w:p>
@@ -983,7 +983,7 @@
           <w:sz w:val="20"/>
           <w:szCs w:val="20"/>
         </w:rPr>
-        <w:t xml:space="preserve">“Jamie is probably feeling just fine”</w:t>
+        <w:t xml:space="preserve">INTERLUDE — measure 58</w:t>
       </w:r>
     </w:p>
     <w:p>
@@ -998,7 +998,7 @@
           <w:sz w:val="21"/>
           <w:szCs w:val="21"/>
         </w:rPr>
-        <w:t xml:space="preserve">The thread opens mid-history. She types “I’m not sure that I can do this without you” live, sends it — Delivered becomes READ, his typing bubble rises… and stops.</w:t>
+        <w:t xml:space="preserve">Unlock, the condolence inbox, his thread mid-history. She types “I’m not sure that I can do this without you” live and sends it.</w:t>
       </w:r>
     </w:p>
     <w:p>
@@ -1022,7 +1022,7 @@
           <w:sz w:val="24"/>
           <w:szCs w:val="24"/>
         </w:rPr>
-        <w:t xml:space="preserve">The memo</w:t>
+        <w:t xml:space="preserve">Read. Typing. Nothing.</w:t>
       </w:r>
       <w:r>
         <w:rPr>
@@ -1031,7 +1031,7 @@
           <w:sz w:val="18"/>
           <w:szCs w:val="18"/>
         </w:rPr>
-        <w:t xml:space="preserve">   cues 1.17–1.20</w:t>
+        <w:t xml:space="preserve">   cues 1.14–1.16</w:t>
       </w:r>
     </w:p>
     <w:p>
@@ -1059,7 +1059,7 @@
           <w:sz w:val="20"/>
           <w:szCs w:val="20"/>
         </w:rPr>
-        <w:t xml:space="preserve">“Jamie is sure something wonderful died”</w:t>
+        <w:t xml:space="preserve">“What about lies” → “What about you?”</w:t>
       </w:r>
     </w:p>
     <w:p>
@@ -1074,7 +1074,7 @@
           <w:sz w:val="21"/>
           <w:szCs w:val="21"/>
         </w:rPr>
-        <w:t xml:space="preserve">His breakup email, formatted like a memo — and the lawyer’s email above it, timestamped 2:50, before hers. Hard black on the cutoff.</w:t>
+        <w:t xml:space="preserve">Delivered flips to READ 9:44. His bubble rises on the soft bloom — and stops.</w:t>
       </w:r>
     </w:p>
     <w:p>
@@ -1087,103 +1087,6 @@
     </w:p>
     <w:p>
       <w:pPr>
-        <w:spacing w:after="0"/>
-      </w:pPr>
-      <w:r>
-        <w:rPr>
-          <w:rFonts w:ascii="Arial" w:cs="Arial" w:eastAsia="Arial" w:hAnsi="Arial"/>
-          <w:b/>
-          <w:bCs/>
-          <w:color w:val="6b7280"/>
-          <w:sz w:val="18"/>
-          <w:szCs w:val="18"/>
-        </w:rPr>
-        <w:t xml:space="preserve">Dig in:  </w:t>
-      </w:r>
-      <w:r>
-        <w:rPr>
-          <w:rFonts w:ascii="Arial" w:cs="Arial" w:eastAsia="Arial" w:hAnsi="Arial"/>
-          <w:color w:val="6b7280"/>
-          <w:sz w:val="18"/>
-          <w:szCs w:val="18"/>
-        </w:rPr>
-        <w:t xml:space="preserve">Cue Bible 1.1–1.20 for exact screen text, mechanics and sound  ·  Cue Sheet for firing order and script refs</w:t>
-      </w:r>
-    </w:p>
-    <w:p>
-      <w:pPr>
-        <w:pageBreakBefore/>
-        <w:spacing w:after="20"/>
-      </w:pPr>
-      <w:r>
-        <w:rPr>
-          <w:rFonts w:ascii="Arial" w:cs="Arial" w:eastAsia="Arial" w:hAnsi="Arial"/>
-          <w:b/>
-          <w:bCs/>
-          <w:color w:val="15151d"/>
-          <w:sz w:val="40"/>
-          <w:szCs w:val="40"/>
-        </w:rPr>
-        <w:t xml:space="preserve">2 · Shiksa Goddess</w:t>
-      </w:r>
-    </w:p>
-    <w:p>
-      <w:pPr>
-        <w:spacing w:after="160"/>
-      </w:pPr>
-      <w:r>
-        <w:rPr>
-          <w:rFonts w:ascii="Arial" w:cs="Arial" w:eastAsia="Arial" w:hAnsi="Arial"/>
-          <w:b/>
-          <w:bCs/>
-          <w:color w:val="2b6a7a"/>
-          <w:sz w:val="22"/>
-          <w:szCs w:val="22"/>
-        </w:rPr>
-        <w:t xml:space="preserve">JAMIE</w:t>
-      </w:r>
-      <w:r>
-        <w:rPr>
-          <w:rFonts w:ascii="Arial" w:cs="Arial" w:eastAsia="Arial" w:hAnsi="Arial"/>
-          <w:color w:val="6b7280"/>
-          <w:sz w:val="22"/>
-          <w:szCs w:val="22"/>
-        </w:rPr>
-        <w:t xml:space="preserve">   ·   iPhone   ·   SEPTEMBER 2021 — 11:38 PM</w:t>
-      </w:r>
-    </w:p>
-    <w:p>
-      <w:pPr>
-        <w:spacing w:after="200" w:line="340"/>
-      </w:pPr>
-      <w:r>
-        <w:rPr>
-          <w:rFonts w:ascii="Arial" w:cs="Arial" w:eastAsia="Arial" w:hAnsi="Arial"/>
-          <w:color w:val="15151d"/>
-          <w:sz w:val="23"/>
-          <w:szCs w:val="23"/>
-        </w:rPr>
-        <w:t xml:space="preserve">Straight out of her blackout: the same September night the finale will return to, from his side. Jamie is walking home from the first date trying to write the first text. He types a grand declaration and deletes it, types a bolder one and deletes that too, and finally sends two casual words. Her typing bubble rises — and stays up. The finale pays that bubble off.</w:t>
-      </w:r>
-    </w:p>
-    <w:p>
-      <w:pPr>
-        <w:spacing w:after="120"/>
-      </w:pPr>
-      <w:r>
-        <w:rPr>
-          <w:rFonts w:ascii="Arial" w:cs="Arial" w:eastAsia="Arial" w:hAnsi="Arial"/>
-          <w:b/>
-          <w:bCs/>
-          <w:color w:val="7a5f1f"/>
-          <w:sz w:val="20"/>
-          <w:szCs w:val="20"/>
-        </w:rPr>
-        <w:t xml:space="preserve">THE BEATS</w:t>
-      </w:r>
-    </w:p>
-    <w:p>
-      <w:pPr>
         <w:spacing w:after="20"/>
       </w:pPr>
       <w:r>
@@ -1195,7 +1098,7 @@
           <w:sz w:val="24"/>
           <w:szCs w:val="24"/>
         </w:rPr>
-        <w:t xml:space="preserve">Straight to her number</w:t>
+        <w:t xml:space="preserve">The memories return ⚠</w:t>
       </w:r>
       <w:r>
         <w:rPr>
@@ -1204,7 +1107,7 @@
           <w:sz w:val="18"/>
           <w:szCs w:val="18"/>
         </w:rPr>
-        <w:t xml:space="preserve">   cues 2.1–2.3</w:t>
+        <w:t xml:space="preserve">   cues 1.17–1.20</w:t>
       </w:r>
     </w:p>
     <w:p>
@@ -1228,11 +1131,11 @@
           <w:rFonts w:ascii="Arial" w:cs="Arial" w:eastAsia="Arial" w:hAnsi="Arial"/>
           <w:i/>
           <w:iCs/>
-          <w:color w:val="2b6a7a"/>
-          <w:sz w:val="20"/>
-          <w:szCs w:val="20"/>
-        </w:rPr>
-        <w:t xml:space="preserve">segue chord → “I’m breaking my mother’s heart”</w:t>
+          <w:color w:val="a8336a"/>
+          <w:sz w:val="20"/>
+          <w:szCs w:val="20"/>
+        </w:rPr>
+        <w:t xml:space="preserve">⚠CONFIRM — “Give me a day” / “Bring back the lies”</w:t>
       </w:r>
     </w:p>
     <w:p>
@@ -1247,7 +1150,7 @@
           <w:sz w:val="21"/>
           <w:szCs w:val="21"/>
         </w:rPr>
-        <w:t xml:space="preserve">No hesitation: unlock, Messages, her thread — one hour old, one message in it: her number.</w:t>
+        <w:t xml:space="preserve">She locks the phone (black) — then the frame drops away and the feed fills the whole screen, resting on the wedding, drifting back to the first summer. Hard black on the cutoff.</w:t>
       </w:r>
     </w:p>
     <w:p>
@@ -1260,6 +1163,103 @@
     </w:p>
     <w:p>
       <w:pPr>
+        <w:spacing w:after="0"/>
+      </w:pPr>
+      <w:r>
+        <w:rPr>
+          <w:rFonts w:ascii="Arial" w:cs="Arial" w:eastAsia="Arial" w:hAnsi="Arial"/>
+          <w:b/>
+          <w:bCs/>
+          <w:color w:val="6b7280"/>
+          <w:sz w:val="18"/>
+          <w:szCs w:val="18"/>
+        </w:rPr>
+        <w:t xml:space="preserve">Dig in:  </w:t>
+      </w:r>
+      <w:r>
+        <w:rPr>
+          <w:rFonts w:ascii="Arial" w:cs="Arial" w:eastAsia="Arial" w:hAnsi="Arial"/>
+          <w:color w:val="6b7280"/>
+          <w:sz w:val="18"/>
+          <w:szCs w:val="18"/>
+        </w:rPr>
+        <w:t xml:space="preserve">Cue Bible 1.1–1.20 for exact screen text, mechanics and sound  ·  Cue Sheet for firing order and script refs</w:t>
+      </w:r>
+    </w:p>
+    <w:p>
+      <w:pPr>
+        <w:pageBreakBefore/>
+        <w:spacing w:after="20"/>
+      </w:pPr>
+      <w:r>
+        <w:rPr>
+          <w:rFonts w:ascii="Arial" w:cs="Arial" w:eastAsia="Arial" w:hAnsi="Arial"/>
+          <w:b/>
+          <w:bCs/>
+          <w:color w:val="15151d"/>
+          <w:sz w:val="40"/>
+          <w:szCs w:val="40"/>
+        </w:rPr>
+        <w:t xml:space="preserve">2 · Shiksa Goddess</w:t>
+      </w:r>
+    </w:p>
+    <w:p>
+      <w:pPr>
+        <w:spacing w:after="160"/>
+      </w:pPr>
+      <w:r>
+        <w:rPr>
+          <w:rFonts w:ascii="Arial" w:cs="Arial" w:eastAsia="Arial" w:hAnsi="Arial"/>
+          <w:b/>
+          <w:bCs/>
+          <w:color w:val="2b6a7a"/>
+          <w:sz w:val="22"/>
+          <w:szCs w:val="22"/>
+        </w:rPr>
+        <w:t xml:space="preserve">JAMIE</w:t>
+      </w:r>
+      <w:r>
+        <w:rPr>
+          <w:rFonts w:ascii="Arial" w:cs="Arial" w:eastAsia="Arial" w:hAnsi="Arial"/>
+          <w:color w:val="6b7280"/>
+          <w:sz w:val="22"/>
+          <w:szCs w:val="22"/>
+        </w:rPr>
+        <w:t xml:space="preserve">   ·   iPhone   ·   SEPTEMBER 2021 — 11:38 PM</w:t>
+      </w:r>
+    </w:p>
+    <w:p>
+      <w:pPr>
+        <w:spacing w:after="200" w:line="340"/>
+      </w:pPr>
+      <w:r>
+        <w:rPr>
+          <w:rFonts w:ascii="Arial" w:cs="Arial" w:eastAsia="Arial" w:hAnsi="Arial"/>
+          <w:color w:val="15151d"/>
+          <w:sz w:val="23"/>
+          <w:szCs w:val="23"/>
+        </w:rPr>
+        <w:t xml:space="preserve">Straight out of her blackout: the same September night the finale returns to, from his side. He goes to Messages on “I’m breaking my mother’s heart” — her thread an hour old, one message in it: her number. Two grand declarations typed and deleted, then two casual words, sent on “I’ve been waiting for someone like you.” Her typing bubble rises under the vamp and holds. Then the screen goes black for the rest of the song — he can put the phone down after the send.</w:t>
+      </w:r>
+    </w:p>
+    <w:p>
+      <w:pPr>
+        <w:spacing w:after="120"/>
+      </w:pPr>
+      <w:r>
+        <w:rPr>
+          <w:rFonts w:ascii="Arial" w:cs="Arial" w:eastAsia="Arial" w:hAnsi="Arial"/>
+          <w:b/>
+          <w:bCs/>
+          <w:color w:val="7a5f1f"/>
+          <w:sz w:val="20"/>
+          <w:szCs w:val="20"/>
+        </w:rPr>
+        <w:t xml:space="preserve">THE BEATS</w:t>
+      </w:r>
+    </w:p>
+    <w:p>
+      <w:pPr>
         <w:spacing w:after="20"/>
       </w:pPr>
       <w:r>
@@ -1271,7 +1271,7 @@
           <w:sz w:val="24"/>
           <w:szCs w:val="24"/>
         </w:rPr>
-        <w:t xml:space="preserve">The drafts</w:t>
+        <w:t xml:space="preserve">Straight to her number</w:t>
       </w:r>
       <w:r>
         <w:rPr>
@@ -1280,7 +1280,7 @@
           <w:sz w:val="18"/>
           <w:szCs w:val="18"/>
         </w:rPr>
-        <w:t xml:space="preserve">   cues 2.4–2.7</w:t>
+        <w:t xml:space="preserve">   cues 2.1–2.3</w:t>
       </w:r>
     </w:p>
     <w:p>
@@ -1308,7 +1308,7 @@
           <w:sz w:val="20"/>
           <w:szCs w:val="20"/>
         </w:rPr>
-        <w:t xml:space="preserve">“And if you had a tattoo…”</w:t>
+        <w:t xml:space="preserve">segue chord → “I’m breaking my mother’s heart”</w:t>
       </w:r>
     </w:p>
     <w:p>
@@ -1323,7 +1323,7 @@
           <w:sz w:val="21"/>
           <w:szCs w:val="21"/>
         </w:rPr>
-        <w:t xml:space="preserve">A long overwrought draft, backspaced to nothing. A bolder one. Deleted too. Ten minutes on a sidewalk, failing to write a text.</w:t>
+        <w:t xml:space="preserve">No hesitation: unlock, Messages, her thread — one hour old, one message in it: her number.</w:t>
       </w:r>
     </w:p>
     <w:p>
@@ -1347,7 +1347,7 @@
           <w:sz w:val="24"/>
           <w:szCs w:val="24"/>
         </w:rPr>
-        <w:t xml:space="preserve">Two words</w:t>
+        <w:t xml:space="preserve">The drafts</w:t>
       </w:r>
       <w:r>
         <w:rPr>
@@ -1356,7 +1356,7 @@
           <w:sz w:val="18"/>
           <w:szCs w:val="18"/>
         </w:rPr>
-        <w:t xml:space="preserve">   cues 2.8–2.10</w:t>
+        <w:t xml:space="preserve">   cues 2.4–2.7</w:t>
       </w:r>
     </w:p>
     <w:p>
@@ -1384,7 +1384,7 @@
           <w:sz w:val="20"/>
           <w:szCs w:val="20"/>
         </w:rPr>
-        <w:t xml:space="preserve">“I’ve been waiting for someone like you”</w:t>
+        <w:t xml:space="preserve">“And if you had a tattoo…”</w:t>
       </w:r>
     </w:p>
     <w:p>
@@ -1399,7 +1399,7 @@
           <w:sz w:val="21"/>
           <w:szCs w:val="21"/>
         </w:rPr>
-        <w:t xml:space="preserve">He types two casual words and sends. Her typing bubble appears — and holds through the button.</w:t>
+        <w:t xml:space="preserve">A long overwrought draft, backspaced to nothing. A bolder one. Deleted too. Ten minutes on a sidewalk, failing to write a text.</w:t>
       </w:r>
     </w:p>
     <w:p>
@@ -1412,103 +1412,6 @@
     </w:p>
     <w:p>
       <w:pPr>
-        <w:spacing w:after="0"/>
-      </w:pPr>
-      <w:r>
-        <w:rPr>
-          <w:rFonts w:ascii="Arial" w:cs="Arial" w:eastAsia="Arial" w:hAnsi="Arial"/>
-          <w:b/>
-          <w:bCs/>
-          <w:color w:val="6b7280"/>
-          <w:sz w:val="18"/>
-          <w:szCs w:val="18"/>
-        </w:rPr>
-        <w:t xml:space="preserve">Dig in:  </w:t>
-      </w:r>
-      <w:r>
-        <w:rPr>
-          <w:rFonts w:ascii="Arial" w:cs="Arial" w:eastAsia="Arial" w:hAnsi="Arial"/>
-          <w:color w:val="6b7280"/>
-          <w:sz w:val="18"/>
-          <w:szCs w:val="18"/>
-        </w:rPr>
-        <w:t xml:space="preserve">Cue Bible 2.1–2.10 for exact screen text, mechanics and sound  ·  Cue Sheet for firing order and script refs</w:t>
-      </w:r>
-    </w:p>
-    <w:p>
-      <w:pPr>
-        <w:pageBreakBefore/>
-        <w:spacing w:after="20"/>
-      </w:pPr>
-      <w:r>
-        <w:rPr>
-          <w:rFonts w:ascii="Arial" w:cs="Arial" w:eastAsia="Arial" w:hAnsi="Arial"/>
-          <w:b/>
-          <w:bCs/>
-          <w:color w:val="15151d"/>
-          <w:sz w:val="40"/>
-          <w:szCs w:val="40"/>
-        </w:rPr>
-        <w:t xml:space="preserve">3 · See I’m Smiling</w:t>
-      </w:r>
-    </w:p>
-    <w:p>
-      <w:pPr>
-        <w:spacing w:after="160"/>
-      </w:pPr>
-      <w:r>
-        <w:rPr>
-          <w:rFonts w:ascii="Arial" w:cs="Arial" w:eastAsia="Arial" w:hAnsi="Arial"/>
-          <w:b/>
-          <w:bCs/>
-          <w:color w:val="a8336a"/>
-          <w:sz w:val="22"/>
-          <w:szCs w:val="22"/>
-        </w:rPr>
-        <w:t xml:space="preserve">CATHY</w:t>
-      </w:r>
-      <w:r>
-        <w:rPr>
-          <w:rFonts w:ascii="Arial" w:cs="Arial" w:eastAsia="Arial" w:hAnsi="Arial"/>
-          <w:color w:val="6b7280"/>
-          <w:sz w:val="22"/>
-          <w:szCs w:val="22"/>
-        </w:rPr>
-        <w:t xml:space="preserve">   ·   iPhone   ·   JULY 2025 OHIO — her birthday (+ 2021 flashback)</w:t>
-      </w:r>
-    </w:p>
-    <w:p>
-      <w:pPr>
-        <w:spacing w:after="200" w:line="340"/>
-      </w:pPr>
-      <w:r>
-        <w:rPr>
-          <w:rFonts w:ascii="Arial" w:cs="Arial" w:eastAsia="Arial" w:hAnsi="Arial"/>
-          <w:color w:val="15151d"/>
-          <w:sz w:val="23"/>
-          <w:szCs w:val="23"/>
-        </w:rPr>
-        <w:t xml:space="preserve">Her birthday at the Ohio summer theatre, and he actually came. She posts the pier photo; the likes climb — then the forwarded Amtrak eTicket drops over them: he is leaving tomorrow, and he booked it before he arrived. The clock spins back to 2021 for the phone call where he got the book deal — the version of them she keeps trying to get back to — then returns to a lock screen filling with birthday texts. His arrives at 11:58: lowercase, six words. She types the furious true reply, and deletes it.</w:t>
-      </w:r>
-    </w:p>
-    <w:p>
-      <w:pPr>
-        <w:spacing w:after="120"/>
-      </w:pPr>
-      <w:r>
-        <w:rPr>
-          <w:rFonts w:ascii="Arial" w:cs="Arial" w:eastAsia="Arial" w:hAnsi="Arial"/>
-          <w:b/>
-          <w:bCs/>
-          <w:color w:val="7a5f1f"/>
-          <w:sz w:val="20"/>
-          <w:szCs w:val="20"/>
-        </w:rPr>
-        <w:t xml:space="preserve">THE BEATS</w:t>
-      </w:r>
-    </w:p>
-    <w:p>
-      <w:pPr>
         <w:spacing w:after="20"/>
       </w:pPr>
       <w:r>
@@ -1520,7 +1423,7 @@
           <w:sz w:val="24"/>
           <w:szCs w:val="24"/>
         </w:rPr>
-        <w:t xml:space="preserve">The birthday post</w:t>
+        <w:t xml:space="preserve">Two words</w:t>
       </w:r>
       <w:r>
         <w:rPr>
@@ -1529,7 +1432,7 @@
           <w:sz w:val="18"/>
           <w:szCs w:val="18"/>
         </w:rPr>
-        <w:t xml:space="preserve">   cues 3.1–3.3</w:t>
+        <w:t xml:space="preserve">   cues 2.8–2.10</w:t>
       </w:r>
     </w:p>
     <w:p>
@@ -1553,11 +1456,11 @@
           <w:rFonts w:ascii="Arial" w:cs="Arial" w:eastAsia="Arial" w:hAnsi="Arial"/>
           <w:i/>
           <w:iCs/>
-          <w:color w:val="a8336a"/>
-          <w:sz w:val="20"/>
-          <w:szCs w:val="20"/>
-        </w:rPr>
-        <w:t xml:space="preserve">scene change → “Jamie, I’m so happy you’re here!”</w:t>
+          <w:color w:val="2b6a7a"/>
+          <w:sz w:val="20"/>
+          <w:szCs w:val="20"/>
+        </w:rPr>
+        <w:t xml:space="preserve">“I’ve been waiting for someone like you”</w:t>
       </w:r>
     </w:p>
     <w:p>
@@ -1572,7 +1475,7 @@
           <w:sz w:val="21"/>
           <w:szCs w:val="21"/>
         </w:rPr>
-        <w:t xml:space="preserve">She posts the pier photo; likes climb.</w:t>
+        <w:t xml:space="preserve">He types two casual words and sends. Her typing bubble appears — and holds through the button.</w:t>
       </w:r>
     </w:p>
     <w:p>
@@ -1596,7 +1499,7 @@
           <w:sz w:val="24"/>
           <w:szCs w:val="24"/>
         </w:rPr>
-        <w:t xml:space="preserve">He’s leaving early</w:t>
+        <w:t xml:space="preserve">Black to the end</w:t>
       </w:r>
       <w:r>
         <w:rPr>
@@ -1605,7 +1508,7 @@
           <w:sz w:val="18"/>
           <w:szCs w:val="18"/>
         </w:rPr>
-        <w:t xml:space="preserve">   cues 3.4</w:t>
+        <w:t xml:space="preserve">   cues 2.11</w:t>
       </w:r>
     </w:p>
     <w:p>
@@ -1629,11 +1532,11 @@
           <w:rFonts w:ascii="Arial" w:cs="Arial" w:eastAsia="Arial" w:hAnsi="Arial"/>
           <w:i/>
           <w:iCs/>
-          <w:color w:val="a8336a"/>
-          <w:sz w:val="20"/>
-          <w:szCs w:val="20"/>
-        </w:rPr>
-        <w:t xml:space="preserve">HER face falls (stage)</w:t>
+          <w:color w:val="2b6a7a"/>
+          <w:sz w:val="20"/>
+          <w:szCs w:val="20"/>
+        </w:rPr>
+        <w:t xml:space="preserve">after the vamp settles</w:t>
       </w:r>
     </w:p>
     <w:p>
@@ -1648,7 +1551,7 @@
           <w:sz w:val="21"/>
           <w:szCs w:val="21"/>
         </w:rPr>
-        <w:t xml:space="preserve">The forwarded eTicket banner lands over Facebook — booked before he even arrived.</w:t>
+        <w:t xml:space="preserve">Blackout for the rest of the number. The song is his.</w:t>
       </w:r>
     </w:p>
     <w:p>
@@ -1661,6 +1564,103 @@
     </w:p>
     <w:p>
       <w:pPr>
+        <w:spacing w:after="0"/>
+      </w:pPr>
+      <w:r>
+        <w:rPr>
+          <w:rFonts w:ascii="Arial" w:cs="Arial" w:eastAsia="Arial" w:hAnsi="Arial"/>
+          <w:b/>
+          <w:bCs/>
+          <w:color w:val="6b7280"/>
+          <w:sz w:val="18"/>
+          <w:szCs w:val="18"/>
+        </w:rPr>
+        <w:t xml:space="preserve">Dig in:  </w:t>
+      </w:r>
+      <w:r>
+        <w:rPr>
+          <w:rFonts w:ascii="Arial" w:cs="Arial" w:eastAsia="Arial" w:hAnsi="Arial"/>
+          <w:color w:val="6b7280"/>
+          <w:sz w:val="18"/>
+          <w:szCs w:val="18"/>
+        </w:rPr>
+        <w:t xml:space="preserve">Cue Bible 2.1–2.11 for exact screen text, mechanics and sound  ·  Cue Sheet for firing order and script refs</w:t>
+      </w:r>
+    </w:p>
+    <w:p>
+      <w:pPr>
+        <w:pageBreakBefore/>
+        <w:spacing w:after="20"/>
+      </w:pPr>
+      <w:r>
+        <w:rPr>
+          <w:rFonts w:ascii="Arial" w:cs="Arial" w:eastAsia="Arial" w:hAnsi="Arial"/>
+          <w:b/>
+          <w:bCs/>
+          <w:color w:val="15151d"/>
+          <w:sz w:val="40"/>
+          <w:szCs w:val="40"/>
+        </w:rPr>
+        <w:t xml:space="preserve">3 · See I’m Smiling</w:t>
+      </w:r>
+    </w:p>
+    <w:p>
+      <w:pPr>
+        <w:spacing w:after="160"/>
+      </w:pPr>
+      <w:r>
+        <w:rPr>
+          <w:rFonts w:ascii="Arial" w:cs="Arial" w:eastAsia="Arial" w:hAnsi="Arial"/>
+          <w:b/>
+          <w:bCs/>
+          <w:color w:val="7a5f1f"/>
+          <w:sz w:val="22"/>
+          <w:szCs w:val="22"/>
+        </w:rPr>
+        <w:t xml:space="preserve">DUET</w:t>
+      </w:r>
+      <w:r>
+        <w:rPr>
+          <w:rFonts w:ascii="Arial" w:cs="Arial" w:eastAsia="Arial" w:hAnsi="Arial"/>
+          <w:color w:val="6b7280"/>
+          <w:sz w:val="22"/>
+          <w:szCs w:val="22"/>
+        </w:rPr>
+        <w:t xml:space="preserve">   ·   both iPhones   ·   JULY 2025 OHIO (+ his 2021 call)</w:t>
+      </w:r>
+    </w:p>
+    <w:p>
+      <w:pPr>
+        <w:spacing w:after="200" w:line="340"/>
+      </w:pPr>
+      <w:r>
+        <w:rPr>
+          <w:rFonts w:ascii="Arial" w:cs="Arial" w:eastAsia="Arial" w:hAnsi="Arial"/>
+          <w:color w:val="15151d"/>
+          <w:sz w:val="23"/>
+          <w:szCs w:val="23"/>
+        </w:rPr>
+        <w:t xml:space="preserve">Radically simple, by design — the blocking carries this one. Her phone rolls back to July 19, 2025 and opens on the post she just made: the pier photo, close-up, likes climbing. Then black — the screens stay out of the song. They return exactly once: when Jamie takes his phone call in the flashback, we see HIS phone dialing out (the room said “Mary” — name to be confirmed against the script). He hangs up; black.</w:t>
+      </w:r>
+    </w:p>
+    <w:p>
+      <w:pPr>
+        <w:spacing w:after="120"/>
+      </w:pPr>
+      <w:r>
+        <w:rPr>
+          <w:rFonts w:ascii="Arial" w:cs="Arial" w:eastAsia="Arial" w:hAnsi="Arial"/>
+          <w:b/>
+          <w:bCs/>
+          <w:color w:val="7a5f1f"/>
+          <w:sz w:val="20"/>
+          <w:szCs w:val="20"/>
+        </w:rPr>
+        <w:t xml:space="preserve">THE BEATS</w:t>
+      </w:r>
+    </w:p>
+    <w:p>
+      <w:pPr>
         <w:spacing w:after="20"/>
       </w:pPr>
       <w:r>
@@ -1672,7 +1672,7 @@
           <w:sz w:val="24"/>
           <w:szCs w:val="24"/>
         </w:rPr>
-        <w:t xml:space="preserve">Flashback: they want the book</w:t>
+        <w:t xml:space="preserve">The birthday post</w:t>
       </w:r>
       <w:r>
         <w:rPr>
@@ -1681,7 +1681,7 @@
           <w:sz w:val="18"/>
           <w:szCs w:val="18"/>
         </w:rPr>
-        <w:t xml:space="preserve">   cues 3.5–3.8</w:t>
+        <w:t xml:space="preserve">   cues 3.1–3.2</w:t>
       </w:r>
     </w:p>
     <w:p>
@@ -1705,11 +1705,11 @@
           <w:rFonts w:ascii="Arial" w:cs="Arial" w:eastAsia="Arial" w:hAnsi="Arial"/>
           <w:i/>
           <w:iCs/>
-          <w:color w:val="a8336a"/>
-          <w:sz w:val="20"/>
-          <w:szCs w:val="20"/>
-        </w:rPr>
-        <w:t xml:space="preserve">underscore turn</w:t>
+          <w:color w:val="7a5f1f"/>
+          <w:sz w:val="20"/>
+          <w:szCs w:val="20"/>
+        </w:rPr>
+        <w:t xml:space="preserve">scene change into Ohio</w:t>
       </w:r>
     </w:p>
     <w:p>
@@ -1724,7 +1724,7 @@
           <w:sz w:val="21"/>
           <w:szCs w:val="21"/>
         </w:rPr>
-        <w:t xml:space="preserve">The lock-screen clock physically rolls back to September 2021: his call, the best news of his life, her answering on the first ring.</w:t>
+        <w:t xml:space="preserve">Facebook opens on the pier-photo post, close-up. The likes climb.</w:t>
       </w:r>
     </w:p>
     <w:p>
@@ -1748,7 +1748,7 @@
           <w:sz w:val="24"/>
           <w:szCs w:val="24"/>
         </w:rPr>
-        <w:t xml:space="preserve">The birthday drawer</w:t>
+        <w:t xml:space="preserve">Black — the song is theirs</w:t>
       </w:r>
       <w:r>
         <w:rPr>
@@ -1757,7 +1757,7 @@
           <w:sz w:val="18"/>
           <w:szCs w:val="18"/>
         </w:rPr>
-        <w:t xml:space="preserve">   cues 3.9–3.13</w:t>
+        <w:t xml:space="preserve">   cues 3.3</w:t>
       </w:r>
     </w:p>
     <w:p>
@@ -1781,11 +1781,11 @@
           <w:rFonts w:ascii="Arial" w:cs="Arial" w:eastAsia="Arial" w:hAnsi="Arial"/>
           <w:i/>
           <w:iCs/>
-          <w:color w:val="a8336a"/>
-          <w:sz w:val="20"/>
-          <w:szCs w:val="20"/>
-        </w:rPr>
-        <w:t xml:space="preserve">“See, I’m smiling”</w:t>
+          <w:color w:val="7a5f1f"/>
+          <w:sz w:val="20"/>
+          <w:szCs w:val="20"/>
+        </w:rPr>
+        <w:t xml:space="preserve">she puts the phone away</w:t>
       </w:r>
     </w:p>
     <w:p>
@@ -1800,7 +1800,7 @@
           <w:sz w:val="21"/>
           <w:szCs w:val="21"/>
         </w:rPr>
-        <w:t xml:space="preserve">Back to 11:58 PM. Mom, castmates, Grammy’s voicemail — and then his six lowercase words.</w:t>
+        <w:t xml:space="preserve">Nothing on the screens while they play it out.</w:t>
       </w:r>
     </w:p>
     <w:p>
@@ -1824,7 +1824,7 @@
           <w:sz w:val="24"/>
           <w:szCs w:val="24"/>
         </w:rPr>
-        <w:t xml:space="preserve">The reply she deletes</w:t>
+        <w:t xml:space="preserve">Jamie’s call ⚠</w:t>
       </w:r>
       <w:r>
         <w:rPr>
@@ -1833,7 +1833,7 @@
           <w:sz w:val="18"/>
           <w:szCs w:val="18"/>
         </w:rPr>
-        <w:t xml:space="preserve">   cues 3.14–3.15</w:t>
+        <w:t xml:space="preserve">   cues 3.4–3.5</w:t>
       </w:r>
     </w:p>
     <w:p>
@@ -1857,11 +1857,11 @@
           <w:rFonts w:ascii="Arial" w:cs="Arial" w:eastAsia="Arial" w:hAnsi="Arial"/>
           <w:i/>
           <w:iCs/>
-          <w:color w:val="a8336a"/>
-          <w:sz w:val="20"/>
-          <w:szCs w:val="20"/>
-        </w:rPr>
-        <w:t xml:space="preserve">final held note</w:t>
+          <w:color w:val="7a5f1f"/>
+          <w:sz w:val="20"/>
+          <w:szCs w:val="20"/>
+        </w:rPr>
+        <w:t xml:space="preserve">JAMIE takes the phone call (blocking)</w:t>
       </w:r>
     </w:p>
     <w:p>
@@ -1876,7 +1876,7 @@
           <w:sz w:val="21"/>
           <w:szCs w:val="21"/>
         </w:rPr>
-        <w:t xml:space="preserve">She types what she actually thinks, and backspaces it to nothing. Black.</w:t>
+        <w:t xml:space="preserve">His phone, back in 2021, dialing “Mary” ⚠confirm the name. He hangs up; black.</w:t>
       </w:r>
     </w:p>
     <w:p>
@@ -1909,7 +1909,7 @@
           <w:sz w:val="18"/>
           <w:szCs w:val="18"/>
         </w:rPr>
-        <w:t xml:space="preserve">Cue Bible 3.1–3.15 for exact screen text, mechanics and sound  ·  Cue Sheet for firing order and script refs</w:t>
+        <w:t xml:space="preserve">Cue Bible 3.1–3.5 for exact screen text, mechanics and sound  ·  Cue Sheet for firing order and script refs</w:t>
       </w:r>
     </w:p>
     <w:p>
@@ -1965,7 +1965,7 @@
           <w:sz w:val="23"/>
           <w:szCs w:val="23"/>
         </w:rPr>
-        <w:t xml:space="preserve">Every phrase lands another win as a notification: the book deal, The Atlantic, dropping out of Columbia, the advance, the joint account, NPR. But the song’s real work is quieter — in between the fireworks they build a life in apps: move-in day on the calendar, both names on the lease, location sharing set to Forever, and the 10 PM writing rule they make together. Almost every one of those screens gets dismantled, one by one, in the back half of the show.</w:t>
+        <w:t xml:space="preserve">Rebuilt to the room’s note: light at the top, detonating at the end. His locked phone sits quiet through the early song — the first time the screens speak is the run of lines near the end, each one landing as a lock-screen notification in close-up: the apartment on 73rd (move-in day on the calendar), The Atlantic saying yes, the $2,000 deposit, the Columbia withdrawal, and — the biggest hit — SONNY READ IT. Black on the button. All five line-anchors carry ⚠CONFIRM flags until checked against the script.</w:t>
       </w:r>
     </w:p>
     <w:p>
@@ -1997,7 +1997,7 @@
           <w:sz w:val="24"/>
           <w:szCs w:val="24"/>
         </w:rPr>
-        <w:t xml:space="preserve">The detonation</w:t>
+        <w:t xml:space="preserve">Quiet open</w:t>
       </w:r>
       <w:r>
         <w:rPr>
@@ -2006,7 +2006,7 @@
           <w:sz w:val="18"/>
           <w:szCs w:val="18"/>
         </w:rPr>
-        <w:t xml:space="preserve">   cues 4.1–4.9</w:t>
+        <w:t xml:space="preserve">   cues 4.1</w:t>
       </w:r>
     </w:p>
     <w:p>
@@ -2034,7 +2034,7 @@
           <w:sz w:val="20"/>
           <w:szCs w:val="20"/>
         </w:rPr>
-        <w:t xml:space="preserve">count-off → “And the sky is bright”</w:t>
+        <w:t xml:space="preserve">count-off — drums in</w:t>
       </w:r>
     </w:p>
     <w:p>
@@ -2049,7 +2049,7 @@
           <w:sz w:val="21"/>
           <w:szCs w:val="21"/>
         </w:rPr>
-        <w:t xml:space="preserve">Win after win stacks the notification tray — capped by his agent’s “do NOT answer NPR until we talk.”</w:t>
+        <w:t xml:space="preserve">His phone, locked, October 2021. Close-up armed, nothing landing yet.</w:t>
       </w:r>
     </w:p>
     <w:p>
@@ -2073,7 +2073,7 @@
           <w:sz w:val="24"/>
           <w:szCs w:val="24"/>
         </w:rPr>
-        <w:t xml:space="preserve">Building a life in apps</w:t>
+        <w:t xml:space="preserve">The five hits ⚠</w:t>
       </w:r>
       <w:r>
         <w:rPr>
@@ -2082,7 +2082,7 @@
           <w:sz w:val="18"/>
           <w:szCs w:val="18"/>
         </w:rPr>
-        <w:t xml:space="preserve">   cues 4.10–4.13</w:t>
+        <w:t xml:space="preserve">   cues 4.2–4.6</w:t>
       </w:r>
     </w:p>
     <w:p>
@@ -2110,7 +2110,7 @@
           <w:sz w:val="20"/>
           <w:szCs w:val="20"/>
         </w:rPr>
-        <w:t xml:space="preserve">“And I’m sure my career will explode”</w:t>
+        <w:t xml:space="preserve">⚠CONFIRM — the “nap-to” lines near the end</w:t>
       </w:r>
     </w:p>
     <w:p>
@@ -2125,7 +2125,7 @@
           <w:sz w:val="21"/>
           <w:szCs w:val="21"/>
         </w:rPr>
-        <w:t xml:space="preserve">Move-in day on the real Calendar, the signed lease, Find My sharing ‘Until: Forever’ both ways, and the 10 PM–6 AM writing rule — made together.</w:t>
+        <w:t xml:space="preserve">Apartment on 73rd → The Atlantic → $2,000 → left Columbia → SONNY READ IT, stacking newest-first, huge.</w:t>
       </w:r>
     </w:p>
     <w:p>
@@ -2149,7 +2149,7 @@
           <w:sz w:val="24"/>
           <w:szCs w:val="24"/>
         </w:rPr>
-        <w:t xml:space="preserve">The couch</w:t>
+        <w:t xml:space="preserve">Cutoff</w:t>
       </w:r>
       <w:r>
         <w:rPr>
@@ -2158,7 +2158,7 @@
           <w:sz w:val="18"/>
           <w:szCs w:val="18"/>
         </w:rPr>
-        <w:t xml:space="preserve">   cues 4.14–4.16</w:t>
+        <w:t xml:space="preserve">   cues 4.7</w:t>
       </w:r>
     </w:p>
     <w:p>
@@ -2186,7 +2186,7 @@
           <w:sz w:val="20"/>
           <w:szCs w:val="20"/>
         </w:rPr>
-        <w:t xml:space="preserve">the couch vignette</w:t>
+        <w:t xml:space="preserve">the button</w:t>
       </w:r>
     </w:p>
     <w:p>
@@ -2201,7 +2201,7 @@
           <w:sz w:val="21"/>
           <w:szCs w:val="21"/>
         </w:rPr>
-        <w:t xml:space="preserve">Her thread, six weeks deep, and a Marketplace listing for a hideous couch — bought before she finishes the sentence.</w:t>
+        <w:t xml:space="preserve">Black.</w:t>
       </w:r>
     </w:p>
     <w:p>
@@ -2214,82 +2214,6 @@
     </w:p>
     <w:p>
       <w:pPr>
-        <w:spacing w:after="20"/>
-      </w:pPr>
-      <w:r>
-        <w:rPr>
-          <w:rFonts w:ascii="Arial" w:cs="Arial" w:eastAsia="Arial" w:hAnsi="Arial"/>
-          <w:b/>
-          <w:bCs/>
-          <w:color w:val="15151d"/>
-          <w:sz w:val="24"/>
-          <w:szCs w:val="24"/>
-        </w:rPr>
-        <w:t xml:space="preserve">He posts it</w:t>
-      </w:r>
-      <w:r>
-        <w:rPr>
-          <w:rFonts w:ascii="Courier New" w:cs="Courier New" w:eastAsia="Courier New" w:hAnsi="Courier New"/>
-          <w:color w:val="6b7280"/>
-          <w:sz w:val="18"/>
-          <w:szCs w:val="18"/>
-        </w:rPr>
-        <w:t xml:space="preserve">   cues 4.17–4.18</w:t>
-      </w:r>
-    </w:p>
-    <w:p>
-      <w:pPr>
-        <w:spacing w:after="20"/>
-        <w:ind w:left="240"/>
-      </w:pPr>
-      <w:r>
-        <w:rPr>
-          <w:rFonts w:ascii="Arial" w:cs="Arial" w:eastAsia="Arial" w:hAnsi="Arial"/>
-          <w:b/>
-          <w:bCs/>
-          <w:color w:val="6b7280"/>
-          <w:sz w:val="18"/>
-          <w:szCs w:val="18"/>
-        </w:rPr>
-        <w:t xml:space="preserve">on:  </w:t>
-      </w:r>
-      <w:r>
-        <w:rPr>
-          <w:rFonts w:ascii="Arial" w:cs="Arial" w:eastAsia="Arial" w:hAnsi="Arial"/>
-          <w:i/>
-          <w:iCs/>
-          <w:color w:val="2b6a7a"/>
-          <w:sz w:val="20"/>
-          <w:szCs w:val="20"/>
-        </w:rPr>
-        <w:t xml:space="preserve">final chorus</w:t>
-      </w:r>
-    </w:p>
-    <w:p>
-      <w:pPr>
-        <w:spacing w:after="60" w:line="290"/>
-        <w:ind w:left="240"/>
-      </w:pPr>
-      <w:r>
-        <w:rPr>
-          <w:rFonts w:ascii="Arial" w:cs="Arial" w:eastAsia="Arial" w:hAnsi="Arial"/>
-          <w:color w:val="15151d"/>
-          <w:sz w:val="21"/>
-          <w:szCs w:val="21"/>
-        </w:rPr>
-        <w:t xml:space="preserve">The news goes public; likes climb 61 → 240 on the outro.</w:t>
-      </w:r>
-    </w:p>
-    <w:p>
-      <w:pPr>
-        <w:pBdr>
-          <w:bottom w:val="single" w:color="D6D9DE" w:sz="4"/>
-        </w:pBdr>
-        <w:spacing w:after="160" w:before="40"/>
-      </w:pPr>
-    </w:p>
-    <w:p>
-      <w:pPr>
         <w:spacing w:after="0"/>
       </w:pPr>
       <w:r>
@@ -2310,7 +2234,7 @@
           <w:sz w:val="18"/>
           <w:szCs w:val="18"/>
         </w:rPr>
-        <w:t xml:space="preserve">Cue Bible 4.1–4.18 for exact screen text, mechanics and sound  ·  Cue Sheet for firing order and script refs</w:t>
+        <w:t xml:space="preserve">Cue Bible 4.1–4.7 for exact screen text, mechanics and sound  ·  Cue Sheet for firing order and script refs</w:t>
       </w:r>
     </w:p>
     <w:p>

--- a/L5Y-Show-Walkthrough.docx
+++ b/L5Y-Show-Walkthrough.docx
@@ -150,7 +150,7 @@
           <w:sz w:val="19"/>
           <w:szCs w:val="19"/>
         </w:rPr>
-        <w:t xml:space="preserve">Ten minutes of overwrought drafts collapse into a two-word first text — then black to the end of the number.</w:t>
+        <w:t xml:space="preserve">Drafts early, the phone pocketed, “home safe?” sent scared to death — and then she calls.</w:t>
       </w:r>
     </w:p>
     <w:p>
@@ -190,7 +190,7 @@
           <w:sz w:val="19"/>
           <w:szCs w:val="19"/>
         </w:rPr>
-        <w:t xml:space="preserve">One post and its likes, then black — the screens only return for Jamie’s phone call in the flashback.</w:t>
+        <w:t xml:space="preserve">Her post, then black — and three phone calls that snap time back to 2021, on his phone.</w:t>
       </w:r>
     </w:p>
     <w:p>
@@ -207,6 +207,86 @@
           <w:szCs w:val="22"/>
         </w:rPr>
         <w:t xml:space="preserve">4 · Moving Too Fast</w:t>
+      </w:r>
+      <w:r>
+        <w:rPr>
+          <w:rFonts w:ascii="Arial" w:cs="Arial" w:eastAsia="Arial" w:hAnsi="Arial"/>
+          <w:color w:val="7a5f1f"/>
+          <w:sz w:val="17"/>
+          <w:szCs w:val="17"/>
+        </w:rPr>
+        <w:t xml:space="preserve">   DUET · OCTOBER 2021</w:t>
+      </w:r>
+    </w:p>
+    <w:p>
+      <w:pPr>
+        <w:spacing w:after="110" w:line="250"/>
+        <w:ind w:left="240"/>
+      </w:pPr>
+      <w:r>
+        <w:rPr>
+          <w:rFonts w:ascii="Arial" w:cs="Arial" w:eastAsia="Arial" w:hAnsi="Arial"/>
+          <w:color w:val="6b7280"/>
+          <w:sz w:val="19"/>
+          <w:szCs w:val="19"/>
+        </w:rPr>
+        <w:t xml:space="preserve">Cathy’s gig call cuts into his year — then the five wins land as notifications.</w:t>
+      </w:r>
+    </w:p>
+    <w:p>
+      <w:pPr>
+        <w:spacing w:after="10" w:line="260"/>
+      </w:pPr>
+      <w:r>
+        <w:rPr>
+          <w:rFonts w:ascii="Arial" w:cs="Arial" w:eastAsia="Arial" w:hAnsi="Arial"/>
+          <w:b/>
+          <w:bCs/>
+          <w:color w:val="15151d"/>
+          <w:sz w:val="22"/>
+          <w:szCs w:val="22"/>
+        </w:rPr>
+        <w:t xml:space="preserve">5 · I’m a Part of That</w:t>
+      </w:r>
+      <w:r>
+        <w:rPr>
+          <w:rFonts w:ascii="Arial" w:cs="Arial" w:eastAsia="Arial" w:hAnsi="Arial"/>
+          <w:color w:val="a8336a"/>
+          <w:sz w:val="17"/>
+          <w:szCs w:val="17"/>
+        </w:rPr>
+        <w:t xml:space="preserve">   CATHY · MARCH 2025</w:t>
+      </w:r>
+    </w:p>
+    <w:p>
+      <w:pPr>
+        <w:spacing w:after="110" w:line="250"/>
+        <w:ind w:left="240"/>
+      </w:pPr>
+      <w:r>
+        <w:rPr>
+          <w:rFonts w:ascii="Arial" w:cs="Arial" w:eastAsia="Arial" w:hAnsi="Arial"/>
+          <w:color w:val="6b7280"/>
+          <w:sz w:val="19"/>
+          <w:szCs w:val="19"/>
+        </w:rPr>
+        <w:t xml:space="preserve">Tagged “and guest” at his party, six hours of Not Delivered, and the question she only dares type into Google.</w:t>
+      </w:r>
+    </w:p>
+    <w:p>
+      <w:pPr>
+        <w:spacing w:after="10" w:line="260"/>
+      </w:pPr>
+      <w:r>
+        <w:rPr>
+          <w:rFonts w:ascii="Arial" w:cs="Arial" w:eastAsia="Arial" w:hAnsi="Arial"/>
+          <w:b/>
+          <w:bCs/>
+          <w:color w:val="15151d"/>
+          <w:sz w:val="22"/>
+          <w:szCs w:val="22"/>
+        </w:rPr>
+        <w:t xml:space="preserve">6 · The Schmuel Song</w:t>
       </w:r>
       <w:r>
         <w:rPr>
@@ -215,7 +295,7 @@
           <w:sz w:val="17"/>
           <w:szCs w:val="17"/>
         </w:rPr>
-        <w:t xml:space="preserve">   JAMIE · OCTOBER 2021</w:t>
+        <w:t xml:space="preserve">   JAMIE · DECEMBER 2022</w:t>
       </w:r>
     </w:p>
     <w:p>
@@ -230,7 +310,7 @@
           <w:sz w:val="19"/>
           <w:szCs w:val="19"/>
         </w:rPr>
-        <w:t xml:space="preserve">Quiet until the wins land: five notifications on five lines at the end, then black.</w:t>
+        <w:t xml:space="preserve">No animations: the phone just keeps the season — Christmas wallpaper, December 2022.</w:t>
       </w:r>
     </w:p>
     <w:p>
@@ -246,7 +326,7 @@
           <w:sz w:val="22"/>
           <w:szCs w:val="22"/>
         </w:rPr>
-        <w:t xml:space="preserve">5 · I’m a Part of That</w:t>
+        <w:t xml:space="preserve">7 · A Summer in Ohio</w:t>
       </w:r>
       <w:r>
         <w:rPr>
@@ -255,7 +335,7 @@
           <w:sz w:val="17"/>
           <w:szCs w:val="17"/>
         </w:rPr>
-        <w:t xml:space="preserve">   CATHY · MARCH 2025</w:t>
+        <w:t xml:space="preserve">   CATHY · JUNE 2024 · OHIO</w:t>
       </w:r>
     </w:p>
     <w:p>
@@ -270,7 +350,7 @@
           <w:sz w:val="19"/>
           <w:szCs w:val="19"/>
         </w:rPr>
-        <w:t xml:space="preserve">Tagged “and guest” at his party, six hours of Not Delivered, and the question she only dares type into Google.</w:t>
+        <w:t xml:space="preserve">One cue: the prerecorded FaceTime plays on her laptop — we only ever see Jamie.</w:t>
       </w:r>
     </w:p>
     <w:p>
@@ -286,7 +366,47 @@
           <w:sz w:val="22"/>
           <w:szCs w:val="22"/>
         </w:rPr>
-        <w:t xml:space="preserve">6 · The Schmuel Song</w:t>
+        <w:t xml:space="preserve">8 · The Next Ten Minutes</w:t>
+      </w:r>
+      <w:r>
+        <w:rPr>
+          <w:rFonts w:ascii="Arial" w:cs="Arial" w:eastAsia="Arial" w:hAnsi="Arial"/>
+          <w:color w:val="7a5f1f"/>
+          <w:sz w:val="17"/>
+          <w:szCs w:val="17"/>
+        </w:rPr>
+        <w:t xml:space="preserve">   DUET · JUNE 2023 ⇄ MAY 18 2024</w:t>
+      </w:r>
+    </w:p>
+    <w:p>
+      <w:pPr>
+        <w:spacing w:after="110" w:line="250"/>
+        <w:ind w:left="240"/>
+      </w:pPr>
+      <w:r>
+        <w:rPr>
+          <w:rFonts w:ascii="Arial" w:cs="Arial" w:eastAsia="Arial" w:hAnsi="Arial"/>
+          <w:color w:val="6b7280"/>
+          <w:sz w:val="19"/>
+          <w:szCs w:val="19"/>
+        </w:rPr>
+        <w:t xml:space="preserve">No animations — the phones only mark where we are in time: engagement, wedding, and back.</w:t>
+      </w:r>
+    </w:p>
+    <w:p>
+      <w:pPr>
+        <w:spacing w:after="10" w:line="260"/>
+      </w:pPr>
+      <w:r>
+        <w:rPr>
+          <w:rFonts w:ascii="Arial" w:cs="Arial" w:eastAsia="Arial" w:hAnsi="Arial"/>
+          <w:b/>
+          <w:bCs/>
+          <w:color w:val="15151d"/>
+          <w:sz w:val="22"/>
+          <w:szCs w:val="22"/>
+        </w:rPr>
+        <w:t xml:space="preserve">9 · A Miracle Would Happen</w:t>
       </w:r>
       <w:r>
         <w:rPr>
@@ -295,7 +415,7 @@
           <w:sz w:val="17"/>
           <w:szCs w:val="17"/>
         </w:rPr>
-        <w:t xml:space="preserve">   JAMIE · DECEMBER 2022 — second Christmas</w:t>
+        <w:t xml:space="preserve">   JAMIE · OCTOBER 2024</w:t>
       </w:r>
     </w:p>
     <w:p>
@@ -310,127 +430,7 @@
           <w:sz w:val="19"/>
           <w:szCs w:val="19"/>
         </w:rPr>
-        <w:t xml:space="preserve">The one laptop song: he writes her the Schmuel story live, gifts her the engraved watch, and builds her a runway.</w:t>
-      </w:r>
-    </w:p>
-    <w:p>
-      <w:pPr>
-        <w:spacing w:after="10" w:line="260"/>
-      </w:pPr>
-      <w:r>
-        <w:rPr>
-          <w:rFonts w:ascii="Arial" w:cs="Arial" w:eastAsia="Arial" w:hAnsi="Arial"/>
-          <w:b/>
-          <w:bCs/>
-          <w:color w:val="15151d"/>
-          <w:sz w:val="22"/>
-          <w:szCs w:val="22"/>
-        </w:rPr>
-        <w:t xml:space="preserve">7 · A Summer in Ohio</w:t>
-      </w:r>
-      <w:r>
-        <w:rPr>
-          <w:rFonts w:ascii="Arial" w:cs="Arial" w:eastAsia="Arial" w:hAnsi="Arial"/>
-          <w:color w:val="a8336a"/>
-          <w:sz w:val="17"/>
-          <w:szCs w:val="17"/>
-        </w:rPr>
-        <w:t xml:space="preserve">   CATHY · JUNE 2024 — three weeks married</w:t>
-      </w:r>
-    </w:p>
-    <w:p>
-      <w:pPr>
-        <w:spacing w:after="110" w:line="250"/>
-        <w:ind w:left="240"/>
-      </w:pPr>
-      <w:r>
-        <w:rPr>
-          <w:rFonts w:ascii="Arial" w:cs="Arial" w:eastAsia="Arial" w:hAnsi="Arial"/>
-          <w:color w:val="6b7280"/>
-          <w:sz w:val="19"/>
-          <w:szCs w:val="19"/>
-        </w:rPr>
-        <w:t xml:space="preserve">Her comic letter home as a text thread — and four minutes of FaceTime with a husband who is half there.</w:t>
-      </w:r>
-    </w:p>
-    <w:p>
-      <w:pPr>
-        <w:spacing w:after="10" w:line="260"/>
-      </w:pPr>
-      <w:r>
-        <w:rPr>
-          <w:rFonts w:ascii="Arial" w:cs="Arial" w:eastAsia="Arial" w:hAnsi="Arial"/>
-          <w:b/>
-          <w:bCs/>
-          <w:color w:val="15151d"/>
-          <w:sz w:val="22"/>
-          <w:szCs w:val="22"/>
-        </w:rPr>
-        <w:t xml:space="preserve">8 · The Next Ten Minutes</w:t>
-      </w:r>
-      <w:r>
-        <w:rPr>
-          <w:rFonts w:ascii="Arial" w:cs="Arial" w:eastAsia="Arial" w:hAnsi="Arial"/>
-          <w:color w:val="7a5f1f"/>
-          <w:sz w:val="17"/>
-          <w:szCs w:val="17"/>
-        </w:rPr>
-        <w:t xml:space="preserve">   DUET · MAY 18 2024 — the wedding</w:t>
-      </w:r>
-    </w:p>
-    <w:p>
-      <w:pPr>
-        <w:spacing w:after="110" w:line="250"/>
-        <w:ind w:left="240"/>
-      </w:pPr>
-      <w:r>
-        <w:rPr>
-          <w:rFonts w:ascii="Arial" w:cs="Arial" w:eastAsia="Arial" w:hAnsi="Arial"/>
-          <w:color w:val="6b7280"/>
-          <w:sz w:val="19"/>
-          <w:szCs w:val="19"/>
-        </w:rPr>
-        <w:t xml:space="preserve">True black for the proposal, one enormous shared date, two identical posts, and the flood.</w:t>
-      </w:r>
-    </w:p>
-    <w:p>
-      <w:pPr>
-        <w:spacing w:after="10" w:line="260"/>
-      </w:pPr>
-      <w:r>
-        <w:rPr>
-          <w:rFonts w:ascii="Arial" w:cs="Arial" w:eastAsia="Arial" w:hAnsi="Arial"/>
-          <w:b/>
-          <w:bCs/>
-          <w:color w:val="15151d"/>
-          <w:sz w:val="22"/>
-          <w:szCs w:val="22"/>
-        </w:rPr>
-        <w:t xml:space="preserve">9 · A Miracle Would Happen</w:t>
-      </w:r>
-      <w:r>
-        <w:rPr>
-          <w:rFonts w:ascii="Arial" w:cs="Arial" w:eastAsia="Arial" w:hAnsi="Arial"/>
-          <w:color w:val="2b6a7a"/>
-          <w:sz w:val="17"/>
-          <w:szCs w:val="17"/>
-        </w:rPr>
-        <w:t xml:space="preserve">   JAMIE · OCTOBER 2024 → FEBRUARY 2025</w:t>
-      </w:r>
-    </w:p>
-    <w:p>
-      <w:pPr>
-        <w:spacing w:after="110" w:line="250"/>
-        <w:ind w:left="240"/>
-      </w:pPr>
-      <w:r>
-        <w:rPr>
-          <w:rFonts w:ascii="Arial" w:cs="Arial" w:eastAsia="Arial" w:hAnsi="Arial"/>
-          <w:color w:val="6b7280"/>
-          <w:sz w:val="19"/>
-          <w:szCs w:val="19"/>
-        </w:rPr>
-        <w:t xml:space="preserve">The temptation song: the DM he doesn’t delete, the wife he silences, and the first line he actually crosses.</w:t>
+        <w:t xml:space="preserve">Notifications only: fans and Elise pour in, and Jamie never touches the phone.</w:t>
       </w:r>
     </w:p>
     <w:p>
@@ -1098,7 +1098,7 @@
           <w:sz w:val="24"/>
           <w:szCs w:val="24"/>
         </w:rPr>
-        <w:t xml:space="preserve">The memories return ⚠</w:t>
+        <w:t xml:space="preserve">The memories return</w:t>
       </w:r>
       <w:r>
         <w:rPr>
@@ -1135,7 +1135,7 @@
           <w:sz w:val="20"/>
           <w:szCs w:val="20"/>
         </w:rPr>
-        <w:t xml:space="preserve">⚠CONFIRM — “Give me a day” / “Bring back the lies”</w:t>
+        <w:t xml:space="preserve">“Give me a day…” — confirmed on the call</w:t>
       </w:r>
     </w:p>
     <w:p>
@@ -1239,7 +1239,7 @@
           <w:sz w:val="23"/>
           <w:szCs w:val="23"/>
         </w:rPr>
-        <w:t xml:space="preserve">Straight out of her blackout: the same September night the finale returns to, from his side. He goes to Messages on “I’m breaking my mother’s heart” — her thread an hour old, one message in it: her number. Two grand declarations typed and deleted, then two casual words, sent on “I’ve been waiting for someone like you.” Her typing bubble rises under the vamp and holds. Then the screen goes black for the rest of the song — he can put the phone down after the send.</w:t>
+        <w:t xml:space="preserve">His side of the same September night. The phone comes out on the SECOND “I’m breaking my mother’s heart”; the overwrought drafts are written and killed before “…my grandfather’s rolling in his grave,” and the phone goes away. It comes back out (⚠line garbled in the notes), and he finally sends “home safe?” on “like an idiot, scared to death” — the exact text the finale receives at 11:58. Her typing bubble rises under the vamp, and resolves as a CALL: on “if you had a pierced tongue” he is on the phone with Cathy. The call ends just before “breaking the circle,” and the screen stays black through See I’m Smiling.</w:t>
       </w:r>
     </w:p>
     <w:p>
@@ -1271,7 +1271,7 @@
           <w:sz w:val="24"/>
           <w:szCs w:val="24"/>
         </w:rPr>
-        <w:t xml:space="preserve">Straight to her number</w:t>
+        <w:t xml:space="preserve">Phone out, drafts killed</w:t>
       </w:r>
       <w:r>
         <w:rPr>
@@ -1280,7 +1280,7 @@
           <w:sz w:val="18"/>
           <w:szCs w:val="18"/>
         </w:rPr>
-        <w:t xml:space="preserve">   cues 2.1–2.3</w:t>
+        <w:t xml:space="preserve">   cues 2.2–2.5</w:t>
       </w:r>
     </w:p>
     <w:p>
@@ -1308,7 +1308,7 @@
           <w:sz w:val="20"/>
           <w:szCs w:val="20"/>
         </w:rPr>
-        <w:t xml:space="preserve">segue chord → “I’m breaking my mother’s heart”</w:t>
+        <w:t xml:space="preserve">the SECOND “I’m breaking my mother’s heart” → before the grandfather line</w:t>
       </w:r>
     </w:p>
     <w:p>
@@ -1323,7 +1323,7 @@
           <w:sz w:val="21"/>
           <w:szCs w:val="21"/>
         </w:rPr>
-        <w:t xml:space="preserve">No hesitation: unlock, Messages, her thread — one hour old, one message in it: her number.</w:t>
+        <w:t xml:space="preserve">Straight to her thread; two grand declarations typed and deleted.</w:t>
       </w:r>
     </w:p>
     <w:p>
@@ -1347,7 +1347,7 @@
           <w:sz w:val="24"/>
           <w:szCs w:val="24"/>
         </w:rPr>
-        <w:t xml:space="preserve">The drafts</w:t>
+        <w:t xml:space="preserve">Pocketed</w:t>
       </w:r>
       <w:r>
         <w:rPr>
@@ -1356,7 +1356,7 @@
           <w:sz w:val="18"/>
           <w:szCs w:val="18"/>
         </w:rPr>
-        <w:t xml:space="preserve">   cues 2.4–2.7</w:t>
+        <w:t xml:space="preserve">   cues 2.6</w:t>
       </w:r>
     </w:p>
     <w:p>
@@ -1384,7 +1384,7 @@
           <w:sz w:val="20"/>
           <w:szCs w:val="20"/>
         </w:rPr>
-        <w:t xml:space="preserve">“And if you had a tattoo…”</w:t>
+        <w:t xml:space="preserve">he pockets the phone</w:t>
       </w:r>
     </w:p>
     <w:p>
@@ -1399,7 +1399,7 @@
           <w:sz w:val="21"/>
           <w:szCs w:val="21"/>
         </w:rPr>
-        <w:t xml:space="preserve">A long overwrought draft, backspaced to nothing. A bolder one. Deleted too. Ten minutes on a sidewalk, failing to write a text.</w:t>
+        <w:t xml:space="preserve">Black while he sings.</w:t>
       </w:r>
     </w:p>
     <w:p>
@@ -1423,7 +1423,7 @@
           <w:sz w:val="24"/>
           <w:szCs w:val="24"/>
         </w:rPr>
-        <w:t xml:space="preserve">Two words</w:t>
+        <w:t xml:space="preserve">“home safe?” ⚠</w:t>
       </w:r>
       <w:r>
         <w:rPr>
@@ -1432,7 +1432,7 @@
           <w:sz w:val="18"/>
           <w:szCs w:val="18"/>
         </w:rPr>
-        <w:t xml:space="preserve">   cues 2.8–2.10</w:t>
+        <w:t xml:space="preserve">   cues 2.7–2.9</w:t>
       </w:r>
     </w:p>
     <w:p>
@@ -1460,7 +1460,7 @@
           <w:sz w:val="20"/>
           <w:szCs w:val="20"/>
         </w:rPr>
-        <w:t xml:space="preserve">“I’ve been waiting for someone like you”</w:t>
+        <w:t xml:space="preserve">⚠garbled line → “like an idiot, scared to death”</w:t>
       </w:r>
     </w:p>
     <w:p>
@@ -1475,7 +1475,7 @@
           <w:sz w:val="21"/>
           <w:szCs w:val="21"/>
         </w:rPr>
-        <w:t xml:space="preserve">He types two casual words and sends. Her typing bubble appears — and holds through the button.</w:t>
+        <w:t xml:space="preserve">The phone comes back out; he sends the two words. Her bubble rises under the vamp.</w:t>
       </w:r>
     </w:p>
     <w:p>
@@ -1499,7 +1499,7 @@
           <w:sz w:val="24"/>
           <w:szCs w:val="24"/>
         </w:rPr>
-        <w:t xml:space="preserve">Black to the end</w:t>
+        <w:t xml:space="preserve">She calls</w:t>
       </w:r>
       <w:r>
         <w:rPr>
@@ -1508,7 +1508,7 @@
           <w:sz w:val="18"/>
           <w:szCs w:val="18"/>
         </w:rPr>
-        <w:t xml:space="preserve">   cues 2.11</w:t>
+        <w:t xml:space="preserve">   cues 2.10–2.11</w:t>
       </w:r>
     </w:p>
     <w:p>
@@ -1536,7 +1536,7 @@
           <w:sz w:val="20"/>
           <w:szCs w:val="20"/>
         </w:rPr>
-        <w:t xml:space="preserve">after the vamp settles</w:t>
+        <w:t xml:space="preserve">“and if you had a pierced tongue” → before “breaking the circle”</w:t>
       </w:r>
     </w:p>
     <w:p>
@@ -1551,7 +1551,7 @@
           <w:sz w:val="21"/>
           <w:szCs w:val="21"/>
         </w:rPr>
-        <w:t xml:space="preserve">Blackout for the rest of the number. The song is his.</w:t>
+        <w:t xml:space="preserve">He is on the phone with Cathy — connected, her name on his screen. Call ends; black to the next song.</w:t>
       </w:r>
     </w:p>
     <w:p>
@@ -1640,7 +1640,7 @@
           <w:sz w:val="23"/>
           <w:szCs w:val="23"/>
         </w:rPr>
-        <w:t xml:space="preserve">Radically simple, by design — the blocking carries this one. Her phone rolls back to July 19, 2025 and opens on the post she just made: the pier photo, close-up, likes climbing. Then black — the screens stay out of the song. They return exactly once: when Jamie takes his phone call in the flashback, we see HIS phone dialing out (the room said “Mary” — name to be confirmed against the script). He hangs up; black.</w:t>
+        <w:t xml:space="preserve">The post and its likes open the song, then the screens go black — the blocking carries it. Time is disrupted three times, always by a call on JAMIE’s phone: he dials Miss Whitfield’s office on “you’re mine, we’re doing fine” (connects on his “Hi — I’m calling for Miss Whitfield,” runs to “what’s your address”); she rings HIM on “it’s all right, we’ll have tonight” (he answers — “oh, Miss Whitfield” — through “thank you, this is great”); and after Cathy’s “and not do anything at all,” Rob calls, instant pickup, visible through the vamp — he hangs up on the downbeat of Moving Too Fast. ⚠Open: is Linda Whitfield at The Atlantic or Random House?</w:t>
       </w:r>
     </w:p>
     <w:p>
@@ -1681,7 +1681,7 @@
           <w:sz w:val="18"/>
           <w:szCs w:val="18"/>
         </w:rPr>
-        <w:t xml:space="preserve">   cues 3.1–3.2</w:t>
+        <w:t xml:space="preserve">   cues 3.1–3.3</w:t>
       </w:r>
     </w:p>
     <w:p>
@@ -1724,7 +1724,7 @@
           <w:sz w:val="21"/>
           <w:szCs w:val="21"/>
         </w:rPr>
-        <w:t xml:space="preserve">Facebook opens on the pier-photo post, close-up. The likes climb.</w:t>
+        <w:t xml:space="preserve">The pier post, likes climb, then black.</w:t>
       </w:r>
     </w:p>
     <w:p>
@@ -1748,7 +1748,7 @@
           <w:sz w:val="24"/>
           <w:szCs w:val="24"/>
         </w:rPr>
-        <w:t xml:space="preserve">Black — the song is theirs</w:t>
+        <w:t xml:space="preserve">Call 1 — he dials the office</w:t>
       </w:r>
       <w:r>
         <w:rPr>
@@ -1757,7 +1757,7 @@
           <w:sz w:val="18"/>
           <w:szCs w:val="18"/>
         </w:rPr>
-        <w:t xml:space="preserve">   cues 3.3</w:t>
+        <w:t xml:space="preserve">   cues 3.4–3.6</w:t>
       </w:r>
     </w:p>
     <w:p>
@@ -1785,7 +1785,7 @@
           <w:sz w:val="20"/>
           <w:szCs w:val="20"/>
         </w:rPr>
-        <w:t xml:space="preserve">she puts the phone away</w:t>
+        <w:t xml:space="preserve">“you’re mine, we’re doing fine”</w:t>
       </w:r>
     </w:p>
     <w:p>
@@ -1800,7 +1800,7 @@
           <w:sz w:val="21"/>
           <w:szCs w:val="21"/>
         </w:rPr>
-        <w:t xml:space="preserve">Nothing on the screens while they play it out.</w:t>
+        <w:t xml:space="preserve">His phone, 2021: dialing Linda Whitfield’s office; connects on “Hi — I’m calling for Miss Whitfield”; ends at “what’s your address.” Black.</w:t>
       </w:r>
     </w:p>
     <w:p>
@@ -1824,7 +1824,7 @@
           <w:sz w:val="24"/>
           <w:szCs w:val="24"/>
         </w:rPr>
-        <w:t xml:space="preserve">Jamie’s call ⚠</w:t>
+        <w:t xml:space="preserve">Call 2 — she rings him</w:t>
       </w:r>
       <w:r>
         <w:rPr>
@@ -1833,7 +1833,7 @@
           <w:sz w:val="18"/>
           <w:szCs w:val="18"/>
         </w:rPr>
-        <w:t xml:space="preserve">   cues 3.4–3.5</w:t>
+        <w:t xml:space="preserve">   cues 3.7–3.9</w:t>
       </w:r>
     </w:p>
     <w:p>
@@ -1861,7 +1861,7 @@
           <w:sz w:val="20"/>
           <w:szCs w:val="20"/>
         </w:rPr>
-        <w:t xml:space="preserve">JAMIE takes the phone call (blocking)</w:t>
+        <w:t xml:space="preserve">“it’s all right, we’ll have tonight”</w:t>
       </w:r>
     </w:p>
     <w:p>
@@ -1876,7 +1876,7 @@
           <w:sz w:val="21"/>
           <w:szCs w:val="21"/>
         </w:rPr>
-        <w:t xml:space="preserve">His phone, back in 2021, dialing “Mary” ⚠confirm the name. He hangs up; black.</w:t>
+        <w:t xml:space="preserve">Incoming from Miss Whitfield; he answers; through “thank you, this is great.” Black.</w:t>
       </w:r>
     </w:p>
     <w:p>
@@ -1889,103 +1889,6 @@
     </w:p>
     <w:p>
       <w:pPr>
-        <w:spacing w:after="0"/>
-      </w:pPr>
-      <w:r>
-        <w:rPr>
-          <w:rFonts w:ascii="Arial" w:cs="Arial" w:eastAsia="Arial" w:hAnsi="Arial"/>
-          <w:b/>
-          <w:bCs/>
-          <w:color w:val="6b7280"/>
-          <w:sz w:val="18"/>
-          <w:szCs w:val="18"/>
-        </w:rPr>
-        <w:t xml:space="preserve">Dig in:  </w:t>
-      </w:r>
-      <w:r>
-        <w:rPr>
-          <w:rFonts w:ascii="Arial" w:cs="Arial" w:eastAsia="Arial" w:hAnsi="Arial"/>
-          <w:color w:val="6b7280"/>
-          <w:sz w:val="18"/>
-          <w:szCs w:val="18"/>
-        </w:rPr>
-        <w:t xml:space="preserve">Cue Bible 3.1–3.5 for exact screen text, mechanics and sound  ·  Cue Sheet for firing order and script refs</w:t>
-      </w:r>
-    </w:p>
-    <w:p>
-      <w:pPr>
-        <w:pageBreakBefore/>
-        <w:spacing w:after="20"/>
-      </w:pPr>
-      <w:r>
-        <w:rPr>
-          <w:rFonts w:ascii="Arial" w:cs="Arial" w:eastAsia="Arial" w:hAnsi="Arial"/>
-          <w:b/>
-          <w:bCs/>
-          <w:color w:val="15151d"/>
-          <w:sz w:val="40"/>
-          <w:szCs w:val="40"/>
-        </w:rPr>
-        <w:t xml:space="preserve">4 · Moving Too Fast</w:t>
-      </w:r>
-    </w:p>
-    <w:p>
-      <w:pPr>
-        <w:spacing w:after="160"/>
-      </w:pPr>
-      <w:r>
-        <w:rPr>
-          <w:rFonts w:ascii="Arial" w:cs="Arial" w:eastAsia="Arial" w:hAnsi="Arial"/>
-          <w:b/>
-          <w:bCs/>
-          <w:color w:val="2b6a7a"/>
-          <w:sz w:val="22"/>
-          <w:szCs w:val="22"/>
-        </w:rPr>
-        <w:t xml:space="preserve">JAMIE</w:t>
-      </w:r>
-      <w:r>
-        <w:rPr>
-          <w:rFonts w:ascii="Arial" w:cs="Arial" w:eastAsia="Arial" w:hAnsi="Arial"/>
-          <w:color w:val="6b7280"/>
-          <w:sz w:val="22"/>
-          <w:szCs w:val="22"/>
-        </w:rPr>
-        <w:t xml:space="preserve">   ·   iPhone   ·   OCTOBER 2021</w:t>
-      </w:r>
-    </w:p>
-    <w:p>
-      <w:pPr>
-        <w:spacing w:after="200" w:line="340"/>
-      </w:pPr>
-      <w:r>
-        <w:rPr>
-          <w:rFonts w:ascii="Arial" w:cs="Arial" w:eastAsia="Arial" w:hAnsi="Arial"/>
-          <w:color w:val="15151d"/>
-          <w:sz w:val="23"/>
-          <w:szCs w:val="23"/>
-        </w:rPr>
-        <w:t xml:space="preserve">Rebuilt to the room’s note: light at the top, detonating at the end. His locked phone sits quiet through the early song — the first time the screens speak is the run of lines near the end, each one landing as a lock-screen notification in close-up: the apartment on 73rd (move-in day on the calendar), The Atlantic saying yes, the $2,000 deposit, the Columbia withdrawal, and — the biggest hit — SONNY READ IT. Black on the button. All five line-anchors carry ⚠CONFIRM flags until checked against the script.</w:t>
-      </w:r>
-    </w:p>
-    <w:p>
-      <w:pPr>
-        <w:spacing w:after="120"/>
-      </w:pPr>
-      <w:r>
-        <w:rPr>
-          <w:rFonts w:ascii="Arial" w:cs="Arial" w:eastAsia="Arial" w:hAnsi="Arial"/>
-          <w:b/>
-          <w:bCs/>
-          <w:color w:val="7a5f1f"/>
-          <w:sz w:val="20"/>
-          <w:szCs w:val="20"/>
-        </w:rPr>
-        <w:t xml:space="preserve">THE BEATS</w:t>
-      </w:r>
-    </w:p>
-    <w:p>
-      <w:pPr>
         <w:spacing w:after="20"/>
       </w:pPr>
       <w:r>
@@ -1997,7 +1900,7 @@
           <w:sz w:val="24"/>
           <w:szCs w:val="24"/>
         </w:rPr>
-        <w:t xml:space="preserve">Quiet open</w:t>
+        <w:t xml:space="preserve">Call 3 — Rob</w:t>
       </w:r>
       <w:r>
         <w:rPr>
@@ -2006,7 +1909,7 @@
           <w:sz w:val="18"/>
           <w:szCs w:val="18"/>
         </w:rPr>
-        <w:t xml:space="preserve">   cues 4.1</w:t>
+        <w:t xml:space="preserve">   cues 3.10–3.12</w:t>
       </w:r>
     </w:p>
     <w:p>
@@ -2030,11 +1933,11 @@
           <w:rFonts w:ascii="Arial" w:cs="Arial" w:eastAsia="Arial" w:hAnsi="Arial"/>
           <w:i/>
           <w:iCs/>
-          <w:color w:val="2b6a7a"/>
-          <w:sz w:val="20"/>
-          <w:szCs w:val="20"/>
-        </w:rPr>
-        <w:t xml:space="preserve">count-off — drums in</w:t>
+          <w:color w:val="7a5f1f"/>
+          <w:sz w:val="20"/>
+          <w:szCs w:val="20"/>
+        </w:rPr>
+        <w:t xml:space="preserve">after Cathy’s “and not do anything at all”</w:t>
       </w:r>
     </w:p>
     <w:p>
@@ -2049,7 +1952,7 @@
           <w:sz w:val="21"/>
           <w:szCs w:val="21"/>
         </w:rPr>
-        <w:t xml:space="preserve">His phone, locked, October 2021. Close-up armed, nothing landing yet.</w:t>
+        <w:t xml:space="preserve">Rob calls, instant pickup, up through the vamp — he hangs up on the DOWNBEAT of Moving Too Fast.</w:t>
       </w:r>
     </w:p>
     <w:p>
@@ -2062,6 +1965,103 @@
     </w:p>
     <w:p>
       <w:pPr>
+        <w:spacing w:after="0"/>
+      </w:pPr>
+      <w:r>
+        <w:rPr>
+          <w:rFonts w:ascii="Arial" w:cs="Arial" w:eastAsia="Arial" w:hAnsi="Arial"/>
+          <w:b/>
+          <w:bCs/>
+          <w:color w:val="6b7280"/>
+          <w:sz w:val="18"/>
+          <w:szCs w:val="18"/>
+        </w:rPr>
+        <w:t xml:space="preserve">Dig in:  </w:t>
+      </w:r>
+      <w:r>
+        <w:rPr>
+          <w:rFonts w:ascii="Arial" w:cs="Arial" w:eastAsia="Arial" w:hAnsi="Arial"/>
+          <w:color w:val="6b7280"/>
+          <w:sz w:val="18"/>
+          <w:szCs w:val="18"/>
+        </w:rPr>
+        <w:t xml:space="preserve">Cue Bible 3.1–3.12 for exact screen text, mechanics and sound  ·  Cue Sheet for firing order and script refs</w:t>
+      </w:r>
+    </w:p>
+    <w:p>
+      <w:pPr>
+        <w:pageBreakBefore/>
+        <w:spacing w:after="20"/>
+      </w:pPr>
+      <w:r>
+        <w:rPr>
+          <w:rFonts w:ascii="Arial" w:cs="Arial" w:eastAsia="Arial" w:hAnsi="Arial"/>
+          <w:b/>
+          <w:bCs/>
+          <w:color w:val="15151d"/>
+          <w:sz w:val="40"/>
+          <w:szCs w:val="40"/>
+        </w:rPr>
+        <w:t xml:space="preserve">4 · Moving Too Fast</w:t>
+      </w:r>
+    </w:p>
+    <w:p>
+      <w:pPr>
+        <w:spacing w:after="160"/>
+      </w:pPr>
+      <w:r>
+        <w:rPr>
+          <w:rFonts w:ascii="Arial" w:cs="Arial" w:eastAsia="Arial" w:hAnsi="Arial"/>
+          <w:b/>
+          <w:bCs/>
+          <w:color w:val="7a5f1f"/>
+          <w:sz w:val="22"/>
+          <w:szCs w:val="22"/>
+        </w:rPr>
+        <w:t xml:space="preserve">DUET</w:t>
+      </w:r>
+      <w:r>
+        <w:rPr>
+          <w:rFonts w:ascii="Arial" w:cs="Arial" w:eastAsia="Arial" w:hAnsi="Arial"/>
+          <w:color w:val="6b7280"/>
+          <w:sz w:val="22"/>
+          <w:szCs w:val="22"/>
+        </w:rPr>
+        <w:t xml:space="preserve">   ·   both iPhones   ·   OCTOBER 2021</w:t>
+      </w:r>
+    </w:p>
+    <w:p>
+      <w:pPr>
+        <w:spacing w:after="200" w:line="340"/>
+      </w:pPr>
+      <w:r>
+        <w:rPr>
+          <w:rFonts w:ascii="Arial" w:cs="Arial" w:eastAsia="Arial" w:hAnsi="Arial"/>
+          <w:color w:val="15151d"/>
+          <w:sz w:val="23"/>
+          <w:szCs w:val="23"/>
+        </w:rPr>
+        <w:t xml:space="preserve">Quiet open on his locked phone. Then HER phone cuts in (⚠era 2024–25 to confirm): she dials Mike Stelmyer on ⚠“What else am I supposed to do,” we see the dial AND the connect, and the call ends on ⚠“I’ll call you soon.” Back to his phone for the run of wins — move-in day, The Atlantic, the $2,000, leaving Columbia, SONNY READ IT — each a huge lock-screen notification. Black on the button. ⚠The five line-anchors were wrong in the last build; they are flagged for the worksheet, and ⚠check whether Stelmyer’s agency is ever named.</w:t>
+      </w:r>
+    </w:p>
+    <w:p>
+      <w:pPr>
+        <w:spacing w:after="120"/>
+      </w:pPr>
+      <w:r>
+        <w:rPr>
+          <w:rFonts w:ascii="Arial" w:cs="Arial" w:eastAsia="Arial" w:hAnsi="Arial"/>
+          <w:b/>
+          <w:bCs/>
+          <w:color w:val="7a5f1f"/>
+          <w:sz w:val="20"/>
+          <w:szCs w:val="20"/>
+        </w:rPr>
+        <w:t xml:space="preserve">THE BEATS</w:t>
+      </w:r>
+    </w:p>
+    <w:p>
+      <w:pPr>
         <w:spacing w:after="20"/>
       </w:pPr>
       <w:r>
@@ -2073,7 +2073,7 @@
           <w:sz w:val="24"/>
           <w:szCs w:val="24"/>
         </w:rPr>
-        <w:t xml:space="preserve">The five hits ⚠</w:t>
+        <w:t xml:space="preserve">Quiet open</w:t>
       </w:r>
       <w:r>
         <w:rPr>
@@ -2082,7 +2082,7 @@
           <w:sz w:val="18"/>
           <w:szCs w:val="18"/>
         </w:rPr>
-        <w:t xml:space="preserve">   cues 4.2–4.6</w:t>
+        <w:t xml:space="preserve">   cues 4.1</w:t>
       </w:r>
     </w:p>
     <w:p>
@@ -2106,11 +2106,11 @@
           <w:rFonts w:ascii="Arial" w:cs="Arial" w:eastAsia="Arial" w:hAnsi="Arial"/>
           <w:i/>
           <w:iCs/>
-          <w:color w:val="2b6a7a"/>
-          <w:sz w:val="20"/>
-          <w:szCs w:val="20"/>
-        </w:rPr>
-        <w:t xml:space="preserve">⚠CONFIRM — the “nap-to” lines near the end</w:t>
+          <w:color w:val="7a5f1f"/>
+          <w:sz w:val="20"/>
+          <w:szCs w:val="20"/>
+        </w:rPr>
+        <w:t xml:space="preserve">count-off — drums in</w:t>
       </w:r>
     </w:p>
     <w:p>
@@ -2125,7 +2125,7 @@
           <w:sz w:val="21"/>
           <w:szCs w:val="21"/>
         </w:rPr>
-        <w:t xml:space="preserve">Apartment on 73rd → The Atlantic → $2,000 → left Columbia → SONNY READ IT, stacking newest-first, huge.</w:t>
+        <w:t xml:space="preserve">His phone, locked, October 2021.</w:t>
       </w:r>
     </w:p>
     <w:p>
@@ -2149,7 +2149,7 @@
           <w:sz w:val="24"/>
           <w:szCs w:val="24"/>
         </w:rPr>
-        <w:t xml:space="preserve">Cutoff</w:t>
+        <w:t xml:space="preserve">Cathy’s gig call ⚠</w:t>
       </w:r>
       <w:r>
         <w:rPr>
@@ -2158,7 +2158,7 @@
           <w:sz w:val="18"/>
           <w:szCs w:val="18"/>
         </w:rPr>
-        <w:t xml:space="preserve">   cues 4.7</w:t>
+        <w:t xml:space="preserve">   cues 4.2–4.4</w:t>
       </w:r>
     </w:p>
     <w:p>
@@ -2182,11 +2182,11 @@
           <w:rFonts w:ascii="Arial" w:cs="Arial" w:eastAsia="Arial" w:hAnsi="Arial"/>
           <w:i/>
           <w:iCs/>
-          <w:color w:val="2b6a7a"/>
-          <w:sz w:val="20"/>
-          <w:szCs w:val="20"/>
-        </w:rPr>
-        <w:t xml:space="preserve">the button</w:t>
+          <w:color w:val="7a5f1f"/>
+          <w:sz w:val="20"/>
+          <w:szCs w:val="20"/>
+        </w:rPr>
+        <w:t xml:space="preserve">⚠“What else am I supposed to do” → ⚠“I’ll call you soon”</w:t>
       </w:r>
     </w:p>
     <w:p>
@@ -2201,7 +2201,7 @@
           <w:sz w:val="21"/>
           <w:szCs w:val="21"/>
         </w:rPr>
-        <w:t xml:space="preserve">Black.</w:t>
+        <w:t xml:space="preserve">Her phone dials Mike Stelmyer — dial, connect, end — then back to his.</w:t>
       </w:r>
     </w:p>
     <w:p>
@@ -2214,103 +2214,6 @@
     </w:p>
     <w:p>
       <w:pPr>
-        <w:spacing w:after="0"/>
-      </w:pPr>
-      <w:r>
-        <w:rPr>
-          <w:rFonts w:ascii="Arial" w:cs="Arial" w:eastAsia="Arial" w:hAnsi="Arial"/>
-          <w:b/>
-          <w:bCs/>
-          <w:color w:val="6b7280"/>
-          <w:sz w:val="18"/>
-          <w:szCs w:val="18"/>
-        </w:rPr>
-        <w:t xml:space="preserve">Dig in:  </w:t>
-      </w:r>
-      <w:r>
-        <w:rPr>
-          <w:rFonts w:ascii="Arial" w:cs="Arial" w:eastAsia="Arial" w:hAnsi="Arial"/>
-          <w:color w:val="6b7280"/>
-          <w:sz w:val="18"/>
-          <w:szCs w:val="18"/>
-        </w:rPr>
-        <w:t xml:space="preserve">Cue Bible 4.1–4.7 for exact screen text, mechanics and sound  ·  Cue Sheet for firing order and script refs</w:t>
-      </w:r>
-    </w:p>
-    <w:p>
-      <w:pPr>
-        <w:pageBreakBefore/>
-        <w:spacing w:after="20"/>
-      </w:pPr>
-      <w:r>
-        <w:rPr>
-          <w:rFonts w:ascii="Arial" w:cs="Arial" w:eastAsia="Arial" w:hAnsi="Arial"/>
-          <w:b/>
-          <w:bCs/>
-          <w:color w:val="15151d"/>
-          <w:sz w:val="40"/>
-          <w:szCs w:val="40"/>
-        </w:rPr>
-        <w:t xml:space="preserve">5 · I’m a Part of That</w:t>
-      </w:r>
-    </w:p>
-    <w:p>
-      <w:pPr>
-        <w:spacing w:after="160"/>
-      </w:pPr>
-      <w:r>
-        <w:rPr>
-          <w:rFonts w:ascii="Arial" w:cs="Arial" w:eastAsia="Arial" w:hAnsi="Arial"/>
-          <w:b/>
-          <w:bCs/>
-          <w:color w:val="a8336a"/>
-          <w:sz w:val="22"/>
-          <w:szCs w:val="22"/>
-        </w:rPr>
-        <w:t xml:space="preserve">CATHY</w:t>
-      </w:r>
-      <w:r>
-        <w:rPr>
-          <w:rFonts w:ascii="Arial" w:cs="Arial" w:eastAsia="Arial" w:hAnsi="Arial"/>
-          <w:color w:val="6b7280"/>
-          <w:sz w:val="22"/>
-          <w:szCs w:val="22"/>
-        </w:rPr>
-        <w:t xml:space="preserve">   ·   iPhone   ·   MARCH 2025</w:t>
-      </w:r>
-    </w:p>
-    <w:p>
-      <w:pPr>
-        <w:spacing w:after="200" w:line="340"/>
-      </w:pPr>
-      <w:r>
-        <w:rPr>
-          <w:rFonts w:ascii="Arial" w:cs="Arial" w:eastAsia="Arial" w:hAnsi="Arial"/>
-          <w:color w:val="15151d"/>
-          <w:sz w:val="23"/>
-          <w:szCs w:val="23"/>
-        </w:rPr>
-        <w:t xml:space="preserve">She finds the party album where she is credited as “and guest,” and a fan repost that crops her out entirely — and she comments on it lovingly anyway. Then the song’s engine: his Do Not Disturb, from her side. Yesterday’s ordinary warmth sits at the top of the thread while today’s texts hang at Not Delivered for six hours, until everything flips to Delivered at once — he woke up, that’s all. She ends the song typing a question into Google that she will never say out loud, and clearing it.</w:t>
-      </w:r>
-    </w:p>
-    <w:p>
-      <w:pPr>
-        <w:spacing w:after="120"/>
-      </w:pPr>
-      <w:r>
-        <w:rPr>
-          <w:rFonts w:ascii="Arial" w:cs="Arial" w:eastAsia="Arial" w:hAnsi="Arial"/>
-          <w:b/>
-          <w:bCs/>
-          <w:color w:val="7a5f1f"/>
-          <w:sz w:val="20"/>
-          <w:szCs w:val="20"/>
-        </w:rPr>
-        <w:t xml:space="preserve">THE BEATS</w:t>
-      </w:r>
-    </w:p>
-    <w:p>
-      <w:pPr>
         <w:spacing w:after="20"/>
       </w:pPr>
       <w:r>
@@ -2322,7 +2225,7 @@
           <w:sz w:val="24"/>
           <w:szCs w:val="24"/>
         </w:rPr>
-        <w:t xml:space="preserve">“and guest”</w:t>
+        <w:t xml:space="preserve">The five hits ⚠</w:t>
       </w:r>
       <w:r>
         <w:rPr>
@@ -2331,7 +2234,7 @@
           <w:sz w:val="18"/>
           <w:szCs w:val="18"/>
         </w:rPr>
-        <w:t xml:space="preserve">   cues 5.1–5.4</w:t>
+        <w:t xml:space="preserve">   cues 4.5–4.9</w:t>
       </w:r>
     </w:p>
     <w:p>
@@ -2355,11 +2258,11 @@
           <w:rFonts w:ascii="Arial" w:cs="Arial" w:eastAsia="Arial" w:hAnsi="Arial"/>
           <w:i/>
           <w:iCs/>
-          <w:color w:val="a8336a"/>
-          <w:sz w:val="20"/>
-          <w:szCs w:val="20"/>
-        </w:rPr>
-        <w:t xml:space="preserve">intro → “And I’m a part of that”</w:t>
+          <w:color w:val="7a5f1f"/>
+          <w:sz w:val="20"/>
+          <w:szCs w:val="20"/>
+        </w:rPr>
+        <w:t xml:space="preserve">⚠lines from the worksheet</w:t>
       </w:r>
     </w:p>
     <w:p>
@@ -2374,7 +2277,7 @@
           <w:sz w:val="21"/>
           <w:szCs w:val="21"/>
         </w:rPr>
-        <w:t xml:space="preserve">The party album, the fan repost cropped without her — and her loving comment on it anyway.</w:t>
+        <w:t xml:space="preserve">Move-in day → The Atlantic → $2,000 → Columbia → SONNY READ IT, newest-first, huge.</w:t>
       </w:r>
     </w:p>
     <w:p>
@@ -2398,7 +2301,7 @@
           <w:sz w:val="24"/>
           <w:szCs w:val="24"/>
         </w:rPr>
-        <w:t xml:space="preserve">Six hours of silence</w:t>
+        <w:t xml:space="preserve">Button</w:t>
       </w:r>
       <w:r>
         <w:rPr>
@@ -2407,7 +2310,7 @@
           <w:sz w:val="18"/>
           <w:szCs w:val="18"/>
         </w:rPr>
-        <w:t xml:space="preserve">   cues 5.5–5.8</w:t>
+        <w:t xml:space="preserve">   cues 4.10</w:t>
       </w:r>
     </w:p>
     <w:p>
@@ -2431,11 +2334,11 @@
           <w:rFonts w:ascii="Arial" w:cs="Arial" w:eastAsia="Arial" w:hAnsi="Arial"/>
           <w:i/>
           <w:iCs/>
-          <w:color w:val="a8336a"/>
-          <w:sz w:val="20"/>
-          <w:szCs w:val="20"/>
-        </w:rPr>
-        <w:t xml:space="preserve">“He’s got a mind like a diamond”</w:t>
+          <w:color w:val="7a5f1f"/>
+          <w:sz w:val="20"/>
+          <w:szCs w:val="20"/>
+        </w:rPr>
+        <w:t xml:space="preserve">the button</w:t>
       </w:r>
     </w:p>
     <w:p>
@@ -2450,7 +2353,7 @@
           <w:sz w:val="21"/>
           <w:szCs w:val="21"/>
         </w:rPr>
-        <w:t xml:space="preserve">Yesterday’s warmth above; today’s texts Not Delivered, one after another, while he writes.</w:t>
+        <w:t xml:space="preserve">Black.</w:t>
       </w:r>
     </w:p>
     <w:p>
@@ -2463,6 +2366,103 @@
     </w:p>
     <w:p>
       <w:pPr>
+        <w:spacing w:after="0"/>
+      </w:pPr>
+      <w:r>
+        <w:rPr>
+          <w:rFonts w:ascii="Arial" w:cs="Arial" w:eastAsia="Arial" w:hAnsi="Arial"/>
+          <w:b/>
+          <w:bCs/>
+          <w:color w:val="6b7280"/>
+          <w:sz w:val="18"/>
+          <w:szCs w:val="18"/>
+        </w:rPr>
+        <w:t xml:space="preserve">Dig in:  </w:t>
+      </w:r>
+      <w:r>
+        <w:rPr>
+          <w:rFonts w:ascii="Arial" w:cs="Arial" w:eastAsia="Arial" w:hAnsi="Arial"/>
+          <w:color w:val="6b7280"/>
+          <w:sz w:val="18"/>
+          <w:szCs w:val="18"/>
+        </w:rPr>
+        <w:t xml:space="preserve">Cue Bible 4.1–4.10 for exact screen text, mechanics and sound  ·  Cue Sheet for firing order and script refs</w:t>
+      </w:r>
+    </w:p>
+    <w:p>
+      <w:pPr>
+        <w:pageBreakBefore/>
+        <w:spacing w:after="20"/>
+      </w:pPr>
+      <w:r>
+        <w:rPr>
+          <w:rFonts w:ascii="Arial" w:cs="Arial" w:eastAsia="Arial" w:hAnsi="Arial"/>
+          <w:b/>
+          <w:bCs/>
+          <w:color w:val="15151d"/>
+          <w:sz w:val="40"/>
+          <w:szCs w:val="40"/>
+        </w:rPr>
+        <w:t xml:space="preserve">5 · I’m a Part of That</w:t>
+      </w:r>
+    </w:p>
+    <w:p>
+      <w:pPr>
+        <w:spacing w:after="160"/>
+      </w:pPr>
+      <w:r>
+        <w:rPr>
+          <w:rFonts w:ascii="Arial" w:cs="Arial" w:eastAsia="Arial" w:hAnsi="Arial"/>
+          <w:b/>
+          <w:bCs/>
+          <w:color w:val="a8336a"/>
+          <w:sz w:val="22"/>
+          <w:szCs w:val="22"/>
+        </w:rPr>
+        <w:t xml:space="preserve">CATHY</w:t>
+      </w:r>
+      <w:r>
+        <w:rPr>
+          <w:rFonts w:ascii="Arial" w:cs="Arial" w:eastAsia="Arial" w:hAnsi="Arial"/>
+          <w:color w:val="6b7280"/>
+          <w:sz w:val="22"/>
+          <w:szCs w:val="22"/>
+        </w:rPr>
+        <w:t xml:space="preserve">   ·   iPhone   ·   MARCH 2025</w:t>
+      </w:r>
+    </w:p>
+    <w:p>
+      <w:pPr>
+        <w:spacing w:after="200" w:line="340"/>
+      </w:pPr>
+      <w:r>
+        <w:rPr>
+          <w:rFonts w:ascii="Arial" w:cs="Arial" w:eastAsia="Arial" w:hAnsi="Arial"/>
+          <w:color w:val="15151d"/>
+          <w:sz w:val="23"/>
+          <w:szCs w:val="23"/>
+        </w:rPr>
+        <w:t xml:space="preserve">She finds the party album where she is credited as “and guest,” and a fan repost that crops her out entirely — and she comments on it lovingly anyway. Then the song’s engine: his Do Not Disturb, from her side. Yesterday’s ordinary warmth sits at the top of the thread while today’s texts hang at Not Delivered for six hours, until everything flips to Delivered at once — he woke up, that’s all. She ends the song typing a question into Google that she will never say out loud, and clearing it.</w:t>
+      </w:r>
+    </w:p>
+    <w:p>
+      <w:pPr>
+        <w:spacing w:after="120"/>
+      </w:pPr>
+      <w:r>
+        <w:rPr>
+          <w:rFonts w:ascii="Arial" w:cs="Arial" w:eastAsia="Arial" w:hAnsi="Arial"/>
+          <w:b/>
+          <w:bCs/>
+          <w:color w:val="7a5f1f"/>
+          <w:sz w:val="20"/>
+          <w:szCs w:val="20"/>
+        </w:rPr>
+        <w:t xml:space="preserve">THE BEATS</w:t>
+      </w:r>
+    </w:p>
+    <w:p>
+      <w:pPr>
         <w:spacing w:after="20"/>
       </w:pPr>
       <w:r>
@@ -2474,7 +2474,7 @@
           <w:sz w:val="24"/>
           <w:szCs w:val="24"/>
         </w:rPr>
-        <w:t xml:space="preserve">The release</w:t>
+        <w:t xml:space="preserve">“and guest”</w:t>
       </w:r>
       <w:r>
         <w:rPr>
@@ -2483,7 +2483,7 @@
           <w:sz w:val="18"/>
           <w:szCs w:val="18"/>
         </w:rPr>
-        <w:t xml:space="preserve">   cues 5.9</w:t>
+        <w:t xml:space="preserve">   cues 5.1–5.4</w:t>
       </w:r>
     </w:p>
     <w:p>
@@ -2511,7 +2511,7 @@
           <w:sz w:val="20"/>
           <w:szCs w:val="20"/>
         </w:rPr>
-        <w:t xml:space="preserve">“And he smiles”</w:t>
+        <w:t xml:space="preserve">intro → “And I’m a part of that”</w:t>
       </w:r>
     </w:p>
     <w:p>
@@ -2526,7 +2526,7 @@
           <w:sz w:val="21"/>
           <w:szCs w:val="21"/>
         </w:rPr>
-        <w:t xml:space="preserve">Everything flips to Delivered at once. He surfaced. That’s all it was.</w:t>
+        <w:t xml:space="preserve">The party album, the fan repost cropped without her — and her loving comment on it anyway.</w:t>
       </w:r>
     </w:p>
     <w:p>
@@ -2550,7 +2550,7 @@
           <w:sz w:val="24"/>
           <w:szCs w:val="24"/>
         </w:rPr>
-        <w:t xml:space="preserve">The dedication</w:t>
+        <w:t xml:space="preserve">Six hours of silence</w:t>
       </w:r>
       <w:r>
         <w:rPr>
@@ -2559,7 +2559,7 @@
           <w:sz w:val="18"/>
           <w:szCs w:val="18"/>
         </w:rPr>
-        <w:t xml:space="preserve">   cues 5.10–5.11</w:t>
+        <w:t xml:space="preserve">   cues 5.5–5.8</w:t>
       </w:r>
     </w:p>
     <w:p>
@@ -2587,7 +2587,7 @@
           <w:sz w:val="20"/>
           <w:szCs w:val="20"/>
         </w:rPr>
-        <w:t xml:space="preserve">SHE opens the book (stage)</w:t>
+        <w:t xml:space="preserve">“He’s got a mind like a diamond”</w:t>
       </w:r>
     </w:p>
     <w:p>
@@ -2602,7 +2602,7 @@
           <w:sz w:val="21"/>
           <w:szCs w:val="21"/>
         </w:rPr>
-        <w:t xml:space="preserve">A reader has photographed the dedication page. Likes climb on it.</w:t>
+        <w:t xml:space="preserve">Yesterday’s warmth above; today’s texts Not Delivered, one after another, while he writes.</w:t>
       </w:r>
     </w:p>
     <w:p>
@@ -2626,7 +2626,7 @@
           <w:sz w:val="24"/>
           <w:szCs w:val="24"/>
         </w:rPr>
-        <w:t xml:space="preserve">The loneliest search</w:t>
+        <w:t xml:space="preserve">The release</w:t>
       </w:r>
       <w:r>
         <w:rPr>
@@ -2635,7 +2635,7 @@
           <w:sz w:val="18"/>
           <w:szCs w:val="18"/>
         </w:rPr>
-        <w:t xml:space="preserve">   cues 5.12–5.13</w:t>
+        <w:t xml:space="preserve">   cues 5.9</w:t>
       </w:r>
     </w:p>
     <w:p>
@@ -2663,7 +2663,7 @@
           <w:sz w:val="20"/>
           <w:szCs w:val="20"/>
         </w:rPr>
-        <w:t xml:space="preserve">“And I’m a part of that” (last)</w:t>
+        <w:t xml:space="preserve">“And he smiles”</w:t>
       </w:r>
     </w:p>
     <w:p>
@@ -2678,7 +2678,7 @@
           <w:sz w:val="21"/>
           <w:szCs w:val="21"/>
         </w:rPr>
-        <w:t xml:space="preserve">She types the question into Google — and never hits search. Cleared.</w:t>
+        <w:t xml:space="preserve">Everything flips to Delivered at once. He surfaced. That’s all it was.</w:t>
       </w:r>
     </w:p>
     <w:p>
@@ -2691,103 +2691,6 @@
     </w:p>
     <w:p>
       <w:pPr>
-        <w:spacing w:after="0"/>
-      </w:pPr>
-      <w:r>
-        <w:rPr>
-          <w:rFonts w:ascii="Arial" w:cs="Arial" w:eastAsia="Arial" w:hAnsi="Arial"/>
-          <w:b/>
-          <w:bCs/>
-          <w:color w:val="6b7280"/>
-          <w:sz w:val="18"/>
-          <w:szCs w:val="18"/>
-        </w:rPr>
-        <w:t xml:space="preserve">Dig in:  </w:t>
-      </w:r>
-      <w:r>
-        <w:rPr>
-          <w:rFonts w:ascii="Arial" w:cs="Arial" w:eastAsia="Arial" w:hAnsi="Arial"/>
-          <w:color w:val="6b7280"/>
-          <w:sz w:val="18"/>
-          <w:szCs w:val="18"/>
-        </w:rPr>
-        <w:t xml:space="preserve">Cue Bible 5.1–5.13 for exact screen text, mechanics and sound  ·  Cue Sheet for firing order and script refs</w:t>
-      </w:r>
-    </w:p>
-    <w:p>
-      <w:pPr>
-        <w:pageBreakBefore/>
-        <w:spacing w:after="20"/>
-      </w:pPr>
-      <w:r>
-        <w:rPr>
-          <w:rFonts w:ascii="Arial" w:cs="Arial" w:eastAsia="Arial" w:hAnsi="Arial"/>
-          <w:b/>
-          <w:bCs/>
-          <w:color w:val="15151d"/>
-          <w:sz w:val="40"/>
-          <w:szCs w:val="40"/>
-        </w:rPr>
-        <w:t xml:space="preserve">6 · The Schmuel Song</w:t>
-      </w:r>
-    </w:p>
-    <w:p>
-      <w:pPr>
-        <w:spacing w:after="160"/>
-      </w:pPr>
-      <w:r>
-        <w:rPr>
-          <w:rFonts w:ascii="Arial" w:cs="Arial" w:eastAsia="Arial" w:hAnsi="Arial"/>
-          <w:b/>
-          <w:bCs/>
-          <w:color w:val="2b6a7a"/>
-          <w:sz w:val="22"/>
-          <w:szCs w:val="22"/>
-        </w:rPr>
-        <w:t xml:space="preserve">JAMIE</w:t>
-      </w:r>
-      <w:r>
-        <w:rPr>
-          <w:rFonts w:ascii="Arial" w:cs="Arial" w:eastAsia="Arial" w:hAnsi="Arial"/>
-          <w:color w:val="6b7280"/>
-          <w:sz w:val="22"/>
-          <w:szCs w:val="22"/>
-        </w:rPr>
-        <w:t xml:space="preserve">   ·   MacBook   ·   DECEMBER 2022 — second Christmas</w:t>
-      </w:r>
-    </w:p>
-    <w:p>
-      <w:pPr>
-        <w:spacing w:after="200" w:line="340"/>
-      </w:pPr>
-      <w:r>
-        <w:rPr>
-          <w:rFonts w:ascii="Arial" w:cs="Arial" w:eastAsia="Arial" w:hAnsi="Arial"/>
-          <w:color w:val="15151d"/>
-          <w:sz w:val="23"/>
-          <w:szCs w:val="23"/>
-        </w:rPr>
-        <w:t xml:space="preserve">The only song on the MacBook, because it is the one thing you cannot do on a phone: write. The watch order sits in Mail — engraved with words that will come back as the title of the Year-5 fight — and then he writes her the Schmuel story in real time, his own prose filling the page, the dedication line going down last. Then he builds her a runway: an audition calendar shared to her phone, the actor profile he made her, and a daily reminder to ask about her auditions. This is Jamie at his absolute best; the show needs the audience to believe this version too.</w:t>
-      </w:r>
-    </w:p>
-    <w:p>
-      <w:pPr>
-        <w:spacing w:after="120"/>
-      </w:pPr>
-      <w:r>
-        <w:rPr>
-          <w:rFonts w:ascii="Arial" w:cs="Arial" w:eastAsia="Arial" w:hAnsi="Arial"/>
-          <w:b/>
-          <w:bCs/>
-          <w:color w:val="7a5f1f"/>
-          <w:sz w:val="20"/>
-          <w:szCs w:val="20"/>
-        </w:rPr>
-        <w:t xml:space="preserve">THE BEATS</w:t>
-      </w:r>
-    </w:p>
-    <w:p>
-      <w:pPr>
         <w:spacing w:after="20"/>
       </w:pPr>
       <w:r>
@@ -2799,7 +2702,7 @@
           <w:sz w:val="24"/>
           <w:szCs w:val="24"/>
         </w:rPr>
-        <w:t xml:space="preserve">The gift</w:t>
+        <w:t xml:space="preserve">The dedication</w:t>
       </w:r>
       <w:r>
         <w:rPr>
@@ -2808,7 +2711,7 @@
           <w:sz w:val="18"/>
           <w:szCs w:val="18"/>
         </w:rPr>
-        <w:t xml:space="preserve">   cues 6.1–6.2</w:t>
+        <w:t xml:space="preserve">   cues 5.10–5.11</w:t>
       </w:r>
     </w:p>
     <w:p>
@@ -2832,11 +2735,11 @@
           <w:rFonts w:ascii="Arial" w:cs="Arial" w:eastAsia="Arial" w:hAnsi="Arial"/>
           <w:i/>
           <w:iCs/>
-          <w:color w:val="2b6a7a"/>
-          <w:sz w:val="20"/>
-          <w:szCs w:val="20"/>
-        </w:rPr>
-        <w:t xml:space="preserve">Christmas (stage) → “Schmuel, you’ve got to make the dress!”</w:t>
+          <w:color w:val="a8336a"/>
+          <w:sz w:val="20"/>
+          <w:szCs w:val="20"/>
+        </w:rPr>
+        <w:t xml:space="preserve">SHE opens the book (stage)</w:t>
       </w:r>
     </w:p>
     <w:p>
@@ -2851,7 +2754,7 @@
           <w:sz w:val="21"/>
           <w:szCs w:val="21"/>
         </w:rPr>
-        <w:t xml:space="preserve">Mail: the watch order and its engraving — “—J, who believes you.”</w:t>
+        <w:t xml:space="preserve">A reader has photographed the dedication page — it reads “For Cathy.” Likes climb on it.</w:t>
       </w:r>
     </w:p>
     <w:p>
@@ -2875,7 +2778,7 @@
           <w:sz w:val="24"/>
           <w:szCs w:val="24"/>
         </w:rPr>
-        <w:t xml:space="preserve">He writes her the story</w:t>
+        <w:t xml:space="preserve">The loneliest search</w:t>
       </w:r>
       <w:r>
         <w:rPr>
@@ -2884,7 +2787,7 @@
           <w:sz w:val="18"/>
           <w:szCs w:val="18"/>
         </w:rPr>
-        <w:t xml:space="preserve">   cues 6.3–6.6</w:t>
+        <w:t xml:space="preserve">   cues 5.12–5.13</w:t>
       </w:r>
     </w:p>
     <w:p>
@@ -2908,11 +2811,11 @@
           <w:rFonts w:ascii="Arial" w:cs="Arial" w:eastAsia="Arial" w:hAnsi="Arial"/>
           <w:i/>
           <w:iCs/>
-          <w:color w:val="2b6a7a"/>
-          <w:sz w:val="20"/>
-          <w:szCs w:val="20"/>
-        </w:rPr>
-        <w:t xml:space="preserve">“The clock began to sing”</w:t>
+          <w:color w:val="a8336a"/>
+          <w:sz w:val="20"/>
+          <w:szCs w:val="20"/>
+        </w:rPr>
+        <w:t xml:space="preserve">“And I’m a part of that” (last)</w:t>
       </w:r>
     </w:p>
     <w:p>
@@ -2927,7 +2830,7 @@
           <w:sz w:val="21"/>
           <w:szCs w:val="21"/>
         </w:rPr>
-        <w:t xml:space="preserve">The Schmuel story typed live in Pages, line by line, the dedication last: “for C., who has all the talent, and deserves all the time.”</w:t>
+        <w:t xml:space="preserve">She types the question into Google — and never hits search. Cleared.</w:t>
       </w:r>
     </w:p>
     <w:p>
@@ -2940,6 +2843,103 @@
     </w:p>
     <w:p>
       <w:pPr>
+        <w:spacing w:after="0"/>
+      </w:pPr>
+      <w:r>
+        <w:rPr>
+          <w:rFonts w:ascii="Arial" w:cs="Arial" w:eastAsia="Arial" w:hAnsi="Arial"/>
+          <w:b/>
+          <w:bCs/>
+          <w:color w:val="6b7280"/>
+          <w:sz w:val="18"/>
+          <w:szCs w:val="18"/>
+        </w:rPr>
+        <w:t xml:space="preserve">Dig in:  </w:t>
+      </w:r>
+      <w:r>
+        <w:rPr>
+          <w:rFonts w:ascii="Arial" w:cs="Arial" w:eastAsia="Arial" w:hAnsi="Arial"/>
+          <w:color w:val="6b7280"/>
+          <w:sz w:val="18"/>
+          <w:szCs w:val="18"/>
+        </w:rPr>
+        <w:t xml:space="preserve">Cue Bible 5.1–5.13 for exact screen text, mechanics and sound  ·  Cue Sheet for firing order and script refs</w:t>
+      </w:r>
+    </w:p>
+    <w:p>
+      <w:pPr>
+        <w:pageBreakBefore/>
+        <w:spacing w:after="20"/>
+      </w:pPr>
+      <w:r>
+        <w:rPr>
+          <w:rFonts w:ascii="Arial" w:cs="Arial" w:eastAsia="Arial" w:hAnsi="Arial"/>
+          <w:b/>
+          <w:bCs/>
+          <w:color w:val="15151d"/>
+          <w:sz w:val="40"/>
+          <w:szCs w:val="40"/>
+        </w:rPr>
+        <w:t xml:space="preserve">6 · The Schmuel Song</w:t>
+      </w:r>
+    </w:p>
+    <w:p>
+      <w:pPr>
+        <w:spacing w:after="160"/>
+      </w:pPr>
+      <w:r>
+        <w:rPr>
+          <w:rFonts w:ascii="Arial" w:cs="Arial" w:eastAsia="Arial" w:hAnsi="Arial"/>
+          <w:b/>
+          <w:bCs/>
+          <w:color w:val="2b6a7a"/>
+          <w:sz w:val="22"/>
+          <w:szCs w:val="22"/>
+        </w:rPr>
+        <w:t xml:space="preserve">JAMIE</w:t>
+      </w:r>
+      <w:r>
+        <w:rPr>
+          <w:rFonts w:ascii="Arial" w:cs="Arial" w:eastAsia="Arial" w:hAnsi="Arial"/>
+          <w:color w:val="6b7280"/>
+          <w:sz w:val="22"/>
+          <w:szCs w:val="22"/>
+        </w:rPr>
+        <w:t xml:space="preserve">   ·   iPhone   ·   DECEMBER 2022</w:t>
+      </w:r>
+    </w:p>
+    <w:p>
+      <w:pPr>
+        <w:spacing w:after="200" w:line="340"/>
+      </w:pPr>
+      <w:r>
+        <w:rPr>
+          <w:rFonts w:ascii="Arial" w:cs="Arial" w:eastAsia="Arial" w:hAnsi="Arial"/>
+          <w:color w:val="15151d"/>
+          <w:sz w:val="23"/>
+          <w:szCs w:val="23"/>
+        </w:rPr>
+        <w:t xml:space="preserve">By direction, the screens stay out of the storytelling here. Jamie’s phone sits with a Christmas lock screen — tree lights (photo M23), December 24, 2022 — for the whole number, and goes black on the cutoff.</w:t>
+      </w:r>
+    </w:p>
+    <w:p>
+      <w:pPr>
+        <w:spacing w:after="120"/>
+      </w:pPr>
+      <w:r>
+        <w:rPr>
+          <w:rFonts w:ascii="Arial" w:cs="Arial" w:eastAsia="Arial" w:hAnsi="Arial"/>
+          <w:b/>
+          <w:bCs/>
+          <w:color w:val="7a5f1f"/>
+          <w:sz w:val="20"/>
+          <w:szCs w:val="20"/>
+        </w:rPr>
+        <w:t xml:space="preserve">THE BEATS</w:t>
+      </w:r>
+    </w:p>
+    <w:p>
+      <w:pPr>
         <w:spacing w:after="20"/>
       </w:pPr>
       <w:r>
@@ -2951,7 +2951,7 @@
           <w:sz w:val="24"/>
           <w:szCs w:val="24"/>
         </w:rPr>
-        <w:t xml:space="preserve">He builds her a runway</w:t>
+        <w:t xml:space="preserve">Christmas, held</w:t>
       </w:r>
       <w:r>
         <w:rPr>
@@ -2960,7 +2960,7 @@
           <w:sz w:val="18"/>
           <w:szCs w:val="18"/>
         </w:rPr>
-        <w:t xml:space="preserve">   cues 6.7–6.9</w:t>
+        <w:t xml:space="preserve">   cues 6.1</w:t>
       </w:r>
     </w:p>
     <w:p>
@@ -2988,7 +2988,7 @@
           <w:sz w:val="20"/>
           <w:szCs w:val="20"/>
         </w:rPr>
-        <w:t xml:space="preserve">“And the moral of the story is”</w:t>
+        <w:t xml:space="preserve">the story is his to tell</w:t>
       </w:r>
     </w:p>
     <w:p>
@@ -3003,7 +3003,7 @@
           <w:sz w:val="21"/>
           <w:szCs w:val="21"/>
         </w:rPr>
-        <w:t xml:space="preserve">An audition calendar shared to her, the profile he built her, and a daily reminder: ask about her auditions.</w:t>
+        <w:t xml:space="preserve">Lock screen, Christmas wallpaper, DECEMBER 2022. Nothing animates.</w:t>
       </w:r>
     </w:p>
     <w:p>
@@ -3016,103 +3016,6 @@
     </w:p>
     <w:p>
       <w:pPr>
-        <w:spacing w:after="0"/>
-      </w:pPr>
-      <w:r>
-        <w:rPr>
-          <w:rFonts w:ascii="Arial" w:cs="Arial" w:eastAsia="Arial" w:hAnsi="Arial"/>
-          <w:b/>
-          <w:bCs/>
-          <w:color w:val="6b7280"/>
-          <w:sz w:val="18"/>
-          <w:szCs w:val="18"/>
-        </w:rPr>
-        <w:t xml:space="preserve">Dig in:  </w:t>
-      </w:r>
-      <w:r>
-        <w:rPr>
-          <w:rFonts w:ascii="Arial" w:cs="Arial" w:eastAsia="Arial" w:hAnsi="Arial"/>
-          <w:color w:val="6b7280"/>
-          <w:sz w:val="18"/>
-          <w:szCs w:val="18"/>
-        </w:rPr>
-        <w:t xml:space="preserve">Cue Bible 6.1–6.9 for exact screen text, mechanics and sound  ·  Cue Sheet for firing order and script refs</w:t>
-      </w:r>
-    </w:p>
-    <w:p>
-      <w:pPr>
-        <w:pageBreakBefore/>
-        <w:spacing w:after="20"/>
-      </w:pPr>
-      <w:r>
-        <w:rPr>
-          <w:rFonts w:ascii="Arial" w:cs="Arial" w:eastAsia="Arial" w:hAnsi="Arial"/>
-          <w:b/>
-          <w:bCs/>
-          <w:color w:val="15151d"/>
-          <w:sz w:val="40"/>
-          <w:szCs w:val="40"/>
-        </w:rPr>
-        <w:t xml:space="preserve">7 · A Summer in Ohio</w:t>
-      </w:r>
-    </w:p>
-    <w:p>
-      <w:pPr>
-        <w:spacing w:after="160"/>
-      </w:pPr>
-      <w:r>
-        <w:rPr>
-          <w:rFonts w:ascii="Arial" w:cs="Arial" w:eastAsia="Arial" w:hAnsi="Arial"/>
-          <w:b/>
-          <w:bCs/>
-          <w:color w:val="a8336a"/>
-          <w:sz w:val="22"/>
-          <w:szCs w:val="22"/>
-        </w:rPr>
-        <w:t xml:space="preserve">CATHY</w:t>
-      </w:r>
-      <w:r>
-        <w:rPr>
-          <w:rFonts w:ascii="Arial" w:cs="Arial" w:eastAsia="Arial" w:hAnsi="Arial"/>
-          <w:color w:val="6b7280"/>
-          <w:sz w:val="22"/>
-          <w:szCs w:val="22"/>
-        </w:rPr>
-        <w:t xml:space="preserve">   ·   iPhone   ·   JUNE 2024 — three weeks married</w:t>
-      </w:r>
-    </w:p>
-    <w:p>
-      <w:pPr>
-        <w:spacing w:after="200" w:line="340"/>
-      </w:pPr>
-      <w:r>
-        <w:rPr>
-          <w:rFonts w:ascii="Arial" w:cs="Arial" w:eastAsia="Arial" w:hAnsi="Arial"/>
-          <w:color w:val="15151d"/>
-          <w:sz w:val="23"/>
-          <w:szCs w:val="23"/>
-        </w:rPr>
-        <w:t xml:space="preserve">Three weeks married, eight hundred miles apart. Her letter home is a text thread: the snake photo, tonight’s absurd program, twelve seconds of Karl warming up. The song’s centerpiece is the prerecorded FaceTime: he appears at his desk in terrible lighting, half-attending, she flips the camera to pan the tiny theater — and the connection drops at 4:12. The call log tells the rest: tonight’s four minutes inside a week of missed calls. She signs off the letter live, still not over how much she likes signing it that way.</w:t>
-      </w:r>
-    </w:p>
-    <w:p>
-      <w:pPr>
-        <w:spacing w:after="120"/>
-      </w:pPr>
-      <w:r>
-        <w:rPr>
-          <w:rFonts w:ascii="Arial" w:cs="Arial" w:eastAsia="Arial" w:hAnsi="Arial"/>
-          <w:b/>
-          <w:bCs/>
-          <w:color w:val="7a5f1f"/>
-          <w:sz w:val="20"/>
-          <w:szCs w:val="20"/>
-        </w:rPr>
-        <w:t xml:space="preserve">THE BEATS</w:t>
-      </w:r>
-    </w:p>
-    <w:p>
-      <w:pPr>
         <w:spacing w:after="20"/>
       </w:pPr>
       <w:r>
@@ -3124,7 +3027,7 @@
           <w:sz w:val="24"/>
           <w:szCs w:val="24"/>
         </w:rPr>
-        <w:t xml:space="preserve">The letter as a text</w:t>
+        <w:t xml:space="preserve">Cutoff</w:t>
       </w:r>
       <w:r>
         <w:rPr>
@@ -3133,7 +3036,7 @@
           <w:sz w:val="18"/>
           <w:szCs w:val="18"/>
         </w:rPr>
-        <w:t xml:space="preserve">   cues 7.1–7.5</w:t>
+        <w:t xml:space="preserve">   cues 6.2</w:t>
       </w:r>
     </w:p>
     <w:p>
@@ -3157,11 +3060,11 @@
           <w:rFonts w:ascii="Arial" w:cs="Arial" w:eastAsia="Arial" w:hAnsi="Arial"/>
           <w:i/>
           <w:iCs/>
-          <w:color w:val="a8336a"/>
-          <w:sz w:val="20"/>
-          <w:szCs w:val="20"/>
-        </w:rPr>
-        <w:t xml:space="preserve">vamp → “I could stay here”</w:t>
+          <w:color w:val="2b6a7a"/>
+          <w:sz w:val="20"/>
+          <w:szCs w:val="20"/>
+        </w:rPr>
+        <w:t xml:space="preserve">cutoff</w:t>
       </w:r>
     </w:p>
     <w:p>
@@ -3176,7 +3079,7 @@
           <w:sz w:val="21"/>
           <w:szCs w:val="21"/>
         </w:rPr>
-        <w:t xml:space="preserve">Wayne the snake, tonight’s FIDDLER/PORGY program, and her twelve-second video of Karl warming up.</w:t>
+        <w:t xml:space="preserve">Black.</w:t>
       </w:r>
     </w:p>
     <w:p>
@@ -3189,6 +3092,103 @@
     </w:p>
     <w:p>
       <w:pPr>
+        <w:spacing w:after="0"/>
+      </w:pPr>
+      <w:r>
+        <w:rPr>
+          <w:rFonts w:ascii="Arial" w:cs="Arial" w:eastAsia="Arial" w:hAnsi="Arial"/>
+          <w:b/>
+          <w:bCs/>
+          <w:color w:val="6b7280"/>
+          <w:sz w:val="18"/>
+          <w:szCs w:val="18"/>
+        </w:rPr>
+        <w:t xml:space="preserve">Dig in:  </w:t>
+      </w:r>
+      <w:r>
+        <w:rPr>
+          <w:rFonts w:ascii="Arial" w:cs="Arial" w:eastAsia="Arial" w:hAnsi="Arial"/>
+          <w:color w:val="6b7280"/>
+          <w:sz w:val="18"/>
+          <w:szCs w:val="18"/>
+        </w:rPr>
+        <w:t xml:space="preserve">Cue Bible 6.1–6.2 for exact screen text, mechanics and sound  ·  Cue Sheet for firing order and script refs</w:t>
+      </w:r>
+    </w:p>
+    <w:p>
+      <w:pPr>
+        <w:pageBreakBefore/>
+        <w:spacing w:after="20"/>
+      </w:pPr>
+      <w:r>
+        <w:rPr>
+          <w:rFonts w:ascii="Arial" w:cs="Arial" w:eastAsia="Arial" w:hAnsi="Arial"/>
+          <w:b/>
+          <w:bCs/>
+          <w:color w:val="15151d"/>
+          <w:sz w:val="40"/>
+          <w:szCs w:val="40"/>
+        </w:rPr>
+        <w:t xml:space="preserve">7 · A Summer in Ohio</w:t>
+      </w:r>
+    </w:p>
+    <w:p>
+      <w:pPr>
+        <w:spacing w:after="160"/>
+      </w:pPr>
+      <w:r>
+        <w:rPr>
+          <w:rFonts w:ascii="Arial" w:cs="Arial" w:eastAsia="Arial" w:hAnsi="Arial"/>
+          <w:b/>
+          <w:bCs/>
+          <w:color w:val="a8336a"/>
+          <w:sz w:val="22"/>
+          <w:szCs w:val="22"/>
+        </w:rPr>
+        <w:t xml:space="preserve">CATHY</w:t>
+      </w:r>
+      <w:r>
+        <w:rPr>
+          <w:rFonts w:ascii="Arial" w:cs="Arial" w:eastAsia="Arial" w:hAnsi="Arial"/>
+          <w:color w:val="6b7280"/>
+          <w:sz w:val="22"/>
+          <w:szCs w:val="22"/>
+        </w:rPr>
+        <w:t xml:space="preserve">   ·   laptop   ·   JUNE 2024 · OHIO</w:t>
+      </w:r>
+    </w:p>
+    <w:p>
+      <w:pPr>
+        <w:spacing w:after="200" w:line="340"/>
+      </w:pPr>
+      <w:r>
+        <w:rPr>
+          <w:rFonts w:ascii="Arial" w:cs="Arial" w:eastAsia="Arial" w:hAnsi="Arial"/>
+          <w:color w:val="15151d"/>
+          <w:sz w:val="23"/>
+          <w:szCs w:val="23"/>
+        </w:rPr>
+        <w:t xml:space="preserve">The whole song is one fired cue. Cathy’s laptop fills the screen with the FaceTime frame — overlays on, no self-view of her — and the prerecorded video of Jamie at his desk (V2) reacts to her words for the entire number. Black at the end.</w:t>
+      </w:r>
+    </w:p>
+    <w:p>
+      <w:pPr>
+        <w:spacing w:after="120"/>
+      </w:pPr>
+      <w:r>
+        <w:rPr>
+          <w:rFonts w:ascii="Arial" w:cs="Arial" w:eastAsia="Arial" w:hAnsi="Arial"/>
+          <w:b/>
+          <w:bCs/>
+          <w:color w:val="7a5f1f"/>
+          <w:sz w:val="20"/>
+          <w:szCs w:val="20"/>
+        </w:rPr>
+        <w:t xml:space="preserve">THE BEATS</w:t>
+      </w:r>
+    </w:p>
+    <w:p>
+      <w:pPr>
         <w:spacing w:after="20"/>
       </w:pPr>
       <w:r>
@@ -3209,7 +3209,7 @@
           <w:sz w:val="18"/>
           <w:szCs w:val="18"/>
         </w:rPr>
-        <w:t xml:space="preserve">   cues 7.6–7.10</w:t>
+        <w:t xml:space="preserve">   cues 7.1</w:t>
       </w:r>
     </w:p>
     <w:p>
@@ -3237,7 +3237,7 @@
           <w:sz w:val="20"/>
           <w:szCs w:val="20"/>
         </w:rPr>
-        <w:t xml:space="preserve">“And I’m so glad I could fail you in Ohio” → instrumental break</w:t>
+        <w:t xml:space="preserve">top of the song — the only fire</w:t>
       </w:r>
     </w:p>
     <w:p>
@@ -3252,7 +3252,7 @@
           <w:sz w:val="21"/>
           <w:szCs w:val="21"/>
         </w:rPr>
-        <w:t xml:space="preserve">Unavailable, then four minutes: him at his desk mid-laugh, her slow camera pan of the theater, connection lost at 4:12. (Video is produced separately — V2/V3/V4 on the shot list.)</w:t>
+        <w:t xml:space="preserve">Laptop FaceTime, full screen; V2 plays; we see only Jamie.</w:t>
       </w:r>
     </w:p>
     <w:p>
@@ -3276,7 +3276,7 @@
           <w:sz w:val="24"/>
           <w:szCs w:val="24"/>
         </w:rPr>
-        <w:t xml:space="preserve">What the log says</w:t>
+        <w:t xml:space="preserve">End</w:t>
       </w:r>
       <w:r>
         <w:rPr>
@@ -3285,7 +3285,7 @@
           <w:sz w:val="18"/>
           <w:szCs w:val="18"/>
         </w:rPr>
-        <w:t xml:space="preserve">   cues 7.11</w:t>
+        <w:t xml:space="preserve">   cues 7.2</w:t>
       </w:r>
     </w:p>
     <w:p>
@@ -3313,7 +3313,7 @@
           <w:sz w:val="20"/>
           <w:szCs w:val="20"/>
         </w:rPr>
-        <w:t xml:space="preserve">she resumes singing</w:t>
+        <w:t xml:space="preserve">end of the song</w:t>
       </w:r>
     </w:p>
     <w:p>
@@ -3328,7 +3328,7 @@
           <w:sz w:val="21"/>
           <w:szCs w:val="21"/>
         </w:rPr>
-        <w:t xml:space="preserve">Tonight’s four minutes, surrounded by a week of missed calls.</w:t>
+        <w:t xml:space="preserve">Black.</w:t>
       </w:r>
     </w:p>
     <w:p>
@@ -3341,6 +3341,103 @@
     </w:p>
     <w:p>
       <w:pPr>
+        <w:spacing w:after="0"/>
+      </w:pPr>
+      <w:r>
+        <w:rPr>
+          <w:rFonts w:ascii="Arial" w:cs="Arial" w:eastAsia="Arial" w:hAnsi="Arial"/>
+          <w:b/>
+          <w:bCs/>
+          <w:color w:val="6b7280"/>
+          <w:sz w:val="18"/>
+          <w:szCs w:val="18"/>
+        </w:rPr>
+        <w:t xml:space="preserve">Dig in:  </w:t>
+      </w:r>
+      <w:r>
+        <w:rPr>
+          <w:rFonts w:ascii="Arial" w:cs="Arial" w:eastAsia="Arial" w:hAnsi="Arial"/>
+          <w:color w:val="6b7280"/>
+          <w:sz w:val="18"/>
+          <w:szCs w:val="18"/>
+        </w:rPr>
+        <w:t xml:space="preserve">Cue Bible 7.1–7.2 for exact screen text, mechanics and sound  ·  Cue Sheet for firing order and script refs</w:t>
+      </w:r>
+    </w:p>
+    <w:p>
+      <w:pPr>
+        <w:pageBreakBefore/>
+        <w:spacing w:after="20"/>
+      </w:pPr>
+      <w:r>
+        <w:rPr>
+          <w:rFonts w:ascii="Arial" w:cs="Arial" w:eastAsia="Arial" w:hAnsi="Arial"/>
+          <w:b/>
+          <w:bCs/>
+          <w:color w:val="15151d"/>
+          <w:sz w:val="40"/>
+          <w:szCs w:val="40"/>
+        </w:rPr>
+        <w:t xml:space="preserve">8 · The Next Ten Minutes</w:t>
+      </w:r>
+    </w:p>
+    <w:p>
+      <w:pPr>
+        <w:spacing w:after="160"/>
+      </w:pPr>
+      <w:r>
+        <w:rPr>
+          <w:rFonts w:ascii="Arial" w:cs="Arial" w:eastAsia="Arial" w:hAnsi="Arial"/>
+          <w:b/>
+          <w:bCs/>
+          <w:color w:val="7a5f1f"/>
+          <w:sz w:val="22"/>
+          <w:szCs w:val="22"/>
+        </w:rPr>
+        <w:t xml:space="preserve">DUET</w:t>
+      </w:r>
+      <w:r>
+        <w:rPr>
+          <w:rFonts w:ascii="Arial" w:cs="Arial" w:eastAsia="Arial" w:hAnsi="Arial"/>
+          <w:color w:val="6b7280"/>
+          <w:sz w:val="22"/>
+          <w:szCs w:val="22"/>
+        </w:rPr>
+        <w:t xml:space="preserve">   ·   both iPhones   ·   JUNE 2023 ⇄ MAY 18 2024</w:t>
+      </w:r>
+    </w:p>
+    <w:p>
+      <w:pPr>
+        <w:spacing w:after="200" w:line="340"/>
+      </w:pPr>
+      <w:r>
+        <w:rPr>
+          <w:rFonts w:ascii="Arial" w:cs="Arial" w:eastAsia="Arial" w:hAnsi="Arial"/>
+          <w:color w:val="15151d"/>
+          <w:sz w:val="23"/>
+          <w:szCs w:val="23"/>
+        </w:rPr>
+        <w:t xml:space="preserve">By direction the screens only carry the timeline. Sightseeing and the proposal sit on the engagement day (⚠confirm the “…no, the Dakotas” placement); at the vows the stamp becomes the one shared date, MAY 18, 2024, enormous; after the waltz and interlude the clock rolls back to the engagement; black on the cutoff.</w:t>
+      </w:r>
+    </w:p>
+    <w:p>
+      <w:pPr>
+        <w:spacing w:after="120"/>
+      </w:pPr>
+      <w:r>
+        <w:rPr>
+          <w:rFonts w:ascii="Arial" w:cs="Arial" w:eastAsia="Arial" w:hAnsi="Arial"/>
+          <w:b/>
+          <w:bCs/>
+          <w:color w:val="7a5f1f"/>
+          <w:sz w:val="20"/>
+          <w:szCs w:val="20"/>
+        </w:rPr>
+        <w:t xml:space="preserve">THE BEATS</w:t>
+      </w:r>
+    </w:p>
+    <w:p>
+      <w:pPr>
         <w:spacing w:after="20"/>
       </w:pPr>
       <w:r>
@@ -3352,7 +3449,7 @@
           <w:sz w:val="24"/>
           <w:szCs w:val="24"/>
         </w:rPr>
-        <w:t xml:space="preserve">The last easy post</w:t>
+        <w:t xml:space="preserve">The engagement day</w:t>
       </w:r>
       <w:r>
         <w:rPr>
@@ -3361,7 +3458,7 @@
           <w:sz w:val="18"/>
           <w:szCs w:val="18"/>
         </w:rPr>
-        <w:t xml:space="preserve">   cues 7.12–7.13b</w:t>
+        <w:t xml:space="preserve">   cues 8.1</w:t>
       </w:r>
     </w:p>
     <w:p>
@@ -3385,11 +3482,11 @@
           <w:rFonts w:ascii="Arial" w:cs="Arial" w:eastAsia="Arial" w:hAnsi="Arial"/>
           <w:i/>
           <w:iCs/>
-          <w:color w:val="a8336a"/>
-          <w:sz w:val="20"/>
-          <w:szCs w:val="20"/>
-        </w:rPr>
-        <w:t xml:space="preserve">“…fail you in Ohio” (reprise)</w:t>
+          <w:color w:val="7a5f1f"/>
+          <w:sz w:val="20"/>
+          <w:szCs w:val="20"/>
+        </w:rPr>
+        <w:t xml:space="preserve">sightseeing — he pops the question</w:t>
       </w:r>
     </w:p>
     <w:p>
@@ -3404,7 +3501,7 @@
           <w:sz w:val="21"/>
           <w:szCs w:val="21"/>
         </w:rPr>
-        <w:t xml:space="preserve">The bookstore selfie — their last uncomplicated public exchange — and the flagged emails that put her here.</w:t>
+        <w:t xml:space="preserve">Her phone keeps the time: JUNE 12, 2023.</w:t>
       </w:r>
     </w:p>
     <w:p>
@@ -3428,7 +3525,7 @@
           <w:sz w:val="24"/>
           <w:szCs w:val="24"/>
         </w:rPr>
-        <w:t xml:space="preserve">The sign-off</w:t>
+        <w:t xml:space="preserve">The only shared date</w:t>
       </w:r>
       <w:r>
         <w:rPr>
@@ -3437,7 +3534,7 @@
           <w:sz w:val="18"/>
           <w:szCs w:val="18"/>
         </w:rPr>
-        <w:t xml:space="preserve">   cues 7.14</w:t>
+        <w:t xml:space="preserve">   cues 8.2</w:t>
       </w:r>
     </w:p>
     <w:p>
@@ -3461,11 +3558,11 @@
           <w:rFonts w:ascii="Arial" w:cs="Arial" w:eastAsia="Arial" w:hAnsi="Arial"/>
           <w:i/>
           <w:iCs/>
-          <w:color w:val="a8336a"/>
-          <w:sz w:val="20"/>
-          <w:szCs w:val="20"/>
-        </w:rPr>
-        <w:t xml:space="preserve">the final sign-off</w:t>
+          <w:color w:val="7a5f1f"/>
+          <w:sz w:val="20"/>
+          <w:szCs w:val="20"/>
+        </w:rPr>
+        <w:t xml:space="preserve">at the vows</w:t>
       </w:r>
     </w:p>
     <w:p>
@@ -3480,7 +3577,7 @@
           <w:sz w:val="21"/>
           <w:szCs w:val="21"/>
         </w:rPr>
-        <w:t xml:space="preserve">She signs the letter live in the thread.</w:t>
+        <w:t xml:space="preserve">MAY 18, 2024 · THE WEDDING — enormous.</w:t>
       </w:r>
     </w:p>
     <w:p>
@@ -3493,103 +3590,6 @@
     </w:p>
     <w:p>
       <w:pPr>
-        <w:spacing w:after="0"/>
-      </w:pPr>
-      <w:r>
-        <w:rPr>
-          <w:rFonts w:ascii="Arial" w:cs="Arial" w:eastAsia="Arial" w:hAnsi="Arial"/>
-          <w:b/>
-          <w:bCs/>
-          <w:color w:val="6b7280"/>
-          <w:sz w:val="18"/>
-          <w:szCs w:val="18"/>
-        </w:rPr>
-        <w:t xml:space="preserve">Dig in:  </w:t>
-      </w:r>
-      <w:r>
-        <w:rPr>
-          <w:rFonts w:ascii="Arial" w:cs="Arial" w:eastAsia="Arial" w:hAnsi="Arial"/>
-          <w:color w:val="6b7280"/>
-          <w:sz w:val="18"/>
-          <w:szCs w:val="18"/>
-        </w:rPr>
-        <w:t xml:space="preserve">Cue Bible 7.1–7.14 for exact screen text, mechanics and sound  ·  Cue Sheet for firing order and script refs</w:t>
-      </w:r>
-    </w:p>
-    <w:p>
-      <w:pPr>
-        <w:pageBreakBefore/>
-        <w:spacing w:after="20"/>
-      </w:pPr>
-      <w:r>
-        <w:rPr>
-          <w:rFonts w:ascii="Arial" w:cs="Arial" w:eastAsia="Arial" w:hAnsi="Arial"/>
-          <w:b/>
-          <w:bCs/>
-          <w:color w:val="15151d"/>
-          <w:sz w:val="40"/>
-          <w:szCs w:val="40"/>
-        </w:rPr>
-        <w:t xml:space="preserve">8 · The Next Ten Minutes</w:t>
-      </w:r>
-    </w:p>
-    <w:p>
-      <w:pPr>
-        <w:spacing w:after="160"/>
-      </w:pPr>
-      <w:r>
-        <w:rPr>
-          <w:rFonts w:ascii="Arial" w:cs="Arial" w:eastAsia="Arial" w:hAnsi="Arial"/>
-          <w:b/>
-          <w:bCs/>
-          <w:color w:val="7a5f1f"/>
-          <w:sz w:val="22"/>
-          <w:szCs w:val="22"/>
-        </w:rPr>
-        <w:t xml:space="preserve">DUET</w:t>
-      </w:r>
-      <w:r>
-        <w:rPr>
-          <w:rFonts w:ascii="Arial" w:cs="Arial" w:eastAsia="Arial" w:hAnsi="Arial"/>
-          <w:color w:val="6b7280"/>
-          <w:sz w:val="22"/>
-          <w:szCs w:val="22"/>
-        </w:rPr>
-        <w:t xml:space="preserve">   ·   both iPhones   ·   MAY 18 2024 — the wedding</w:t>
-      </w:r>
-    </w:p>
-    <w:p>
-      <w:pPr>
-        <w:spacing w:after="200" w:line="340"/>
-      </w:pPr>
-      <w:r>
-        <w:rPr>
-          <w:rFonts w:ascii="Arial" w:cs="Arial" w:eastAsia="Arial" w:hAnsi="Arial"/>
-          <w:color w:val="15151d"/>
-          <w:sz w:val="23"/>
-          <w:szCs w:val="23"/>
-        </w:rPr>
-        <w:t xml:space="preserve">The proposal gets the only unmediated minutes of the night: true black, no screens at all — dark screens mean truth. Then the one date both timelines will ever share, enormous and centered: MAY 18, 2024. She posts the engagement; flip — he posts the identical portrait; and the flood arrives: tagged in 34 photos, Mom crying, Rob’s toast video. There is a staged director’s choice at the end: his lock screen with one unread message, sender hidden.</w:t>
-      </w:r>
-    </w:p>
-    <w:p>
-      <w:pPr>
-        <w:spacing w:after="120"/>
-      </w:pPr>
-      <w:r>
-        <w:rPr>
-          <w:rFonts w:ascii="Arial" w:cs="Arial" w:eastAsia="Arial" w:hAnsi="Arial"/>
-          <w:b/>
-          <w:bCs/>
-          <w:color w:val="7a5f1f"/>
-          <w:sz w:val="20"/>
-          <w:szCs w:val="20"/>
-        </w:rPr>
-        <w:t xml:space="preserve">THE BEATS</w:t>
-      </w:r>
-    </w:p>
-    <w:p>
-      <w:pPr>
         <w:spacing w:after="20"/>
       </w:pPr>
       <w:r>
@@ -3601,7 +3601,7 @@
           <w:sz w:val="24"/>
           <w:szCs w:val="24"/>
         </w:rPr>
-        <w:t xml:space="preserve">The proposal</w:t>
+        <w:t xml:space="preserve">Back in time</w:t>
       </w:r>
       <w:r>
         <w:rPr>
@@ -3610,7 +3610,7 @@
           <w:sz w:val="18"/>
           <w:szCs w:val="18"/>
         </w:rPr>
-        <w:t xml:space="preserve">   cues 8.1</w:t>
+        <w:t xml:space="preserve">   cues 8.3</w:t>
       </w:r>
     </w:p>
     <w:p>
@@ -3638,7 +3638,7 @@
           <w:sz w:val="20"/>
           <w:szCs w:val="20"/>
         </w:rPr>
-        <w:t xml:space="preserve">the rowboat (stage)</w:t>
+        <w:t xml:space="preserve">after the waltz and interlude</w:t>
       </w:r>
     </w:p>
     <w:p>
@@ -3653,7 +3653,7 @@
           <w:sz w:val="21"/>
           <w:szCs w:val="21"/>
         </w:rPr>
-        <w:t xml:space="preserve">TRUE BLACK. The only unmediated minutes of the night.</w:t>
+        <w:t xml:space="preserve">The clock rolls back to the engagement.</w:t>
       </w:r>
     </w:p>
     <w:p>
@@ -3677,7 +3677,7 @@
           <w:sz w:val="24"/>
           <w:szCs w:val="24"/>
         </w:rPr>
-        <w:t xml:space="preserve">The only shared date</w:t>
+        <w:t xml:space="preserve">Cutoff</w:t>
       </w:r>
       <w:r>
         <w:rPr>
@@ -3686,7 +3686,7 @@
           <w:sz w:val="18"/>
           <w:szCs w:val="18"/>
         </w:rPr>
-        <w:t xml:space="preserve">   cues 8.2</w:t>
+        <w:t xml:space="preserve">   cues 8.4</w:t>
       </w:r>
     </w:p>
     <w:p>
@@ -3714,7 +3714,7 @@
           <w:sz w:val="20"/>
           <w:szCs w:val="20"/>
         </w:rPr>
-        <w:t xml:space="preserve">at the vows — underscore turns</w:t>
+        <w:t xml:space="preserve">cutoff</w:t>
       </w:r>
     </w:p>
     <w:p>
@@ -3729,7 +3729,7 @@
           <w:sz w:val="21"/>
           <w:szCs w:val="21"/>
         </w:rPr>
-        <w:t xml:space="preserve">One stamp, centered, enormous: MAY 18, 2024 · THE WEDDING.</w:t>
+        <w:t xml:space="preserve">Black.</w:t>
       </w:r>
     </w:p>
     <w:p>
@@ -3742,6 +3742,103 @@
     </w:p>
     <w:p>
       <w:pPr>
+        <w:spacing w:after="0"/>
+      </w:pPr>
+      <w:r>
+        <w:rPr>
+          <w:rFonts w:ascii="Arial" w:cs="Arial" w:eastAsia="Arial" w:hAnsi="Arial"/>
+          <w:b/>
+          <w:bCs/>
+          <w:color w:val="6b7280"/>
+          <w:sz w:val="18"/>
+          <w:szCs w:val="18"/>
+        </w:rPr>
+        <w:t xml:space="preserve">Dig in:  </w:t>
+      </w:r>
+      <w:r>
+        <w:rPr>
+          <w:rFonts w:ascii="Arial" w:cs="Arial" w:eastAsia="Arial" w:hAnsi="Arial"/>
+          <w:color w:val="6b7280"/>
+          <w:sz w:val="18"/>
+          <w:szCs w:val="18"/>
+        </w:rPr>
+        <w:t xml:space="preserve">Cue Bible 8.1–8.4 for exact screen text, mechanics and sound  ·  Cue Sheet for firing order and script refs</w:t>
+      </w:r>
+    </w:p>
+    <w:p>
+      <w:pPr>
+        <w:pageBreakBefore/>
+        <w:spacing w:after="20"/>
+      </w:pPr>
+      <w:r>
+        <w:rPr>
+          <w:rFonts w:ascii="Arial" w:cs="Arial" w:eastAsia="Arial" w:hAnsi="Arial"/>
+          <w:b/>
+          <w:bCs/>
+          <w:color w:val="15151d"/>
+          <w:sz w:val="40"/>
+          <w:szCs w:val="40"/>
+        </w:rPr>
+        <w:t xml:space="preserve">9 · A Miracle Would Happen</w:t>
+      </w:r>
+    </w:p>
+    <w:p>
+      <w:pPr>
+        <w:spacing w:after="160"/>
+      </w:pPr>
+      <w:r>
+        <w:rPr>
+          <w:rFonts w:ascii="Arial" w:cs="Arial" w:eastAsia="Arial" w:hAnsi="Arial"/>
+          <w:b/>
+          <w:bCs/>
+          <w:color w:val="2b6a7a"/>
+          <w:sz w:val="22"/>
+          <w:szCs w:val="22"/>
+        </w:rPr>
+        <w:t xml:space="preserve">JAMIE</w:t>
+      </w:r>
+      <w:r>
+        <w:rPr>
+          <w:rFonts w:ascii="Arial" w:cs="Arial" w:eastAsia="Arial" w:hAnsi="Arial"/>
+          <w:color w:val="6b7280"/>
+          <w:sz w:val="22"/>
+          <w:szCs w:val="22"/>
+        </w:rPr>
+        <w:t xml:space="preserve">   ·   iPhone   ·   OCTOBER 2024</w:t>
+      </w:r>
+    </w:p>
+    <w:p>
+      <w:pPr>
+        <w:spacing w:after="200" w:line="340"/>
+      </w:pPr>
+      <w:r>
+        <w:rPr>
+          <w:rFonts w:ascii="Arial" w:cs="Arial" w:eastAsia="Arial" w:hAnsi="Arial"/>
+          <w:color w:val="15151d"/>
+          <w:sz w:val="23"/>
+          <w:szCs w:val="23"/>
+        </w:rPr>
+        <w:t xml:space="preserve">He never interacts. The locked phone just keeps receiving — reader DMs, a message request, the book’s numbers, Elise suggesting a celebratory drink, another fan in the front row — each one supporting the words of the song. ⚠Line anchors pending the worksheet. Black on the button.</w:t>
+      </w:r>
+    </w:p>
+    <w:p>
+      <w:pPr>
+        <w:spacing w:after="120"/>
+      </w:pPr>
+      <w:r>
+        <w:rPr>
+          <w:rFonts w:ascii="Arial" w:cs="Arial" w:eastAsia="Arial" w:hAnsi="Arial"/>
+          <w:b/>
+          <w:bCs/>
+          <w:color w:val="7a5f1f"/>
+          <w:sz w:val="20"/>
+          <w:szCs w:val="20"/>
+        </w:rPr>
+        <w:t xml:space="preserve">THE BEATS</w:t>
+      </w:r>
+    </w:p>
+    <w:p>
+      <w:pPr>
         <w:spacing w:after="20"/>
       </w:pPr>
       <w:r>
@@ -3753,7 +3850,7 @@
           <w:sz w:val="24"/>
           <w:szCs w:val="24"/>
         </w:rPr>
-        <w:t xml:space="preserve">Two posts, one portrait</w:t>
+        <w:t xml:space="preserve">The attention arrives ⚠</w:t>
       </w:r>
       <w:r>
         <w:rPr>
@@ -3762,7 +3859,7 @@
           <w:sz w:val="18"/>
           <w:szCs w:val="18"/>
         </w:rPr>
-        <w:t xml:space="preserve">   cues 8.3–8.4</w:t>
+        <w:t xml:space="preserve">   cues 9.1–9.6</w:t>
       </w:r>
     </w:p>
     <w:p>
@@ -3786,11 +3883,11 @@
           <w:rFonts w:ascii="Arial" w:cs="Arial" w:eastAsia="Arial" w:hAnsi="Arial"/>
           <w:i/>
           <w:iCs/>
-          <w:color w:val="7a5f1f"/>
-          <w:sz w:val="20"/>
-          <w:szCs w:val="20"/>
-        </w:rPr>
-        <w:t xml:space="preserve">“Will you share your life with me” / “I am not always on time”</w:t>
+          <w:color w:val="2b6a7a"/>
+          <w:sz w:val="20"/>
+          <w:szCs w:val="20"/>
+        </w:rPr>
+        <w:t xml:space="preserve">⚠lines from the worksheet</w:t>
       </w:r>
     </w:p>
     <w:p>
@@ -3805,7 +3902,7 @@
           <w:sz w:val="21"/>
           <w:szCs w:val="21"/>
         </w:rPr>
-        <w:t xml:space="preserve">Her announcement — then the flip to his identical one. Same photo, both feeds.</w:t>
+        <w:t xml:space="preserve">Five notifications stack newest-first on the giant lock screen. He never picks it up.</w:t>
       </w:r>
     </w:p>
     <w:p>
@@ -3829,7 +3926,7 @@
           <w:sz w:val="24"/>
           <w:szCs w:val="24"/>
         </w:rPr>
-        <w:t xml:space="preserve">The flood</w:t>
+        <w:t xml:space="preserve">Button</w:t>
       </w:r>
       <w:r>
         <w:rPr>
@@ -3838,7 +3935,7 @@
           <w:sz w:val="18"/>
           <w:szCs w:val="18"/>
         </w:rPr>
-        <w:t xml:space="preserve">   cues 8.5–8.7</w:t>
+        <w:t xml:space="preserve">   cues 9.7</w:t>
       </w:r>
     </w:p>
     <w:p>
@@ -3862,11 +3959,11 @@
           <w:rFonts w:ascii="Arial" w:cs="Arial" w:eastAsia="Arial" w:hAnsi="Arial"/>
           <w:i/>
           <w:iCs/>
-          <w:color w:val="7a5f1f"/>
-          <w:sz w:val="20"/>
-          <w:szCs w:val="20"/>
-        </w:rPr>
-        <w:t xml:space="preserve">“For the next ten minutes”</w:t>
+          <w:color w:val="2b6a7a"/>
+          <w:sz w:val="20"/>
+          <w:szCs w:val="20"/>
+        </w:rPr>
+        <w:t xml:space="preserve">the button</w:t>
       </w:r>
     </w:p>
     <w:p>
@@ -3881,7 +3978,7 @@
           <w:sz w:val="21"/>
           <w:szCs w:val="21"/>
         </w:rPr>
-        <w:t xml:space="preserve">Tagged in 34 photos. Mom, crying again. Rob’s toast video.</w:t>
+        <w:t xml:space="preserve">Black.</w:t>
       </w:r>
     </w:p>
     <w:p>
@@ -3894,82 +3991,6 @@
     </w:p>
     <w:p>
       <w:pPr>
-        <w:spacing w:after="20"/>
-      </w:pPr>
-      <w:r>
-        <w:rPr>
-          <w:rFonts w:ascii="Arial" w:cs="Arial" w:eastAsia="Arial" w:hAnsi="Arial"/>
-          <w:b/>
-          <w:bCs/>
-          <w:color w:val="15151d"/>
-          <w:sz w:val="24"/>
-          <w:szCs w:val="24"/>
-        </w:rPr>
-        <w:t xml:space="preserve">ALONZO’S CALL: the shadow</w:t>
-      </w:r>
-      <w:r>
-        <w:rPr>
-          <w:rFonts w:ascii="Courier New" w:cs="Courier New" w:eastAsia="Courier New" w:hAnsi="Courier New"/>
-          <w:color w:val="6b7280"/>
-          <w:sz w:val="18"/>
-          <w:szCs w:val="18"/>
-        </w:rPr>
-        <w:t xml:space="preserve">   cues 8.8</w:t>
-      </w:r>
-    </w:p>
-    <w:p>
-      <w:pPr>
-        <w:spacing w:after="20"/>
-        <w:ind w:left="240"/>
-      </w:pPr>
-      <w:r>
-        <w:rPr>
-          <w:rFonts w:ascii="Arial" w:cs="Arial" w:eastAsia="Arial" w:hAnsi="Arial"/>
-          <w:b/>
-          <w:bCs/>
-          <w:color w:val="6b7280"/>
-          <w:sz w:val="18"/>
-          <w:szCs w:val="18"/>
-        </w:rPr>
-        <w:t xml:space="preserve">on:  </w:t>
-      </w:r>
-      <w:r>
-        <w:rPr>
-          <w:rFonts w:ascii="Arial" w:cs="Arial" w:eastAsia="Arial" w:hAnsi="Arial"/>
-          <w:i/>
-          <w:iCs/>
-          <w:color w:val="7a5f1f"/>
-          <w:sz w:val="20"/>
-          <w:szCs w:val="20"/>
-        </w:rPr>
-        <w:t xml:space="preserve">in the playoff</w:t>
-      </w:r>
-    </w:p>
-    <w:p>
-      <w:pPr>
-        <w:spacing w:after="60" w:line="290"/>
-        <w:ind w:left="240"/>
-      </w:pPr>
-      <w:r>
-        <w:rPr>
-          <w:rFonts w:ascii="Arial" w:cs="Arial" w:eastAsia="Arial" w:hAnsi="Arial"/>
-          <w:color w:val="15151d"/>
-          <w:sz w:val="21"/>
-          <w:szCs w:val="21"/>
-        </w:rPr>
-        <w:t xml:space="preserve">Optional: his lock screen, one unread message, sender hidden. Include, or keep the wedding clean.</w:t>
-      </w:r>
-    </w:p>
-    <w:p>
-      <w:pPr>
-        <w:pBdr>
-          <w:bottom w:val="single" w:color="D6D9DE" w:sz="4"/>
-        </w:pBdr>
-        <w:spacing w:after="160" w:before="40"/>
-      </w:pPr>
-    </w:p>
-    <w:p>
-      <w:pPr>
         <w:spacing w:after="0"/>
       </w:pPr>
       <w:r>
@@ -3990,484 +4011,7 @@
           <w:sz w:val="18"/>
           <w:szCs w:val="18"/>
         </w:rPr>
-        <w:t xml:space="preserve">Cue Bible 8.1–8.8 for exact screen text, mechanics and sound  ·  Cue Sheet for firing order and script refs</w:t>
-      </w:r>
-    </w:p>
-    <w:p>
-      <w:pPr>
-        <w:pageBreakBefore/>
-        <w:spacing w:after="20"/>
-      </w:pPr>
-      <w:r>
-        <w:rPr>
-          <w:rFonts w:ascii="Arial" w:cs="Arial" w:eastAsia="Arial" w:hAnsi="Arial"/>
-          <w:b/>
-          <w:bCs/>
-          <w:color w:val="15151d"/>
-          <w:sz w:val="40"/>
-          <w:szCs w:val="40"/>
-        </w:rPr>
-        <w:t xml:space="preserve">9 · A Miracle Would Happen</w:t>
-      </w:r>
-    </w:p>
-    <w:p>
-      <w:pPr>
-        <w:spacing w:after="160"/>
-      </w:pPr>
-      <w:r>
-        <w:rPr>
-          <w:rFonts w:ascii="Arial" w:cs="Arial" w:eastAsia="Arial" w:hAnsi="Arial"/>
-          <w:b/>
-          <w:bCs/>
-          <w:color w:val="2b6a7a"/>
-          <w:sz w:val="22"/>
-          <w:szCs w:val="22"/>
-        </w:rPr>
-        <w:t xml:space="preserve">JAMIE</w:t>
-      </w:r>
-      <w:r>
-        <w:rPr>
-          <w:rFonts w:ascii="Arial" w:cs="Arial" w:eastAsia="Arial" w:hAnsi="Arial"/>
-          <w:color w:val="6b7280"/>
-          <w:sz w:val="22"/>
-          <w:szCs w:val="22"/>
-        </w:rPr>
-        <w:t xml:space="preserve">   ·   iPhone   ·   OCTOBER 2024 → FEBRUARY 2025</w:t>
-      </w:r>
-    </w:p>
-    <w:p>
-      <w:pPr>
-        <w:spacing w:after="200" w:line="340"/>
-      </w:pPr>
-      <w:r>
-        <w:rPr>
-          <w:rFonts w:ascii="Arial" w:cs="Arial" w:eastAsia="Arial" w:hAnsi="Arial"/>
-          <w:color w:val="15151d"/>
-          <w:sz w:val="23"/>
-          <w:szCs w:val="23"/>
-        </w:rPr>
-        <w:t xml:space="preserve">Married, at a party, alone with a screen. A reader’s DM arrives and he hovers over Delete — and leaves it. Three drafted replies collapse into something politely bland: camouflage. Then the quiet violence: he flips Silence Notifications ON for his wife specifically, pierces the 10 PM rule they made together in Moving Too Fast, and lets her call roll to a voicemail he doesn’t play (the finale plays it). A staged Tinder block is Alonzo’s to keep or cut. The song ends in February, 1:14 AM, with the first line he truly crosses: “for you I’m always up.”</w:t>
-      </w:r>
-    </w:p>
-    <w:p>
-      <w:pPr>
-        <w:spacing w:after="120"/>
-      </w:pPr>
-      <w:r>
-        <w:rPr>
-          <w:rFonts w:ascii="Arial" w:cs="Arial" w:eastAsia="Arial" w:hAnsi="Arial"/>
-          <w:b/>
-          <w:bCs/>
-          <w:color w:val="7a5f1f"/>
-          <w:sz w:val="20"/>
-          <w:szCs w:val="20"/>
-        </w:rPr>
-        <w:t xml:space="preserve">THE BEATS</w:t>
-      </w:r>
-    </w:p>
-    <w:p>
-      <w:pPr>
-        <w:spacing w:after="20"/>
-      </w:pPr>
-      <w:r>
-        <w:rPr>
-          <w:rFonts w:ascii="Arial" w:cs="Arial" w:eastAsia="Arial" w:hAnsi="Arial"/>
-          <w:b/>
-          <w:bCs/>
-          <w:color w:val="15151d"/>
-          <w:sz w:val="24"/>
-          <w:szCs w:val="24"/>
-        </w:rPr>
-        <w:t xml:space="preserve">The DM he doesn’t delete</w:t>
-      </w:r>
-      <w:r>
-        <w:rPr>
-          <w:rFonts w:ascii="Courier New" w:cs="Courier New" w:eastAsia="Courier New" w:hAnsi="Courier New"/>
-          <w:color w:val="6b7280"/>
-          <w:sz w:val="18"/>
-          <w:szCs w:val="18"/>
-        </w:rPr>
-        <w:t xml:space="preserve">   cues 9.1–9.3</w:t>
-      </w:r>
-    </w:p>
-    <w:p>
-      <w:pPr>
-        <w:spacing w:after="20"/>
-        <w:ind w:left="240"/>
-      </w:pPr>
-      <w:r>
-        <w:rPr>
-          <w:rFonts w:ascii="Arial" w:cs="Arial" w:eastAsia="Arial" w:hAnsi="Arial"/>
-          <w:b/>
-          <w:bCs/>
-          <w:color w:val="6b7280"/>
-          <w:sz w:val="18"/>
-          <w:szCs w:val="18"/>
-        </w:rPr>
-        <w:t xml:space="preserve">on:  </w:t>
-      </w:r>
-      <w:r>
-        <w:rPr>
-          <w:rFonts w:ascii="Arial" w:cs="Arial" w:eastAsia="Arial" w:hAnsi="Arial"/>
-          <w:i/>
-          <w:iCs/>
-          <w:color w:val="2b6a7a"/>
-          <w:sz w:val="20"/>
-          <w:szCs w:val="20"/>
-        </w:rPr>
-        <w:t xml:space="preserve">vamp → “who’s not allowed to look”</w:t>
-      </w:r>
-    </w:p>
-    <w:p>
-      <w:pPr>
-        <w:spacing w:after="60" w:line="290"/>
-        <w:ind w:left="240"/>
-      </w:pPr>
-      <w:r>
-        <w:rPr>
-          <w:rFonts w:ascii="Arial" w:cs="Arial" w:eastAsia="Arial" w:hAnsi="Arial"/>
-          <w:color w:val="15151d"/>
-          <w:sz w:val="21"/>
-          <w:szCs w:val="21"/>
-        </w:rPr>
-        <w:t xml:space="preserve">A reader’s message request. Accept and Delete side by side; his thumb hovers Delete — and leaves it.</w:t>
-      </w:r>
-    </w:p>
-    <w:p>
-      <w:pPr>
-        <w:pBdr>
-          <w:bottom w:val="single" w:color="D6D9DE" w:sz="4"/>
-        </w:pBdr>
-        <w:spacing w:after="160" w:before="40"/>
-      </w:pPr>
-    </w:p>
-    <w:p>
-      <w:pPr>
-        <w:spacing w:after="20"/>
-      </w:pPr>
-      <w:r>
-        <w:rPr>
-          <w:rFonts w:ascii="Arial" w:cs="Arial" w:eastAsia="Arial" w:hAnsi="Arial"/>
-          <w:b/>
-          <w:bCs/>
-          <w:color w:val="15151d"/>
-          <w:sz w:val="24"/>
-          <w:szCs w:val="24"/>
-        </w:rPr>
-        <w:t xml:space="preserve">Three drafts to a reader</w:t>
-      </w:r>
-      <w:r>
-        <w:rPr>
-          <w:rFonts w:ascii="Courier New" w:cs="Courier New" w:eastAsia="Courier New" w:hAnsi="Courier New"/>
-          <w:color w:val="6b7280"/>
-          <w:sz w:val="18"/>
-          <w:szCs w:val="18"/>
-        </w:rPr>
-        <w:t xml:space="preserve">   cues 9.4–9.9</w:t>
-      </w:r>
-    </w:p>
-    <w:p>
-      <w:pPr>
-        <w:spacing w:after="20"/>
-        <w:ind w:left="240"/>
-      </w:pPr>
-      <w:r>
-        <w:rPr>
-          <w:rFonts w:ascii="Arial" w:cs="Arial" w:eastAsia="Arial" w:hAnsi="Arial"/>
-          <w:b/>
-          <w:bCs/>
-          <w:color w:val="6b7280"/>
-          <w:sz w:val="18"/>
-          <w:szCs w:val="18"/>
-        </w:rPr>
-        <w:t xml:space="preserve">on:  </w:t>
-      </w:r>
-      <w:r>
-        <w:rPr>
-          <w:rFonts w:ascii="Arial" w:cs="Arial" w:eastAsia="Arial" w:hAnsi="Arial"/>
-          <w:i/>
-          <w:iCs/>
-          <w:color w:val="2b6a7a"/>
-          <w:sz w:val="20"/>
-          <w:szCs w:val="20"/>
-        </w:rPr>
-        <w:t xml:space="preserve">“I’m not okay!”</w:t>
-      </w:r>
-    </w:p>
-    <w:p>
-      <w:pPr>
-        <w:spacing w:after="60" w:line="290"/>
-        <w:ind w:left="240"/>
-      </w:pPr>
-      <w:r>
-        <w:rPr>
-          <w:rFonts w:ascii="Arial" w:cs="Arial" w:eastAsia="Arial" w:hAnsi="Arial"/>
-          <w:color w:val="15151d"/>
-          <w:sz w:val="21"/>
-          <w:szCs w:val="21"/>
-        </w:rPr>
-        <w:t xml:space="preserve">Charming, deleted. Bolder, deleted. The bland safe version — sent. Politeness as camouflage.</w:t>
-      </w:r>
-    </w:p>
-    <w:p>
-      <w:pPr>
-        <w:pBdr>
-          <w:bottom w:val="single" w:color="D6D9DE" w:sz="4"/>
-        </w:pBdr>
-        <w:spacing w:after="160" w:before="40"/>
-      </w:pPr>
-    </w:p>
-    <w:p>
-      <w:pPr>
-        <w:spacing w:after="20"/>
-      </w:pPr>
-      <w:r>
-        <w:rPr>
-          <w:rFonts w:ascii="Arial" w:cs="Arial" w:eastAsia="Arial" w:hAnsi="Arial"/>
-          <w:b/>
-          <w:bCs/>
-          <w:color w:val="15151d"/>
-          <w:sz w:val="24"/>
-          <w:szCs w:val="24"/>
-        </w:rPr>
-        <w:t xml:space="preserve">Silencing his wife</w:t>
-      </w:r>
-      <w:r>
-        <w:rPr>
-          <w:rFonts w:ascii="Courier New" w:cs="Courier New" w:eastAsia="Courier New" w:hAnsi="Courier New"/>
-          <w:color w:val="6b7280"/>
-          <w:sz w:val="18"/>
-          <w:szCs w:val="18"/>
-        </w:rPr>
-        <w:t xml:space="preserve">   cues 9.10–9.12</w:t>
-      </w:r>
-    </w:p>
-    <w:p>
-      <w:pPr>
-        <w:spacing w:after="20"/>
-        <w:ind w:left="240"/>
-      </w:pPr>
-      <w:r>
-        <w:rPr>
-          <w:rFonts w:ascii="Arial" w:cs="Arial" w:eastAsia="Arial" w:hAnsi="Arial"/>
-          <w:b/>
-          <w:bCs/>
-          <w:color w:val="6b7280"/>
-          <w:sz w:val="18"/>
-          <w:szCs w:val="18"/>
-        </w:rPr>
-        <w:t xml:space="preserve">on:  </w:t>
-      </w:r>
-      <w:r>
-        <w:rPr>
-          <w:rFonts w:ascii="Arial" w:cs="Arial" w:eastAsia="Arial" w:hAnsi="Arial"/>
-          <w:i/>
-          <w:iCs/>
-          <w:color w:val="2b6a7a"/>
-          <w:sz w:val="20"/>
-          <w:szCs w:val="20"/>
-        </w:rPr>
-        <w:t xml:space="preserve">“I could be happy”</w:t>
-      </w:r>
-    </w:p>
-    <w:p>
-      <w:pPr>
-        <w:spacing w:after="60" w:line="290"/>
-        <w:ind w:left="240"/>
-      </w:pPr>
-      <w:r>
-        <w:rPr>
-          <w:rFonts w:ascii="Arial" w:cs="Arial" w:eastAsia="Arial" w:hAnsi="Arial"/>
-          <w:color w:val="15151d"/>
-          <w:sz w:val="21"/>
-          <w:szCs w:val="21"/>
-        </w:rPr>
-        <w:t xml:space="preserve">Silence Notifications ON, for Cathy specifically. The 10 PM rule, pierced from his side. Her call rolls to voicemail, unplayed.</w:t>
-      </w:r>
-    </w:p>
-    <w:p>
-      <w:pPr>
-        <w:pBdr>
-          <w:bottom w:val="single" w:color="D6D9DE" w:sz="4"/>
-        </w:pBdr>
-        <w:spacing w:after="160" w:before="40"/>
-      </w:pPr>
-    </w:p>
-    <w:p>
-      <w:pPr>
-        <w:spacing w:after="20"/>
-      </w:pPr>
-      <w:r>
-        <w:rPr>
-          <w:rFonts w:ascii="Arial" w:cs="Arial" w:eastAsia="Arial" w:hAnsi="Arial"/>
-          <w:b/>
-          <w:bCs/>
-          <w:color w:val="15151d"/>
-          <w:sz w:val="24"/>
-          <w:szCs w:val="24"/>
-        </w:rPr>
-        <w:t xml:space="preserve">ALONZO’S CALL: Tinder</w:t>
-      </w:r>
-      <w:r>
-        <w:rPr>
-          <w:rFonts w:ascii="Courier New" w:cs="Courier New" w:eastAsia="Courier New" w:hAnsi="Courier New"/>
-          <w:color w:val="6b7280"/>
-          <w:sz w:val="18"/>
-          <w:szCs w:val="18"/>
-        </w:rPr>
-        <w:t xml:space="preserve">   cues 9.13–9.16</w:t>
-      </w:r>
-    </w:p>
-    <w:p>
-      <w:pPr>
-        <w:spacing w:after="20"/>
-        <w:ind w:left="240"/>
-      </w:pPr>
-      <w:r>
-        <w:rPr>
-          <w:rFonts w:ascii="Arial" w:cs="Arial" w:eastAsia="Arial" w:hAnsi="Arial"/>
-          <w:b/>
-          <w:bCs/>
-          <w:color w:val="6b7280"/>
-          <w:sz w:val="18"/>
-          <w:szCs w:val="18"/>
-        </w:rPr>
-        <w:t xml:space="preserve">on:  </w:t>
-      </w:r>
-      <w:r>
-        <w:rPr>
-          <w:rFonts w:ascii="Arial" w:cs="Arial" w:eastAsia="Arial" w:hAnsi="Arial"/>
-          <w:i/>
-          <w:iCs/>
-          <w:color w:val="2b6a7a"/>
-          <w:sz w:val="20"/>
-          <w:szCs w:val="20"/>
-        </w:rPr>
-        <w:t xml:space="preserve">bridge top</w:t>
-      </w:r>
-    </w:p>
-    <w:p>
-      <w:pPr>
-        <w:spacing w:after="60" w:line="290"/>
-        <w:ind w:left="240"/>
-      </w:pPr>
-      <w:r>
-        <w:rPr>
-          <w:rFonts w:ascii="Arial" w:cs="Arial" w:eastAsia="Arial" w:hAnsi="Arial"/>
-          <w:color w:val="15151d"/>
-          <w:sz w:val="21"/>
-          <w:szCs w:val="21"/>
-        </w:rPr>
-        <w:t xml:space="preserve">Optional block: swipes, a match, he taps neither button — then deletes the app. Cut 9.13–9.16 cleanly for a subtler Jamie.</w:t>
-      </w:r>
-    </w:p>
-    <w:p>
-      <w:pPr>
-        <w:pBdr>
-          <w:bottom w:val="single" w:color="D6D9DE" w:sz="4"/>
-        </w:pBdr>
-        <w:spacing w:after="160" w:before="40"/>
-      </w:pPr>
-    </w:p>
-    <w:p>
-      <w:pPr>
-        <w:spacing w:after="20"/>
-      </w:pPr>
-      <w:r>
-        <w:rPr>
-          <w:rFonts w:ascii="Arial" w:cs="Arial" w:eastAsia="Arial" w:hAnsi="Arial"/>
-          <w:b/>
-          <w:bCs/>
-          <w:color w:val="15151d"/>
-          <w:sz w:val="24"/>
-          <w:szCs w:val="24"/>
-        </w:rPr>
-        <w:t xml:space="preserve">The line he crosses</w:t>
-      </w:r>
-      <w:r>
-        <w:rPr>
-          <w:rFonts w:ascii="Courier New" w:cs="Courier New" w:eastAsia="Courier New" w:hAnsi="Courier New"/>
-          <w:color w:val="6b7280"/>
-          <w:sz w:val="18"/>
-          <w:szCs w:val="18"/>
-        </w:rPr>
-        <w:t xml:space="preserve">   cues 9.21–9.23</w:t>
-      </w:r>
-    </w:p>
-    <w:p>
-      <w:pPr>
-        <w:spacing w:after="20"/>
-        <w:ind w:left="240"/>
-      </w:pPr>
-      <w:r>
-        <w:rPr>
-          <w:rFonts w:ascii="Arial" w:cs="Arial" w:eastAsia="Arial" w:hAnsi="Arial"/>
-          <w:b/>
-          <w:bCs/>
-          <w:color w:val="6b7280"/>
-          <w:sz w:val="18"/>
-          <w:szCs w:val="18"/>
-        </w:rPr>
-        <w:t xml:space="preserve">on:  </w:t>
-      </w:r>
-      <w:r>
-        <w:rPr>
-          <w:rFonts w:ascii="Arial" w:cs="Arial" w:eastAsia="Arial" w:hAnsi="Arial"/>
-          <w:i/>
-          <w:iCs/>
-          <w:color w:val="2b6a7a"/>
-          <w:sz w:val="20"/>
-          <w:szCs w:val="20"/>
-        </w:rPr>
-        <w:t xml:space="preserve">final verse</w:t>
-      </w:r>
-    </w:p>
-    <w:p>
-      <w:pPr>
-        <w:spacing w:after="60" w:line="290"/>
-        <w:ind w:left="240"/>
-      </w:pPr>
-      <w:r>
-        <w:rPr>
-          <w:rFonts w:ascii="Arial" w:cs="Arial" w:eastAsia="Arial" w:hAnsi="Arial"/>
-          <w:color w:val="15151d"/>
-          <w:sz w:val="21"/>
-          <w:szCs w:val="21"/>
-        </w:rPr>
-        <w:t xml:space="preserve">February, 1:14 AM. The Elise thread already has a past — and he types, live: “for you I’m always up.” Send.</w:t>
-      </w:r>
-    </w:p>
-    <w:p>
-      <w:pPr>
-        <w:pBdr>
-          <w:bottom w:val="single" w:color="D6D9DE" w:sz="4"/>
-        </w:pBdr>
-        <w:spacing w:after="160" w:before="40"/>
-      </w:pPr>
-    </w:p>
-    <w:p>
-      <w:pPr>
-        <w:spacing w:after="0"/>
-      </w:pPr>
-      <w:r>
-        <w:rPr>
-          <w:rFonts w:ascii="Arial" w:cs="Arial" w:eastAsia="Arial" w:hAnsi="Arial"/>
-          <w:b/>
-          <w:bCs/>
-          <w:color w:val="6b7280"/>
-          <w:sz w:val="18"/>
-          <w:szCs w:val="18"/>
-        </w:rPr>
-        <w:t xml:space="preserve">Dig in:  </w:t>
-      </w:r>
-      <w:r>
-        <w:rPr>
-          <w:rFonts w:ascii="Arial" w:cs="Arial" w:eastAsia="Arial" w:hAnsi="Arial"/>
-          <w:color w:val="6b7280"/>
-          <w:sz w:val="18"/>
-          <w:szCs w:val="18"/>
-        </w:rPr>
-        <w:t xml:space="preserve">Cue Bible 9.1–9.23 for exact screen text, mechanics and sound  ·  Cue Sheet for firing order and script refs</w:t>
+        <w:t xml:space="preserve">Cue Bible 9.1–9.7 for exact screen text, mechanics and sound  ·  Cue Sheet for firing order and script refs</w:t>
       </w:r>
     </w:p>
     <w:p>

--- a/L5Y-Show-Walkthrough.docx
+++ b/L5Y-Show-Walkthrough.docx
@@ -150,7 +150,7 @@
           <w:sz w:val="19"/>
           <w:szCs w:val="19"/>
         </w:rPr>
-        <w:t xml:space="preserve">Drafts early, the phone pocketed, “home safe?” sent scared to death — and then she calls.</w:t>
+        <w:t xml:space="preserve">Drafts early, the phone pocketed, “home safe?” sent scared to death — and the call before “breaking the circle.”</w:t>
       </w:r>
     </w:p>
     <w:p>
@@ -190,7 +190,7 @@
           <w:sz w:val="19"/>
           <w:szCs w:val="19"/>
         </w:rPr>
-        <w:t xml:space="preserve">Her post, then black — and three phone calls that snap time back to 2021, on his phone.</w:t>
+        <w:t xml:space="preserve">Her post, then black — and three 2021 phone calls on his phone, every line now from the script.</w:t>
       </w:r>
     </w:p>
     <w:p>
@@ -230,7 +230,7 @@
           <w:sz w:val="19"/>
           <w:szCs w:val="19"/>
         </w:rPr>
-        <w:t xml:space="preserve">Cathy’s gig call cuts into his year — then the five wins land as notifications.</w:t>
+        <w:t xml:space="preserve">Cathy’s gig call cuts into his year — then the five wins land, every anchor verified.</w:t>
       </w:r>
     </w:p>
     <w:p>
@@ -1135,7 +1135,7 @@
           <w:sz w:val="20"/>
           <w:szCs w:val="20"/>
         </w:rPr>
-        <w:t xml:space="preserve">“Give me a day…” — confirmed on the call</w:t>
+        <w:t xml:space="preserve">“Give me a day, Jamie!” / “Bring back the lies” — verified against the script</w:t>
       </w:r>
     </w:p>
     <w:p>
@@ -1239,7 +1239,7 @@
           <w:sz w:val="23"/>
           <w:szCs w:val="23"/>
         </w:rPr>
-        <w:t xml:space="preserve">His side of the same September night. The phone comes out on the SECOND “I’m breaking my mother’s heart”; the overwrought drafts are written and killed before “…my grandfather’s rolling in his grave,” and the phone goes away. It comes back out (⚠line garbled in the notes), and he finally sends “home safe?” on “like an idiot, scared to death” — the exact text the finale receives at 11:58. Her typing bubble rises under the vamp, and resolves as a CALL: on “if you had a pierced tongue” he is on the phone with Cathy. The call ends just before “breaking the circle,” and the screen stays black through See I’m Smiling.</w:t>
+        <w:t xml:space="preserve">His side of the same September night. The phone comes out on the SECOND “I’m breaking my mother’s heart”; the overwrought drafts are written and killed before “…my grandfather’s rolling in his grave,” and the phone goes away. It comes back out on “I’ve been standing for days with the phone in my hand” (script-verified), and he finally sends “home safe?” on “like an idiot, scared to death” — the exact text the finale receives at 11:58. Her typing bubble rises under the vamp, and resolves as a CALL: on “if you had a pierced tongue” he is on the phone with Cathy. The call ends just before “breaking the circle,” and the screen stays black through See I’m Smiling.</w:t>
       </w:r>
     </w:p>
     <w:p>
@@ -1423,7 +1423,7 @@
           <w:sz w:val="24"/>
           <w:szCs w:val="24"/>
         </w:rPr>
-        <w:t xml:space="preserve">“home safe?” ⚠</w:t>
+        <w:t xml:space="preserve">“home safe?”</w:t>
       </w:r>
       <w:r>
         <w:rPr>
@@ -1460,7 +1460,7 @@
           <w:sz w:val="20"/>
           <w:szCs w:val="20"/>
         </w:rPr>
-        <w:t xml:space="preserve">⚠garbled line → “like an idiot, scared to death”</w:t>
+        <w:t xml:space="preserve">“I’ve been standing for days with the phone in my hand” → “Like an idiot, scared to death”</w:t>
       </w:r>
     </w:p>
     <w:p>
@@ -1640,7 +1640,7 @@
           <w:sz w:val="23"/>
           <w:szCs w:val="23"/>
         </w:rPr>
-        <w:t xml:space="preserve">The post and its likes open the song, then the screens go black — the blocking carries it. Time is disrupted three times, always by a call on JAMIE’s phone: he dials Miss Whitfield’s office on “you’re mine, we’re doing fine” (connects on his “Hi — I’m calling for Miss Whitfield,” runs to “what’s your address”); she rings HIM on “it’s all right, we’ll have tonight” (he answers — “oh, Miss Whitfield” — through “thank you, this is great”); and after Cathy’s “and not do anything at all,” Rob calls, instant pickup, visible through the vamp — he hangs up on the downbeat of Moving Too Fast. ⚠Open: is Linda Whitfield at The Atlantic or Random House?</w:t>
+        <w:t xml:space="preserve">The post and its likes open the song, then black — the blocking carries it. Time is disrupted three times by calls on JAMIE’s phone, all script-verified: he cold-calls the Whitfield agency on “And you’re mine… We’re doing fine” (connects on “Hi, I’m calling for Ms. Whitfield,” ends at “What’s your address?”); the agency calls HIM back on “It’s all right — We’ll have tonight” (through “Thank you, this is great”); and after Cathy’s “And not do anything at all,” the script has JAMIE DIAL ROB — “perplexed but not unhappy” — about an apartment with Cathy, hanging up on the downbeat of Moving Too Fast. Script facts settled: Linda Whitfield is his literary agent at her own agency (Elise is the editor at Random House); the Rob call is outgoing, and it sits in 2021 by its own content.</w:t>
       </w:r>
     </w:p>
     <w:p>
@@ -1748,7 +1748,7 @@
           <w:sz w:val="24"/>
           <w:szCs w:val="24"/>
         </w:rPr>
-        <w:t xml:space="preserve">Call 1 — he dials the office</w:t>
+        <w:t xml:space="preserve">Call 1 — the cold call</w:t>
       </w:r>
       <w:r>
         <w:rPr>
@@ -1785,7 +1785,7 @@
           <w:sz w:val="20"/>
           <w:szCs w:val="20"/>
         </w:rPr>
-        <w:t xml:space="preserve">“you’re mine, we’re doing fine”</w:t>
+        <w:t xml:space="preserve">“And you’re mine… We’re doing fine.”</w:t>
       </w:r>
     </w:p>
     <w:p>
@@ -1800,7 +1800,7 @@
           <w:sz w:val="21"/>
           <w:szCs w:val="21"/>
         </w:rPr>
-        <w:t xml:space="preserve">His phone, 2021: dialing Linda Whitfield’s office; connects on “Hi — I’m calling for Miss Whitfield”; ends at “what’s your address.” Black.</w:t>
+        <w:t xml:space="preserve">His phone dials the Whitfield agency (a business listing — she isn’t his agent yet); connects on “Hi, I’m calling for Ms. Whitfield”; ends at “What’s your address?” Black.</w:t>
       </w:r>
     </w:p>
     <w:p>
@@ -1824,7 +1824,7 @@
           <w:sz w:val="24"/>
           <w:szCs w:val="24"/>
         </w:rPr>
-        <w:t xml:space="preserve">Call 2 — she rings him</w:t>
+        <w:t xml:space="preserve">Call 2 — she calls back</w:t>
       </w:r>
       <w:r>
         <w:rPr>
@@ -1861,7 +1861,7 @@
           <w:sz w:val="20"/>
           <w:szCs w:val="20"/>
         </w:rPr>
-        <w:t xml:space="preserve">“it’s all right, we’ll have tonight”</w:t>
+        <w:t xml:space="preserve">“It’s all right — We’ll have tonight.”</w:t>
       </w:r>
     </w:p>
     <w:p>
@@ -1876,7 +1876,7 @@
           <w:sz w:val="21"/>
           <w:szCs w:val="21"/>
         </w:rPr>
-        <w:t xml:space="preserve">Incoming from Miss Whitfield; he answers; through “thank you, this is great.” Black.</w:t>
+        <w:t xml:space="preserve">Incoming from the agency; he answers; through “Thank you, this is great.” Black.</w:t>
       </w:r>
     </w:p>
     <w:p>
@@ -1900,7 +1900,7 @@
           <w:sz w:val="24"/>
           <w:szCs w:val="24"/>
         </w:rPr>
-        <w:t xml:space="preserve">Call 3 — Rob</w:t>
+        <w:t xml:space="preserve">Call 3 — he dials Rob</w:t>
       </w:r>
       <w:r>
         <w:rPr>
@@ -1937,7 +1937,7 @@
           <w:sz w:val="20"/>
           <w:szCs w:val="20"/>
         </w:rPr>
-        <w:t xml:space="preserve">after Cathy’s “and not do anything at all”</w:t>
+        <w:t xml:space="preserve">after Cathy’s “And not do anything at all”</w:t>
       </w:r>
     </w:p>
     <w:p>
@@ -1952,7 +1952,7 @@
           <w:sz w:val="21"/>
           <w:szCs w:val="21"/>
         </w:rPr>
-        <w:t xml:space="preserve">Rob calls, instant pickup, up through the vamp — he hangs up on the DOWNBEAT of Moving Too Fast.</w:t>
+        <w:t xml:space="preserve">SCRIPT: Jamie dials (the room remembered it as incoming — the script says he dials). An apartment with Cathy. He hangs up on the DOWNBEAT of Moving Too Fast.</w:t>
       </w:r>
     </w:p>
     <w:p>
@@ -2041,7 +2041,7 @@
           <w:sz w:val="23"/>
           <w:szCs w:val="23"/>
         </w:rPr>
-        <w:t xml:space="preserve">Quiet open on his locked phone. Then HER phone cuts in (⚠era 2024–25 to confirm): she dials Mike Stelmyer on ⚠“What else am I supposed to do,” we see the dial AND the connect, and the call ends on ⚠“I’ll call you soon.” Back to his phone for the run of wins — move-in day, The Atlantic, the $2,000, leaving Columbia, SONNY READ IT — each a huge lock-screen notification. Black on the button. ⚠The five line-anchors were wrong in the last build; they are flagged for the worksheet, and ⚠check whether Stelmyer’s agency is ever named.</w:t>
+        <w:t xml:space="preserve">Quiet open on his locked phone. HER phone cuts in on “But oh, oh — what else am I s’pposed to do?”: she dials Mike Stelmyer (script fact: his agency is never named), we see the dial AND the connect on “Hello, this is Catherine Hiatt…”, and it ends on “I’ll call you soon!” Back to his phone for the five wins — “Found an apartment on Seventy-Third!”, “The Atlantic Monthly’s printing my first chapter”, “Two thousand bucks without rewriting one word!”, “I left Columbia and don’t regret it”, “I wrote a book and Sonny Mehta read it!” — each a huge notification, in script order. Black on the button.</w:t>
       </w:r>
     </w:p>
     <w:p>
@@ -2149,7 +2149,7 @@
           <w:sz w:val="24"/>
           <w:szCs w:val="24"/>
         </w:rPr>
-        <w:t xml:space="preserve">Cathy’s gig call ⚠</w:t>
+        <w:t xml:space="preserve">Cathy’s gig call</w:t>
       </w:r>
       <w:r>
         <w:rPr>
@@ -2186,7 +2186,7 @@
           <w:sz w:val="20"/>
           <w:szCs w:val="20"/>
         </w:rPr>
-        <w:t xml:space="preserve">⚠“What else am I supposed to do” → ⚠“I’ll call you soon”</w:t>
+        <w:t xml:space="preserve">“What else am I s’pposed to do?” → “I’ll call you soon!”</w:t>
       </w:r>
     </w:p>
     <w:p>
@@ -2201,7 +2201,7 @@
           <w:sz w:val="21"/>
           <w:szCs w:val="21"/>
         </w:rPr>
-        <w:t xml:space="preserve">Her phone dials Mike Stelmyer — dial, connect, end — then back to his.</w:t>
+        <w:t xml:space="preserve">She dials Mike Stelmyer — dial, connect, end — then back to his phone.</w:t>
       </w:r>
     </w:p>
     <w:p>
@@ -2225,7 +2225,7 @@
           <w:sz w:val="24"/>
           <w:szCs w:val="24"/>
         </w:rPr>
-        <w:t xml:space="preserve">The five hits ⚠</w:t>
+        <w:t xml:space="preserve">The five hits</w:t>
       </w:r>
       <w:r>
         <w:rPr>
@@ -2262,7 +2262,7 @@
           <w:sz w:val="20"/>
           <w:szCs w:val="20"/>
         </w:rPr>
-        <w:t xml:space="preserve">⚠lines from the worksheet</w:t>
+        <w:t xml:space="preserve">the five lines, verbatim from the script</w:t>
       </w:r>
     </w:p>
     <w:p>
@@ -2277,7 +2277,7 @@
           <w:sz w:val="21"/>
           <w:szCs w:val="21"/>
         </w:rPr>
-        <w:t xml:space="preserve">Move-in day → The Atlantic → $2,000 → Columbia → SONNY READ IT, newest-first, huge.</w:t>
+        <w:t xml:space="preserve">Seventy-Third → The Atlantic → $2,000 → Columbia → Sonny Mehta read it, newest-first, huge.</w:t>
       </w:r>
     </w:p>
     <w:p>
@@ -2511,7 +2511,7 @@
           <w:sz w:val="20"/>
           <w:szCs w:val="20"/>
         </w:rPr>
-        <w:t xml:space="preserve">intro → “And I’m a part of that”</w:t>
+        <w:t xml:space="preserve">“One day we’re just like ‘Leave It to Beaver’” → “And I’m a part of that.”</w:t>
       </w:r>
     </w:p>
     <w:p>
@@ -2587,7 +2587,7 @@
           <w:sz w:val="20"/>
           <w:szCs w:val="20"/>
         </w:rPr>
-        <w:t xml:space="preserve">“He’s got a mind like a diamond”</w:t>
+        <w:t xml:space="preserve">“Staring catatonic out the window”</w:t>
       </w:r>
     </w:p>
     <w:p>
@@ -2663,7 +2663,7 @@
           <w:sz w:val="20"/>
           <w:szCs w:val="20"/>
         </w:rPr>
-        <w:t xml:space="preserve">“And he smiles”</w:t>
+        <w:t xml:space="preserve">“And then he smiles”</w:t>
       </w:r>
     </w:p>
     <w:p>
@@ -2815,7 +2815,7 @@
           <w:sz w:val="20"/>
           <w:szCs w:val="20"/>
         </w:rPr>
-        <w:t xml:space="preserve">“And I’m a part of that” (last)</w:t>
+        <w:t xml:space="preserve">“I’m a part of that… Aren’t I?”</w:t>
       </w:r>
     </w:p>
     <w:p>
@@ -3417,7 +3417,7 @@
           <w:sz w:val="23"/>
           <w:szCs w:val="23"/>
         </w:rPr>
-        <w:t xml:space="preserve">By direction the screens only carry the timeline. Sightseeing and the proposal sit on the engagement day (⚠confirm the “…no, the Dakotas” placement); at the vows the stamp becomes the one shared date, MAY 18, 2024, enormous; after the waltz and interlude the clock rolls back to the engagement; black on the cutoff.</w:t>
+        <w:t xml:space="preserve">By direction the screens only carry the timeline. The rowboat on the Central Park lake — “No, that one’s Jerry Seinfeld… No, the Dakota —” — and the question; at the vows the stamp becomes MAY 18, 2024, enormous; after the waltz and interlude, Cathy’s “Is that one John Lennon?” takes us back in time to the engagement; black on the cutoff.</w:t>
       </w:r>
     </w:p>
     <w:p>
@@ -3449,7 +3449,7 @@
           <w:sz w:val="24"/>
           <w:szCs w:val="24"/>
         </w:rPr>
-        <w:t xml:space="preserve">The engagement day</w:t>
+        <w:t xml:space="preserve">The rowboat</w:t>
       </w:r>
       <w:r>
         <w:rPr>
@@ -3486,7 +3486,7 @@
           <w:sz w:val="20"/>
           <w:szCs w:val="20"/>
         </w:rPr>
-        <w:t xml:space="preserve">sightseeing — he pops the question</w:t>
+        <w:t xml:space="preserve">“No, that one’s Jerry Seinfeld… No, the Dakota —”</w:t>
       </w:r>
     </w:p>
     <w:p>
@@ -3501,7 +3501,7 @@
           <w:sz w:val="21"/>
           <w:szCs w:val="21"/>
         </w:rPr>
-        <w:t xml:space="preserve">Her phone keeps the time: JUNE 12, 2023.</w:t>
+        <w:t xml:space="preserve">Her phone keeps the time: the engagement day.</w:t>
       </w:r>
     </w:p>
     <w:p>
@@ -3638,7 +3638,7 @@
           <w:sz w:val="20"/>
           <w:szCs w:val="20"/>
         </w:rPr>
-        <w:t xml:space="preserve">after the waltz and interlude</w:t>
+        <w:t xml:space="preserve">CATHY’s “Is that one John Lennon?”</w:t>
       </w:r>
     </w:p>
     <w:p>
@@ -3818,7 +3818,7 @@
           <w:sz w:val="23"/>
           <w:szCs w:val="23"/>
         </w:rPr>
-        <w:t xml:space="preserve">He never interacts. The locked phone just keeps receiving — reader DMs, a message request, the book’s numbers, Elise suggesting a celebratory drink, another fan in the front row — each one supporting the words of the song. ⚠Line anchors pending the worksheet. Black on the button.</w:t>
+        <w:t xml:space="preserve">He never interacts. The locked phone just keeps receiving — each wave anchored to a script line: “Every other woman in the world suddenly finds you attractive,” “And now they’re banging down your door,” “I’m the grand fromage,” “And here she comes” (Elise), “It’s a challenge to resist temptation.” Black on the button.</w:t>
       </w:r>
     </w:p>
     <w:p>
@@ -3850,7 +3850,7 @@
           <w:sz w:val="24"/>
           <w:szCs w:val="24"/>
         </w:rPr>
-        <w:t xml:space="preserve">The attention arrives ⚠</w:t>
+        <w:t xml:space="preserve">The attention arrives</w:t>
       </w:r>
       <w:r>
         <w:rPr>
@@ -3887,7 +3887,7 @@
           <w:sz w:val="20"/>
           <w:szCs w:val="20"/>
         </w:rPr>
-        <w:t xml:space="preserve">⚠lines from the worksheet</w:t>
+        <w:t xml:space="preserve">five script lines, verbatim</w:t>
       </w:r>
     </w:p>
     <w:p>
